--- a/Unity_Kit/contents/Module03_IntroductionToGraphicsAPI/Lab01_AndroidNativeApplication/Lab01_AndroidNativeApplication.docx
+++ b/Unity_Kit/contents/Module03_IntroductionToGraphicsAPI/Lab01_AndroidNativeApplication/Lab01_AndroidNativeApplication.docx
@@ -1,6 +1,6 @@
 
 <file path=word/document.xml><?xml version="1.0" encoding="utf-8"?>
-<w:document xmlns:wpc="http://schemas.microsoft.com/office/word/2010/wordprocessingCanvas" xmlns:cx="http://schemas.microsoft.com/office/drawing/2014/chartex" xmlns:cx1="http://schemas.microsoft.com/office/drawing/2015/9/8/chartex" xmlns:cx2="http://schemas.microsoft.com/office/drawing/2015/10/21/chartex" xmlns:cx3="http://schemas.microsoft.com/office/drawing/2016/5/9/chartex" xmlns:cx4="http://schemas.microsoft.com/office/drawing/2016/5/10/chartex" xmlns:cx5="http://schemas.microsoft.com/office/drawing/2016/5/11/chartex" xmlns:cx6="http://schemas.microsoft.com/office/drawing/2016/5/12/chartex" xmlns:cx7="http://schemas.microsoft.com/office/drawing/2016/5/13/chartex" xmlns:cx8="http://schemas.microsoft.com/office/drawing/2016/5/14/chartex" xmlns:mc="http://schemas.openxmlformats.org/markup-compatibility/2006" xmlns:aink="http://schemas.microsoft.com/office/drawing/2016/ink" xmlns:am3d="http://schemas.microsoft.com/office/drawing/2017/model3d" xmlns:o="urn:schemas-microsoft-com:office:office" xmlns:r="http://schemas.openxmlformats.org/officeDocument/2006/relationships" xmlns:m="http://schemas.openxmlformats.org/officeDocument/2006/math" xmlns:v="urn:schemas-microsoft-com:vml" xmlns:wp14="http://schemas.microsoft.com/office/word/2010/wordprocessingDrawing" xmlns:wp="http://schemas.openxmlformats.org/drawingml/2006/wordprocessingDrawing" xmlns:w10="urn:schemas-microsoft-com:office:word" xmlns:w="http://schemas.openxmlformats.org/wordprocessingml/2006/main" xmlns:w14="http://schemas.microsoft.com/office/word/2010/wordml" xmlns:w15="http://schemas.microsoft.com/office/word/2012/wordml" xmlns:w16cex="http://schemas.microsoft.com/office/word/2018/wordml/cex" xmlns:w16cid="http://schemas.microsoft.com/office/word/2016/wordml/cid" xmlns:w16="http://schemas.microsoft.com/office/word/2018/wordml" xmlns:w16se="http://schemas.microsoft.com/office/word/2015/wordml/symex" xmlns:wpg="http://schemas.microsoft.com/office/word/2010/wordprocessingGroup" xmlns:wpi="http://schemas.microsoft.com/office/word/2010/wordprocessingInk" xmlns:wne="http://schemas.microsoft.com/office/word/2006/wordml" xmlns:wps="http://schemas.microsoft.com/office/word/2010/wordprocessingShape" mc:Ignorable="w14 w15 w16se w16cid w16 w16cex wp14">
+<w:document xmlns:wpc="http://schemas.microsoft.com/office/word/2010/wordprocessingCanvas" xmlns:cx="http://schemas.microsoft.com/office/drawing/2014/chartex" xmlns:cx1="http://schemas.microsoft.com/office/drawing/2015/9/8/chartex" xmlns:cx2="http://schemas.microsoft.com/office/drawing/2015/10/21/chartex" xmlns:cx3="http://schemas.microsoft.com/office/drawing/2016/5/9/chartex" xmlns:cx4="http://schemas.microsoft.com/office/drawing/2016/5/10/chartex" xmlns:cx5="http://schemas.microsoft.com/office/drawing/2016/5/11/chartex" xmlns:cx6="http://schemas.microsoft.com/office/drawing/2016/5/12/chartex" xmlns:cx7="http://schemas.microsoft.com/office/drawing/2016/5/13/chartex" xmlns:cx8="http://schemas.microsoft.com/office/drawing/2016/5/14/chartex" xmlns:mc="http://schemas.openxmlformats.org/markup-compatibility/2006" xmlns:aink="http://schemas.microsoft.com/office/drawing/2016/ink" xmlns:am3d="http://schemas.microsoft.com/office/drawing/2017/model3d" xmlns:o="urn:schemas-microsoft-com:office:office" xmlns:oel="http://schemas.microsoft.com/office/2019/extlst" xmlns:r="http://schemas.openxmlformats.org/officeDocument/2006/relationships" xmlns:m="http://schemas.openxmlformats.org/officeDocument/2006/math" xmlns:v="urn:schemas-microsoft-com:vml" xmlns:wp14="http://schemas.microsoft.com/office/word/2010/wordprocessingDrawing" xmlns:wp="http://schemas.openxmlformats.org/drawingml/2006/wordprocessingDrawing" xmlns:w10="urn:schemas-microsoft-com:office:word" xmlns:w="http://schemas.openxmlformats.org/wordprocessingml/2006/main" xmlns:w14="http://schemas.microsoft.com/office/word/2010/wordml" xmlns:w15="http://schemas.microsoft.com/office/word/2012/wordml" xmlns:w16cex="http://schemas.microsoft.com/office/word/2018/wordml/cex" xmlns:w16cid="http://schemas.microsoft.com/office/word/2016/wordml/cid" xmlns:w16="http://schemas.microsoft.com/office/word/2018/wordml" xmlns:w16du="http://schemas.microsoft.com/office/word/2023/wordml/word16du" xmlns:w16sdtdh="http://schemas.microsoft.com/office/word/2020/wordml/sdtdatahash" xmlns:w16sdtfl="http://schemas.microsoft.com/office/word/2024/wordml/sdtformatlock" xmlns:w16se="http://schemas.microsoft.com/office/word/2015/wordml/symex" xmlns:wpg="http://schemas.microsoft.com/office/word/2010/wordprocessingGroup" xmlns:wpi="http://schemas.microsoft.com/office/word/2010/wordprocessingInk" xmlns:wne="http://schemas.microsoft.com/office/word/2006/wordml" xmlns:wps="http://schemas.microsoft.com/office/word/2010/wordprocessingShape" mc:Ignorable="w14 w15 w16se w16cid w16 w16cex w16sdtdh w16sdtfl w16du wp14">
   <w:body>
     <w:p>
       <w:pPr>
@@ -138,7 +138,21 @@
           <w:b/>
           <w:lang w:val="en-US"/>
         </w:rPr>
-        <w:t>Issue 1.0</w:t>
+        <w:t xml:space="preserve">Issue </w:t>
+      </w:r>
+      <w:r>
+        <w:rPr>
+          <w:b/>
+          <w:lang w:val="en-US"/>
+        </w:rPr>
+        <w:t>2</w:t>
+      </w:r>
+      <w:r>
+        <w:rPr>
+          <w:b/>
+          <w:lang w:val="en-US"/>
+        </w:rPr>
+        <w:t>.0</w:t>
       </w:r>
     </w:p>
     <w:p>
@@ -796,7 +810,7 @@
               <w:rPr>
                 <w:webHidden/>
               </w:rPr>
-              <w:t>4</w:t>
+              <w:t>5</w:t>
             </w:r>
             <w:r>
               <w:rPr>
@@ -885,7 +899,7 @@
                 <w:noProof/>
                 <w:webHidden/>
               </w:rPr>
-              <w:t>4</w:t>
+              <w:t>5</w:t>
             </w:r>
             <w:r>
               <w:rPr>
@@ -975,7 +989,7 @@
                 <w:noProof/>
                 <w:webHidden/>
               </w:rPr>
-              <w:t>5</w:t>
+              <w:t>6</w:t>
             </w:r>
             <w:r>
               <w:rPr>
@@ -1155,7 +1169,7 @@
                 <w:noProof/>
                 <w:webHidden/>
               </w:rPr>
-              <w:t>6</w:t>
+              <w:t>7</w:t>
             </w:r>
             <w:r>
               <w:rPr>
@@ -1347,7 +1361,19 @@
         <w:rPr>
           <w:lang w:val="en-US"/>
         </w:rPr>
-        <w:t xml:space="preserve"> topics core to graphics development and provide a solid foundation for the game design segment of the course.</w:t>
+        <w:t xml:space="preserve"> topics </w:t>
+      </w:r>
+      <w:r>
+        <w:rPr>
+          <w:lang w:val="en-US"/>
+        </w:rPr>
+        <w:t>that are key</w:t>
+      </w:r>
+      <w:r>
+        <w:rPr>
+          <w:lang w:val="en-US"/>
+        </w:rPr>
+        <w:t xml:space="preserve"> to graphics development and provide a solid foundation for the game design segment of the course.</w:t>
       </w:r>
     </w:p>
     <w:p>
@@ -1382,7 +1408,19 @@
         <w:rPr>
           <w:lang w:val="en-US"/>
         </w:rPr>
-        <w:t>This lab will focus on the very basics of application development and provide a core structure for us to work with that will be built upon in the future labs.</w:t>
+        <w:t>This lab will focus on the basics of application development and provide a core structure for us to work with</w:t>
+      </w:r>
+      <w:r>
+        <w:rPr>
+          <w:lang w:val="en-US"/>
+        </w:rPr>
+        <w:t>, which</w:t>
+      </w:r>
+      <w:r>
+        <w:rPr>
+          <w:lang w:val="en-US"/>
+        </w:rPr>
+        <w:t xml:space="preserve"> will be built upon in future labs.</w:t>
       </w:r>
     </w:p>
     <w:p>
@@ -1396,7 +1434,55 @@
         <w:rPr>
           <w:lang w:val="en-US"/>
         </w:rPr>
-        <w:t>An android application generally consists of two parts, a native side and an Android side. Typically, the native side is written in C or C++, whilst the Android side is written in Java. The Android portion of the code handles any application</w:t>
+        <w:t xml:space="preserve">An </w:t>
+      </w:r>
+      <w:r>
+        <w:rPr>
+          <w:lang w:val="en-US"/>
+        </w:rPr>
+        <w:t>A</w:t>
+      </w:r>
+      <w:r>
+        <w:rPr>
+          <w:lang w:val="en-US"/>
+        </w:rPr>
+        <w:t>ndroid application generally consists of two parts</w:t>
+      </w:r>
+      <w:r>
+        <w:rPr>
+          <w:lang w:val="en-US"/>
+        </w:rPr>
+        <w:t>:</w:t>
+      </w:r>
+      <w:r>
+        <w:rPr>
+          <w:lang w:val="en-US"/>
+        </w:rPr>
+        <w:t xml:space="preserve"> a native side and an Android side. Typically, the native side is written in C or C++, whil</w:t>
+      </w:r>
+      <w:r>
+        <w:rPr>
+          <w:lang w:val="en-US"/>
+        </w:rPr>
+        <w:t>e</w:t>
+      </w:r>
+      <w:r>
+        <w:rPr>
+          <w:lang w:val="en-US"/>
+        </w:rPr>
+        <w:t xml:space="preserve"> the Android side is written in Java. The Android portion of the code handles </w:t>
+      </w:r>
+      <w:r>
+        <w:rPr>
+          <w:lang w:val="en-US"/>
+        </w:rPr>
+        <w:t>the</w:t>
+      </w:r>
+      <w:r>
+        <w:rPr>
+          <w:lang w:val="en-US"/>
+        </w:rPr>
+        <w:t xml:space="preserve"> application</w:t>
       </w:r>
       <w:r>
         <w:rPr>
@@ -1408,19 +1494,61 @@
         <w:rPr>
           <w:lang w:val="en-US"/>
         </w:rPr>
-        <w:t>specific aspects; this includes things such as setting up the surface and scene. The native portion of the code focuses more on rendering the visuals that we want to appear in our scene</w:t>
-      </w:r>
-      <w:r>
-        <w:rPr>
-          <w:lang w:val="en-US"/>
-        </w:rPr>
-        <w:t>;</w:t>
-      </w:r>
-      <w:r>
-        <w:rPr>
-          <w:lang w:val="en-US"/>
-        </w:rPr>
-        <w:t xml:space="preserve"> this includes objects, textures</w:t>
+        <w:t>specific aspects</w:t>
+      </w:r>
+      <w:r>
+        <w:rPr>
+          <w:lang w:val="en-US"/>
+        </w:rPr>
+        <w:t>.</w:t>
+      </w:r>
+      <w:r>
+        <w:rPr>
+          <w:lang w:val="en-US"/>
+        </w:rPr>
+        <w:t xml:space="preserve"> </w:t>
+      </w:r>
+      <w:r>
+        <w:rPr>
+          <w:lang w:val="en-US"/>
+        </w:rPr>
+        <w:t>T</w:t>
+      </w:r>
+      <w:r>
+        <w:rPr>
+          <w:lang w:val="en-US"/>
+        </w:rPr>
+        <w:t xml:space="preserve">his includes </w:t>
+      </w:r>
+      <w:r>
+        <w:rPr>
+          <w:lang w:val="en-US"/>
+        </w:rPr>
+        <w:t>tasks</w:t>
+      </w:r>
+      <w:r>
+        <w:rPr>
+          <w:lang w:val="en-US"/>
+        </w:rPr>
+        <w:t xml:space="preserve"> </w:t>
+      </w:r>
+      <w:r>
+        <w:rPr>
+          <w:lang w:val="en-US"/>
+        </w:rPr>
+        <w:t>such as setting up the surface and scene. The native portion of the code focuses</w:t>
+      </w:r>
+      <w:r>
+        <w:rPr>
+          <w:lang w:val="en-US"/>
+        </w:rPr>
+        <w:t xml:space="preserve"> </w:t>
+      </w:r>
+      <w:r>
+        <w:rPr>
+          <w:lang w:val="en-US"/>
+        </w:rPr>
+        <w:t>on rendering the visuals that we want to appear in our scene</w:t>
       </w:r>
       <w:r>
         <w:rPr>
@@ -1432,7 +1560,31 @@
         <w:rPr>
           <w:lang w:val="en-US"/>
         </w:rPr>
-        <w:t xml:space="preserve"> etc.</w:t>
+        <w:t xml:space="preserve"> </w:t>
+      </w:r>
+      <w:r>
+        <w:rPr>
+          <w:lang w:val="en-US"/>
+        </w:rPr>
+        <w:t>including</w:t>
+      </w:r>
+      <w:r>
+        <w:rPr>
+          <w:lang w:val="en-US"/>
+        </w:rPr>
+        <w:t xml:space="preserve"> objects</w:t>
+      </w:r>
+      <w:r>
+        <w:rPr>
+          <w:lang w:val="en-US"/>
+        </w:rPr>
+        <w:t xml:space="preserve"> and</w:t>
+      </w:r>
+      <w:r>
+        <w:rPr>
+          <w:lang w:val="en-US"/>
+        </w:rPr>
+        <w:t xml:space="preserve"> textures.</w:t>
       </w:r>
     </w:p>
     <w:p>
@@ -1537,7 +1689,7 @@
           <w:bCs/>
           <w:lang w:val="en-US"/>
         </w:rPr>
-        <w:t xml:space="preserve">You can download Android Studio free from </w:t>
+        <w:t xml:space="preserve">You can download Android Studio free </w:t>
       </w:r>
       <w:r>
         <w:rPr>
@@ -1643,7 +1795,31 @@
         <w:rPr>
           <w:lang w:val="en-US"/>
         </w:rPr>
-        <w:t xml:space="preserve"> we need to setup a project in Android Studio. </w:t>
+        <w:t xml:space="preserve"> we </w:t>
+      </w:r>
+      <w:r>
+        <w:rPr>
+          <w:lang w:val="en-US"/>
+        </w:rPr>
+        <w:t xml:space="preserve">must </w:t>
+      </w:r>
+      <w:r>
+        <w:rPr>
+          <w:lang w:val="en-US"/>
+        </w:rPr>
+        <w:t>set</w:t>
+      </w:r>
+      <w:r>
+        <w:rPr>
+          <w:lang w:val="en-US"/>
+        </w:rPr>
+        <w:t xml:space="preserve"> </w:t>
+      </w:r>
+      <w:r>
+        <w:rPr>
+          <w:lang w:val="en-US"/>
+        </w:rPr>
+        <w:t xml:space="preserve">up a project in Android Studio. </w:t>
       </w:r>
     </w:p>
     <w:p>
@@ -1658,7 +1834,19 @@
         <w:rPr>
           <w:lang w:val="en-US"/>
         </w:rPr>
-        <w:t xml:space="preserve">Start by opening Android Studio and then click on </w:t>
+        <w:t>Start by opening Android Studio and then click</w:t>
+      </w:r>
+      <w:r>
+        <w:rPr>
+          <w:lang w:val="en-US"/>
+        </w:rPr>
+        <w:t>ing</w:t>
+      </w:r>
+      <w:r>
+        <w:rPr>
+          <w:lang w:val="en-US"/>
+        </w:rPr>
+        <w:t xml:space="preserve"> on </w:t>
       </w:r>
       <w:r>
         <w:rPr>
@@ -1688,7 +1876,31 @@
         <w:rPr>
           <w:lang w:val="en-US"/>
         </w:rPr>
-        <w:t>. This will bring up a new window in which we need to setup our new project.</w:t>
+        <w:t>. This bring</w:t>
+      </w:r>
+      <w:r>
+        <w:rPr>
+          <w:lang w:val="en-US"/>
+        </w:rPr>
+        <w:t>s</w:t>
+      </w:r>
+      <w:r>
+        <w:rPr>
+          <w:lang w:val="en-US"/>
+        </w:rPr>
+        <w:t xml:space="preserve"> up a new window in which we need to set</w:t>
+      </w:r>
+      <w:r>
+        <w:rPr>
+          <w:lang w:val="en-US"/>
+        </w:rPr>
+        <w:t xml:space="preserve"> </w:t>
+      </w:r>
+      <w:r>
+        <w:rPr>
+          <w:lang w:val="en-US"/>
+        </w:rPr>
+        <w:t>up our new project.</w:t>
       </w:r>
     </w:p>
     <w:p>
@@ -1703,7 +1915,63 @@
         <w:rPr>
           <w:lang w:val="en-US"/>
         </w:rPr>
-        <w:t>In the Phone and Tablet category, select Native C++. This option will make an android project with an empty activity with C++ support. The application will be called “FirstNative”.</w:t>
+        <w:t xml:space="preserve">In the Phone and Tablet category, select Native C++. This option </w:t>
+      </w:r>
+      <w:r>
+        <w:rPr>
+          <w:lang w:val="en-US"/>
+        </w:rPr>
+        <w:t xml:space="preserve">creates </w:t>
+      </w:r>
+      <w:r>
+        <w:rPr>
+          <w:lang w:val="en-US"/>
+        </w:rPr>
+        <w:t xml:space="preserve">an </w:t>
+      </w:r>
+      <w:r>
+        <w:rPr>
+          <w:lang w:val="en-US"/>
+        </w:rPr>
+        <w:t>A</w:t>
+      </w:r>
+      <w:r>
+        <w:rPr>
+          <w:lang w:val="en-US"/>
+        </w:rPr>
+        <w:t xml:space="preserve">ndroid project with an empty activity </w:t>
+      </w:r>
+      <w:r>
+        <w:rPr>
+          <w:lang w:val="en-US"/>
+        </w:rPr>
+        <w:t>and</w:t>
+      </w:r>
+      <w:r>
+        <w:rPr>
+          <w:lang w:val="en-US"/>
+        </w:rPr>
+        <w:t xml:space="preserve"> </w:t>
+      </w:r>
+      <w:r>
+        <w:rPr>
+          <w:lang w:val="en-US"/>
+        </w:rPr>
+        <w:t>C++ support. The application will be called “</w:t>
+      </w:r>
+      <w:proofErr w:type="spellStart"/>
+      <w:r>
+        <w:rPr>
+          <w:lang w:val="en-US"/>
+        </w:rPr>
+        <w:t>FirstNative</w:t>
+      </w:r>
+      <w:proofErr w:type="spellEnd"/>
+      <w:r>
+        <w:rPr>
+          <w:lang w:val="en-US"/>
+        </w:rPr>
+        <w:t>”.</w:t>
       </w:r>
     </w:p>
     <w:p>
@@ -1718,336 +1986,11 @@
           <w:noProof/>
           <w:lang w:val="en-US"/>
         </w:rPr>
-        <mc:AlternateContent>
-          <mc:Choice Requires="wpg">
-            <w:drawing>
-              <wp:anchor distT="0" distB="0" distL="114300" distR="114300" simplePos="0" relativeHeight="251662336" behindDoc="0" locked="0" layoutInCell="1" allowOverlap="1" wp14:anchorId="7E08F0C3" wp14:editId="0ACFF3CC">
-                <wp:simplePos x="0" y="0"/>
-                <wp:positionH relativeFrom="margin">
-                  <wp:align>left</wp:align>
-                </wp:positionH>
-                <wp:positionV relativeFrom="paragraph">
-                  <wp:posOffset>140335</wp:posOffset>
-                </wp:positionV>
-                <wp:extent cx="4147820" cy="2468245"/>
-                <wp:effectExtent l="0" t="0" r="5080" b="8255"/>
-                <wp:wrapSquare wrapText="bothSides"/>
-                <wp:docPr id="7" name="Group 7"/>
-                <wp:cNvGraphicFramePr/>
-                <a:graphic xmlns:a="http://schemas.openxmlformats.org/drawingml/2006/main">
-                  <a:graphicData uri="http://schemas.microsoft.com/office/word/2010/wordprocessingGroup">
-                    <wpg:wgp>
-                      <wpg:cNvGrpSpPr/>
-                      <wpg:grpSpPr>
-                        <a:xfrm>
-                          <a:off x="0" y="0"/>
-                          <a:ext cx="4148064" cy="2468496"/>
-                          <a:chOff x="0" y="0"/>
-                          <a:chExt cx="5142831" cy="2943859"/>
-                        </a:xfrm>
-                      </wpg:grpSpPr>
-                      <pic:pic xmlns:pic="http://schemas.openxmlformats.org/drawingml/2006/picture">
-                        <pic:nvPicPr>
-                          <pic:cNvPr id="1" name="Picture 1" descr="A screenshot of a cell phone&#10;&#10;Description automatically generated"/>
-                          <pic:cNvPicPr>
-                            <a:picLocks noChangeAspect="1"/>
-                          </pic:cNvPicPr>
-                        </pic:nvPicPr>
-                        <pic:blipFill rotWithShape="1">
-                          <a:blip r:embed="rId13" cstate="print">
-                            <a:extLst>
-                              <a:ext uri="{28A0092B-C50C-407E-A947-70E740481C1C}">
-                                <a14:useLocalDpi xmlns:a14="http://schemas.microsoft.com/office/drawing/2010/main" val="0"/>
-                              </a:ext>
-                            </a:extLst>
-                          </a:blip>
-                          <a:srcRect l="516" t="675" r="-1"/>
-                          <a:stretch/>
-                        </pic:blipFill>
-                        <pic:spPr bwMode="auto">
-                          <a:xfrm>
-                            <a:off x="0" y="0"/>
-                            <a:ext cx="3401060" cy="2591435"/>
-                          </a:xfrm>
-                          <a:prstGeom prst="rect">
-                            <a:avLst/>
-                          </a:prstGeom>
-                          <a:ln>
-                            <a:noFill/>
-                          </a:ln>
-                          <a:extLst>
-                            <a:ext uri="{53640926-AAD7-44D8-BBD7-CCE9431645EC}">
-                              <a14:shadowObscured xmlns:a14="http://schemas.microsoft.com/office/drawing/2010/main"/>
-                            </a:ext>
-                          </a:extLst>
-                        </pic:spPr>
-                      </pic:pic>
-                      <wps:wsp>
-                        <wps:cNvPr id="217" name="Text Box 2"/>
-                        <wps:cNvSpPr txBox="1">
-                          <a:spLocks noChangeArrowheads="1"/>
-                        </wps:cNvSpPr>
-                        <wps:spPr bwMode="auto">
-                          <a:xfrm>
-                            <a:off x="2284235" y="2591434"/>
-                            <a:ext cx="2858596" cy="352425"/>
-                          </a:xfrm>
-                          <a:prstGeom prst="rect">
-                            <a:avLst/>
-                          </a:prstGeom>
-                          <a:solidFill>
-                            <a:srgbClr val="FFFFFF"/>
-                          </a:solidFill>
-                          <a:ln w="9525">
-                            <a:noFill/>
-                            <a:miter lim="800000"/>
-                            <a:headEnd/>
-                            <a:tailEnd/>
-                          </a:ln>
-                        </wps:spPr>
-                        <wps:txbx>
-                          <w:txbxContent>
-                            <w:p>
-                              <w:pPr>
-                                <w:rPr>
-                                  <w:i/>
-                                  <w:iCs/>
-                                  <w:color w:val="auto"/>
-                                  <w:sz w:val="24"/>
-                                  <w:szCs w:val="24"/>
-                                </w:rPr>
-                              </w:pPr>
-                              <w:r>
-                                <w:rPr>
-                                  <w:b/>
-                                  <w:bCs/>
-                                  <w:i/>
-                                  <w:iCs/>
-                                  <w:color w:val="auto"/>
-                                  <w:sz w:val="18"/>
-                                  <w:szCs w:val="18"/>
-                                </w:rPr>
-                                <w:t xml:space="preserve">Figure 1 </w:t>
-                              </w:r>
-                              <w:r>
-                                <w:rPr>
-                                  <w:b/>
-                                  <w:bCs/>
-                                  <w:i/>
-                                  <w:iCs/>
-                                  <w:sz w:val="18"/>
-                                  <w:szCs w:val="18"/>
-                                </w:rPr>
-                                <w:t>–</w:t>
-                              </w:r>
-                              <w:r>
-                                <w:rPr>
-                                  <w:b/>
-                                  <w:bCs/>
-                                  <w:i/>
-                                  <w:iCs/>
-                                  <w:color w:val="auto"/>
-                                  <w:sz w:val="18"/>
-                                  <w:szCs w:val="18"/>
-                                </w:rPr>
-                                <w:t xml:space="preserve"> Creating</w:t>
-                              </w:r>
-                              <w:r>
-                                <w:rPr>
-                                  <w:b/>
-                                  <w:bCs/>
-                                  <w:i/>
-                                  <w:iCs/>
-                                  <w:color w:val="auto"/>
-                                  <w:sz w:val="18"/>
-                                  <w:szCs w:val="18"/>
-                                </w:rPr>
-                                <w:t xml:space="preserve"> </w:t>
-                              </w:r>
-                              <w:r>
-                                <w:rPr>
-                                  <w:b/>
-                                  <w:bCs/>
-                                  <w:i/>
-                                  <w:iCs/>
-                                  <w:color w:val="auto"/>
-                                  <w:sz w:val="18"/>
-                                  <w:szCs w:val="18"/>
-                                </w:rPr>
-                                <w:t>O</w:t>
-                              </w:r>
-                              <w:r>
-                                <w:rPr>
-                                  <w:b/>
-                                  <w:bCs/>
-                                  <w:i/>
-                                  <w:iCs/>
-                                  <w:color w:val="auto"/>
-                                  <w:sz w:val="18"/>
-                                  <w:szCs w:val="18"/>
-                                </w:rPr>
-                                <w:t>ur FirstNative Project</w:t>
-                              </w:r>
-                            </w:p>
-                          </w:txbxContent>
-                        </wps:txbx>
-                        <wps:bodyPr rot="0" vert="horz" wrap="square" lIns="91440" tIns="45720" rIns="91440" bIns="45720" anchor="t" anchorCtr="0">
-                          <a:noAutofit/>
-                        </wps:bodyPr>
-                      </wps:wsp>
-                    </wpg:wgp>
-                  </a:graphicData>
-                </a:graphic>
-                <wp14:sizeRelH relativeFrom="margin">
-                  <wp14:pctWidth>0</wp14:pctWidth>
-                </wp14:sizeRelH>
-                <wp14:sizeRelV relativeFrom="margin">
-                  <wp14:pctHeight>0</wp14:pctHeight>
-                </wp14:sizeRelV>
-              </wp:anchor>
-            </w:drawing>
-          </mc:Choice>
-          <mc:Fallback>
-            <w:pict>
-              <v:group w14:anchorId="7E08F0C3" id="Group 7" o:spid="_x0000_s1026" style="position:absolute;margin-left:0;margin-top:11.05pt;width:326.6pt;height:194.35pt;z-index:251662336;mso-position-horizontal:left;mso-position-horizontal-relative:margin;mso-width-relative:margin;mso-height-relative:margin" coordsize="51428,29438" o:gfxdata="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">
-                <v:shapetype id="_x0000_t75" coordsize="21600,21600" o:spt="75" o:preferrelative="t" path="m@4@5l@4@11@9@11@9@5xe" filled="f" stroked="f">
-                  <v:stroke joinstyle="miter"/>
-                  <v:formulas>
-                    <v:f eqn="if lineDrawn pixelLineWidth 0"/>
-                    <v:f eqn="sum @0 1 0"/>
-                    <v:f eqn="sum 0 0 @1"/>
-                    <v:f eqn="prod @2 1 2"/>
-                    <v:f eqn="prod @3 21600 pixelWidth"/>
-                    <v:f eqn="prod @3 21600 pixelHeight"/>
-                    <v:f eqn="sum @0 0 1"/>
-                    <v:f eqn="prod @6 1 2"/>
-                    <v:f eqn="prod @7 21600 pixelWidth"/>
-                    <v:f eqn="sum @8 21600 0"/>
-                    <v:f eqn="prod @7 21600 pixelHeight"/>
-                    <v:f eqn="sum @10 21600 0"/>
-                  </v:formulas>
-                  <v:path o:extrusionok="f" gradientshapeok="t" o:connecttype="rect"/>
-                  <o:lock v:ext="edit" aspectratio="t"/>
-                </v:shapetype>
-                <v:shape id="Picture 1" o:spid="_x0000_s1027" type="#_x0000_t75" alt="A screenshot of a cell phone&#10;&#10;Description automatically generated" style="position:absolute;width:34010;height:25914;visibility:visible;mso-wrap-style:square" o:gfxdata="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">
-                  <v:imagedata r:id="rId14" o:title="A screenshot of a cell phone&#10;&#10;Description automatically generated" croptop="442f" cropleft="338f" cropright="-1f"/>
-                </v:shape>
-                <v:shapetype id="_x0000_t202" coordsize="21600,21600" o:spt="202" path="m,l,21600r21600,l21600,xe">
-                  <v:stroke joinstyle="miter"/>
-                  <v:path gradientshapeok="t" o:connecttype="rect"/>
-                </v:shapetype>
-                <v:shape id="_x0000_s1028" type="#_x0000_t202" style="position:absolute;left:22842;top:25914;width:28586;height:3524;visibility:visible;mso-wrap-style:square;v-text-anchor:top" o:gfxdata="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" stroked="f">
-                  <v:textbox>
-                    <w:txbxContent>
-                      <w:p>
-                        <w:pPr>
-                          <w:rPr>
-                            <w:i/>
-                            <w:iCs/>
-                            <w:color w:val="auto"/>
-                            <w:sz w:val="24"/>
-                            <w:szCs w:val="24"/>
-                          </w:rPr>
-                        </w:pPr>
-                        <w:r>
-                          <w:rPr>
-                            <w:b/>
-                            <w:bCs/>
-                            <w:i/>
-                            <w:iCs/>
-                            <w:color w:val="auto"/>
-                            <w:sz w:val="18"/>
-                            <w:szCs w:val="18"/>
-                          </w:rPr>
-                          <w:t xml:space="preserve">Figure 1 </w:t>
-                        </w:r>
-                        <w:r>
-                          <w:rPr>
-                            <w:b/>
-                            <w:bCs/>
-                            <w:i/>
-                            <w:iCs/>
-                            <w:sz w:val="18"/>
-                            <w:szCs w:val="18"/>
-                          </w:rPr>
-                          <w:t>–</w:t>
-                        </w:r>
-                        <w:r>
-                          <w:rPr>
-                            <w:b/>
-                            <w:bCs/>
-                            <w:i/>
-                            <w:iCs/>
-                            <w:color w:val="auto"/>
-                            <w:sz w:val="18"/>
-                            <w:szCs w:val="18"/>
-                          </w:rPr>
-                          <w:t xml:space="preserve"> Creating</w:t>
-                        </w:r>
-                        <w:r>
-                          <w:rPr>
-                            <w:b/>
-                            <w:bCs/>
-                            <w:i/>
-                            <w:iCs/>
-                            <w:color w:val="auto"/>
-                            <w:sz w:val="18"/>
-                            <w:szCs w:val="18"/>
-                          </w:rPr>
-                          <w:t xml:space="preserve"> </w:t>
-                        </w:r>
-                        <w:r>
-                          <w:rPr>
-                            <w:b/>
-                            <w:bCs/>
-                            <w:i/>
-                            <w:iCs/>
-                            <w:color w:val="auto"/>
-                            <w:sz w:val="18"/>
-                            <w:szCs w:val="18"/>
-                          </w:rPr>
-                          <w:t>O</w:t>
-                        </w:r>
-                        <w:r>
-                          <w:rPr>
-                            <w:b/>
-                            <w:bCs/>
-                            <w:i/>
-                            <w:iCs/>
-                            <w:color w:val="auto"/>
-                            <w:sz w:val="18"/>
-                            <w:szCs w:val="18"/>
-                          </w:rPr>
-                          <w:t>ur FirstNative Project</w:t>
-                        </w:r>
-                      </w:p>
-                    </w:txbxContent>
-                  </v:textbox>
-                </v:shape>
-                <w10:wrap type="square" anchorx="margin"/>
-              </v:group>
-            </w:pict>
-          </mc:Fallback>
-        </mc:AlternateContent>
-      </w:r>
-      <w:r>
-        <w:rPr>
-          <w:noProof/>
-          <w:lang w:val="en-US"/>
-        </w:rPr>
         <w:drawing>
-          <wp:anchor distT="0" distB="0" distL="114300" distR="114300" simplePos="0" relativeHeight="251667456" behindDoc="0" locked="0" layoutInCell="1" allowOverlap="1" wp14:anchorId="669AC73A" wp14:editId="2B7472D9">
-            <wp:simplePos x="0" y="0"/>
-            <wp:positionH relativeFrom="margin">
-              <wp:posOffset>3028335</wp:posOffset>
-            </wp:positionH>
-            <wp:positionV relativeFrom="paragraph">
-              <wp:posOffset>135398</wp:posOffset>
-            </wp:positionV>
-            <wp:extent cx="2703454" cy="2190607"/>
-            <wp:effectExtent l="0" t="0" r="1905" b="635"/>
-            <wp:wrapNone/>
-            <wp:docPr id="8" name="Picture 8"/>
+          <wp:inline distT="0" distB="0" distL="0" distR="0" wp14:anchorId="0A3A1644" wp14:editId="2F071BF4">
+            <wp:extent cx="3141785" cy="3646820"/>
+            <wp:effectExtent l="0" t="0" r="1905" b="0"/>
+            <wp:docPr id="1896073871" name="Picture 1"/>
             <wp:cNvGraphicFramePr>
               <a:graphicFrameLocks xmlns:a="http://schemas.openxmlformats.org/drawingml/2006/main" noChangeAspect="1"/>
             </wp:cNvGraphicFramePr>
@@ -2055,24 +1998,20 @@
               <a:graphicData uri="http://schemas.openxmlformats.org/drawingml/2006/picture">
                 <pic:pic xmlns:pic="http://schemas.openxmlformats.org/drawingml/2006/picture">
                   <pic:nvPicPr>
-                    <pic:cNvPr id="1" name=""/>
+                    <pic:cNvPr id="1896073871" name=""/>
                     <pic:cNvPicPr/>
                   </pic:nvPicPr>
                   <pic:blipFill rotWithShape="1">
-                    <a:blip r:embed="rId15" cstate="print">
-                      <a:extLst>
-                        <a:ext uri="{28A0092B-C50C-407E-A947-70E740481C1C}">
-                          <a14:useLocalDpi xmlns:a14="http://schemas.microsoft.com/office/drawing/2010/main" val="0"/>
-                        </a:ext>
-                      </a:extLst>
-                    </a:blip>
-                    <a:srcRect t="669"/>
-                    <a:stretch/>
+                    <a:blip r:embed="rId13"/>
+                    <a:srcRect l="54514" r="9531"/>
+                    <a:stretch>
+                      <a:fillRect/>
+                    </a:stretch>
                   </pic:blipFill>
                   <pic:spPr bwMode="auto">
                     <a:xfrm>
                       <a:off x="0" y="0"/>
-                      <a:ext cx="2703871" cy="2190945"/>
+                      <a:ext cx="3161365" cy="3669547"/>
                     </a:xfrm>
                     <a:prstGeom prst="rect">
                       <a:avLst/>
@@ -2089,23 +2028,42 @@
                 </pic:pic>
               </a:graphicData>
             </a:graphic>
-            <wp14:sizeRelH relativeFrom="page">
-              <wp14:pctWidth>0</wp14:pctWidth>
-            </wp14:sizeRelH>
-            <wp14:sizeRelV relativeFrom="page">
-              <wp14:pctHeight>0</wp14:pctHeight>
-            </wp14:sizeRelV>
-          </wp:anchor>
+          </wp:inline>
         </w:drawing>
       </w:r>
     </w:p>
     <w:p>
       <w:pPr>
-        <w:ind w:right="320"/>
-        <w:rPr>
-          <w:lang w:val="en-US"/>
-        </w:rPr>
-      </w:pPr>
+        <w:pStyle w:val="Caption"/>
+        <w:jc w:val="center"/>
+        <w:rPr>
+          <w:lang w:val="en-US"/>
+        </w:rPr>
+      </w:pPr>
+      <w:r>
+        <w:rPr>
+          <w:lang w:val="en-US"/>
+        </w:rPr>
+        <w:t>Fig.</w:t>
+      </w:r>
+      <w:r>
+        <w:rPr>
+          <w:lang w:val="en-US"/>
+        </w:rPr>
+        <w:t>1</w:t>
+      </w:r>
+      <w:r>
+        <w:rPr>
+          <w:lang w:val="en-US"/>
+        </w:rPr>
+        <w:t xml:space="preserve"> </w:t>
+      </w:r>
+      <w:r>
+        <w:rPr>
+          <w:lang w:val="en-US"/>
+        </w:rPr>
+        <w:t>Android Studio Welcome page</w:t>
+      </w:r>
     </w:p>
     <w:p>
       <w:pPr>
@@ -2122,85 +2080,17 @@
           <w:lang w:val="en-US"/>
         </w:rPr>
       </w:pPr>
-    </w:p>
-    <w:p>
-      <w:pPr>
-        <w:ind w:right="320"/>
-        <w:rPr>
-          <w:lang w:val="en-US"/>
-        </w:rPr>
-      </w:pPr>
-    </w:p>
-    <w:p>
-      <w:pPr>
-        <w:ind w:right="320"/>
-        <w:rPr>
-          <w:lang w:val="en-US"/>
-        </w:rPr>
-      </w:pPr>
-    </w:p>
-    <w:p>
-      <w:pPr>
-        <w:ind w:right="320"/>
-        <w:rPr>
-          <w:lang w:val="en-US"/>
-        </w:rPr>
-      </w:pPr>
-    </w:p>
-    <w:p>
-      <w:pPr>
-        <w:ind w:right="320"/>
-        <w:rPr>
-          <w:lang w:val="en-US"/>
-        </w:rPr>
-      </w:pPr>
-    </w:p>
-    <w:p>
-      <w:pPr>
-        <w:ind w:right="320"/>
-        <w:rPr>
-          <w:lang w:val="en-US"/>
-        </w:rPr>
-      </w:pPr>
-    </w:p>
-    <w:p>
-      <w:pPr>
-        <w:ind w:right="320"/>
-        <w:rPr>
-          <w:b/>
-          <w:bCs/>
-          <w:color w:val="2F5496" w:themeColor="accent1" w:themeShade="BF"/>
-          <w:sz w:val="16"/>
-          <w:szCs w:val="16"/>
-          <w:lang w:val="en-US"/>
-        </w:rPr>
-      </w:pPr>
-    </w:p>
-    <w:p>
-      <w:pPr>
-        <w:jc w:val="both"/>
-        <w:rPr>
-          <w:lang w:val="en-US"/>
-        </w:rPr>
-      </w:pPr>
       <w:r>
         <w:rPr>
           <w:noProof/>
           <w:lang w:val="en-US"/>
         </w:rPr>
+        <w:lastRenderedPageBreak/>
         <w:drawing>
-          <wp:anchor distT="0" distB="0" distL="114300" distR="114300" simplePos="0" relativeHeight="251670528" behindDoc="0" locked="0" layoutInCell="1" allowOverlap="1" wp14:anchorId="7C4CD581" wp14:editId="449306E6">
-            <wp:simplePos x="0" y="0"/>
-            <wp:positionH relativeFrom="margin">
-              <wp:posOffset>1335071</wp:posOffset>
-            </wp:positionH>
-            <wp:positionV relativeFrom="paragraph">
-              <wp:posOffset>1150654</wp:posOffset>
-            </wp:positionV>
-            <wp:extent cx="2780476" cy="2238612"/>
-            <wp:effectExtent l="0" t="0" r="1270" b="0"/>
-            <wp:wrapNone/>
-            <wp:docPr id="15" name="Picture 15"/>
+          <wp:inline distT="0" distB="0" distL="0" distR="0" wp14:anchorId="748BF061" wp14:editId="22BCEE87">
+            <wp:extent cx="3567731" cy="2538046"/>
+            <wp:effectExtent l="0" t="0" r="0" b="0"/>
+            <wp:docPr id="1903071765" name="Picture 1"/>
             <wp:cNvGraphicFramePr>
               <a:graphicFrameLocks xmlns:a="http://schemas.openxmlformats.org/drawingml/2006/main" noChangeAspect="1"/>
             </wp:cNvGraphicFramePr>
@@ -2208,17 +2098,11 @@
               <a:graphicData uri="http://schemas.openxmlformats.org/drawingml/2006/picture">
                 <pic:pic xmlns:pic="http://schemas.openxmlformats.org/drawingml/2006/picture">
                   <pic:nvPicPr>
-                    <pic:cNvPr id="1" name=""/>
+                    <pic:cNvPr id="1903071765" name=""/>
                     <pic:cNvPicPr/>
                   </pic:nvPicPr>
                   <pic:blipFill>
-                    <a:blip r:embed="rId16" cstate="print">
-                      <a:extLst>
-                        <a:ext uri="{28A0092B-C50C-407E-A947-70E740481C1C}">
-                          <a14:useLocalDpi xmlns:a14="http://schemas.microsoft.com/office/drawing/2010/main" val="0"/>
-                        </a:ext>
-                      </a:extLst>
-                    </a:blip>
+                    <a:blip r:embed="rId14"/>
                     <a:stretch>
                       <a:fillRect/>
                     </a:stretch>
@@ -2226,7 +2110,7 @@
                   <pic:spPr>
                     <a:xfrm>
                       <a:off x="0" y="0"/>
-                      <a:ext cx="2780476" cy="2238612"/>
+                      <a:ext cx="3582844" cy="2548797"/>
                     </a:xfrm>
                     <a:prstGeom prst="rect">
                       <a:avLst/>
@@ -2235,97 +2119,443 @@
                 </pic:pic>
               </a:graphicData>
             </a:graphic>
-            <wp14:sizeRelH relativeFrom="page">
-              <wp14:pctWidth>0</wp14:pctWidth>
-            </wp14:sizeRelH>
-            <wp14:sizeRelV relativeFrom="page">
-              <wp14:pctHeight>0</wp14:pctHeight>
-            </wp14:sizeRelV>
-          </wp:anchor>
+          </wp:inline>
         </w:drawing>
-      </w:r>
-      <w:r>
-        <w:rPr>
-          <w:lang w:val="en-US"/>
-        </w:rPr>
-        <w:t>The package name is the reverse of your company name which should follow the convention: the application name and then the company/organi</w:t>
-      </w:r>
-      <w:r>
-        <w:rPr>
-          <w:lang w:val="en-US"/>
-        </w:rPr>
-        <w:t>z</w:t>
-      </w:r>
-      <w:r>
-        <w:rPr>
-          <w:lang w:val="en-US"/>
-        </w:rPr>
-        <w:t>ation website. Taking A</w:t>
-      </w:r>
-      <w:r>
-        <w:rPr>
-          <w:lang w:val="en-US"/>
-        </w:rPr>
-        <w:t>rm</w:t>
-      </w:r>
-      <w:r>
-        <w:rPr>
-          <w:lang w:val="en-US"/>
-        </w:rPr>
-        <w:t xml:space="preserve"> as an example, “FirstNative.malideveloper.arm.com”</w:t>
-      </w:r>
-      <w:r>
-        <w:rPr>
-          <w:lang w:val="en-US"/>
-        </w:rPr>
-        <w:t xml:space="preserve"> </w:t>
-      </w:r>
-      <w:r>
-        <w:rPr>
-          <w:lang w:val="en-US"/>
-        </w:rPr>
-        <w:t>the package name will be “com.arm.malideveloper.firstnative”. Obviously, this is up to you</w:t>
-      </w:r>
-      <w:r>
-        <w:rPr>
-          <w:lang w:val="en-US"/>
-        </w:rPr>
-        <w:t>,</w:t>
-      </w:r>
-      <w:r>
-        <w:rPr>
-          <w:lang w:val="en-US"/>
-        </w:rPr>
-        <w:t xml:space="preserve"> and you can make it what you want, as long as it includes full stops. Please select the Language as Java and a minimum API 14 to ensure that the application will be able to run on almost every phone.</w:t>
       </w:r>
     </w:p>
     <w:p>
       <w:pPr>
-        <w:rPr>
-          <w:lang w:val="en-US"/>
-        </w:rPr>
-      </w:pPr>
+        <w:pStyle w:val="Caption"/>
+        <w:jc w:val="center"/>
+        <w:rPr>
+          <w:lang w:val="en-US"/>
+        </w:rPr>
+      </w:pPr>
+      <w:r>
+        <w:rPr>
+          <w:lang w:val="en-US"/>
+        </w:rPr>
+        <w:t>Fig.</w:t>
+      </w:r>
+      <w:r>
+        <w:rPr>
+          <w:lang w:val="en-US"/>
+        </w:rPr>
+        <w:t>2</w:t>
+      </w:r>
+      <w:r>
+        <w:rPr>
+          <w:lang w:val="en-US"/>
+        </w:rPr>
+        <w:t xml:space="preserve"> Creating our First Native</w:t>
+      </w:r>
+      <w:r>
+        <w:rPr>
+          <w:lang w:val="en-US"/>
+        </w:rPr>
+        <w:t xml:space="preserve"> application</w:t>
+      </w:r>
     </w:p>
     <w:p>
       <w:pPr>
-        <w:rPr>
+        <w:ind w:right="320"/>
+        <w:rPr>
+          <w:b/>
+          <w:bCs/>
+          <w:color w:val="2F5496" w:themeColor="accent1" w:themeShade="BF"/>
+          <w:sz w:val="16"/>
+          <w:szCs w:val="16"/>
           <w:lang w:val="en-US"/>
         </w:rPr>
       </w:pPr>
     </w:p>
     <w:p>
       <w:pPr>
-        <w:rPr>
-          <w:lang w:val="en-US"/>
-        </w:rPr>
-      </w:pPr>
+        <w:jc w:val="both"/>
+        <w:rPr>
+          <w:lang w:val="en-US"/>
+        </w:rPr>
+      </w:pPr>
+      <w:r>
+        <w:rPr>
+          <w:lang w:val="en-US"/>
+        </w:rPr>
+        <w:t>The package name is the reverse of your company name</w:t>
+      </w:r>
+      <w:r>
+        <w:rPr>
+          <w:lang w:val="en-US"/>
+        </w:rPr>
+        <w:t>.</w:t>
+      </w:r>
+      <w:r>
+        <w:rPr>
+          <w:lang w:val="en-US"/>
+        </w:rPr>
+        <w:t xml:space="preserve"> </w:t>
+      </w:r>
+      <w:r>
+        <w:rPr>
+          <w:lang w:val="en-US"/>
+        </w:rPr>
+        <w:t xml:space="preserve">It </w:t>
+      </w:r>
+      <w:r>
+        <w:rPr>
+          <w:lang w:val="en-US"/>
+        </w:rPr>
+        <w:t>should follow the convention</w:t>
+      </w:r>
+      <w:r>
+        <w:rPr>
+          <w:lang w:val="en-US"/>
+        </w:rPr>
+        <w:t xml:space="preserve"> </w:t>
+      </w:r>
+      <w:r>
+        <w:rPr>
+          <w:lang w:val="en-US"/>
+        </w:rPr>
+        <w:t>of</w:t>
+      </w:r>
+      <w:r>
+        <w:rPr>
+          <w:lang w:val="en-US"/>
+        </w:rPr>
+        <w:t xml:space="preserve"> </w:t>
+      </w:r>
+      <w:r>
+        <w:rPr>
+          <w:lang w:val="en-US"/>
+        </w:rPr>
+        <w:t>application name and then the company</w:t>
+      </w:r>
+      <w:r>
+        <w:rPr>
+          <w:lang w:val="en-US"/>
+        </w:rPr>
+        <w:t xml:space="preserve"> or </w:t>
+      </w:r>
+      <w:r>
+        <w:rPr>
+          <w:lang w:val="en-US"/>
+        </w:rPr>
+        <w:t>organi</w:t>
+      </w:r>
+      <w:r>
+        <w:rPr>
+          <w:lang w:val="en-US"/>
+        </w:rPr>
+        <w:t>z</w:t>
+      </w:r>
+      <w:r>
+        <w:rPr>
+          <w:lang w:val="en-US"/>
+        </w:rPr>
+        <w:t>ation website. Taking A</w:t>
+      </w:r>
+      <w:r>
+        <w:rPr>
+          <w:lang w:val="en-US"/>
+        </w:rPr>
+        <w:t>rm</w:t>
+      </w:r>
+      <w:r>
+        <w:rPr>
+          <w:lang w:val="en-US"/>
+        </w:rPr>
+        <w:t xml:space="preserve"> as an example, </w:t>
+      </w:r>
+      <w:r>
+        <w:rPr>
+          <w:lang w:val="en-US"/>
+        </w:rPr>
+        <w:t>if the application name is “</w:t>
+      </w:r>
+      <w:proofErr w:type="spellStart"/>
+      <w:r>
+        <w:rPr>
+          <w:lang w:val="en-US"/>
+        </w:rPr>
+        <w:t>FirstNative</w:t>
+      </w:r>
+      <w:proofErr w:type="spellEnd"/>
+      <w:r>
+        <w:rPr>
+          <w:lang w:val="en-US"/>
+        </w:rPr>
+        <w:t xml:space="preserve">” and the </w:t>
+      </w:r>
+      <w:r>
+        <w:rPr>
+          <w:lang w:val="en-US"/>
+        </w:rPr>
+        <w:t>website is “malideveloper.arm.com</w:t>
+      </w:r>
+      <w:proofErr w:type="gramStart"/>
+      <w:r>
+        <w:rPr>
+          <w:lang w:val="en-US"/>
+        </w:rPr>
+        <w:t xml:space="preserve">”, </w:t>
+      </w:r>
+      <w:r>
+        <w:rPr>
+          <w:lang w:val="en-US"/>
+        </w:rPr>
+        <w:t xml:space="preserve"> </w:t>
+      </w:r>
+      <w:r>
+        <w:rPr>
+          <w:lang w:val="en-US"/>
+        </w:rPr>
+        <w:t xml:space="preserve"> </w:t>
+      </w:r>
+      <w:proofErr w:type="gramEnd"/>
+      <w:r>
+        <w:rPr>
+          <w:lang w:val="en-US"/>
+        </w:rPr>
+        <w:t xml:space="preserve"> </w:t>
+      </w:r>
+      <w:r>
+        <w:rPr>
+          <w:lang w:val="en-US"/>
+        </w:rPr>
+        <w:t>the package name will be “</w:t>
+      </w:r>
+      <w:proofErr w:type="spellStart"/>
+      <w:proofErr w:type="gramStart"/>
+      <w:r>
+        <w:rPr>
+          <w:b/>
+          <w:bCs/>
+          <w:lang w:val="en-US"/>
+        </w:rPr>
+        <w:t>com.arm.malideveloper</w:t>
+      </w:r>
+      <w:proofErr w:type="gramEnd"/>
+      <w:r>
+        <w:rPr>
+          <w:b/>
+          <w:bCs/>
+          <w:lang w:val="en-US"/>
+        </w:rPr>
+        <w:t>.firstnative</w:t>
+      </w:r>
+      <w:proofErr w:type="spellEnd"/>
+      <w:r>
+        <w:rPr>
+          <w:lang w:val="en-US"/>
+        </w:rPr>
+        <w:t xml:space="preserve">”. </w:t>
+      </w:r>
+      <w:r>
+        <w:rPr>
+          <w:lang w:val="en-US"/>
+        </w:rPr>
+        <w:t>Y</w:t>
+      </w:r>
+      <w:r>
+        <w:rPr>
+          <w:lang w:val="en-US"/>
+        </w:rPr>
+        <w:t xml:space="preserve">ou can </w:t>
+      </w:r>
+      <w:r>
+        <w:rPr>
+          <w:lang w:val="en-US"/>
+        </w:rPr>
+        <w:t xml:space="preserve">structure this as </w:t>
+      </w:r>
+      <w:r>
+        <w:rPr>
+          <w:lang w:val="en-US"/>
+        </w:rPr>
+        <w:t xml:space="preserve">you wish, </w:t>
+      </w:r>
+      <w:proofErr w:type="gramStart"/>
+      <w:r>
+        <w:rPr>
+          <w:lang w:val="en-US"/>
+        </w:rPr>
+        <w:t>as long as</w:t>
+      </w:r>
+      <w:proofErr w:type="gramEnd"/>
+      <w:r>
+        <w:rPr>
+          <w:lang w:val="en-US"/>
+        </w:rPr>
+        <w:t xml:space="preserve"> it includes full stops. </w:t>
+      </w:r>
+      <w:r>
+        <w:rPr>
+          <w:lang w:val="en-US"/>
+        </w:rPr>
+        <w:t>S</w:t>
+      </w:r>
+      <w:r>
+        <w:rPr>
+          <w:lang w:val="en-US"/>
+        </w:rPr>
+        <w:t xml:space="preserve">elect the </w:t>
+      </w:r>
+      <w:r>
+        <w:rPr>
+          <w:lang w:val="en-US"/>
+        </w:rPr>
+        <w:t>l</w:t>
+      </w:r>
+      <w:r>
+        <w:rPr>
+          <w:lang w:val="en-US"/>
+        </w:rPr>
+        <w:t xml:space="preserve">anguage as Java and a minimum API </w:t>
+      </w:r>
+      <w:r>
+        <w:rPr>
+          <w:lang w:val="en-US"/>
+        </w:rPr>
+        <w:t xml:space="preserve">level of </w:t>
+      </w:r>
+      <w:r>
+        <w:rPr>
+          <w:lang w:val="en-US"/>
+        </w:rPr>
+        <w:t>24</w:t>
+      </w:r>
+      <w:r>
+        <w:rPr>
+          <w:lang w:val="en-US"/>
+        </w:rPr>
+        <w:t xml:space="preserve"> to ensure that the application will be able to run on almost every phone</w:t>
+      </w:r>
+      <w:r>
+        <w:rPr>
+          <w:lang w:val="en-US"/>
+        </w:rPr>
+        <w:t xml:space="preserve">. </w:t>
+      </w:r>
     </w:p>
     <w:p>
       <w:pPr>
-        <w:rPr>
-          <w:lang w:val="en-US"/>
-        </w:rPr>
-      </w:pPr>
+        <w:jc w:val="both"/>
+        <w:rPr>
+          <w:lang w:val="en-US"/>
+        </w:rPr>
+      </w:pPr>
+      <w:r>
+        <w:rPr>
+          <w:lang w:val="en-US"/>
+        </w:rPr>
+        <w:t xml:space="preserve">In </w:t>
+      </w:r>
+      <w:r>
+        <w:rPr>
+          <w:lang w:val="en-US"/>
+        </w:rPr>
+        <w:t xml:space="preserve">the pictured </w:t>
+      </w:r>
+      <w:r>
+        <w:rPr>
+          <w:lang w:val="en-US"/>
+        </w:rPr>
+        <w:t>example</w:t>
+      </w:r>
+      <w:r>
+        <w:rPr>
+          <w:lang w:val="en-US"/>
+        </w:rPr>
+        <w:t>,</w:t>
+      </w:r>
+      <w:r>
+        <w:rPr>
+          <w:lang w:val="en-US"/>
+        </w:rPr>
+        <w:t xml:space="preserve"> we see it called com.</w:t>
+      </w:r>
+      <w:proofErr w:type="gramStart"/>
+      <w:r>
+        <w:rPr>
+          <w:lang w:val="en-US"/>
+        </w:rPr>
+        <w:t>example.lab</w:t>
+      </w:r>
+      <w:proofErr w:type="gramEnd"/>
+      <w:r>
+        <w:rPr>
+          <w:lang w:val="en-US"/>
+        </w:rPr>
+        <w:t>1_gng</w:t>
+      </w:r>
+      <w:r>
+        <w:rPr>
+          <w:lang w:val="en-US"/>
+        </w:rPr>
+        <w:t>.</w:t>
+      </w:r>
+      <w:r>
+        <w:rPr>
+          <w:lang w:val="en-US"/>
+        </w:rPr>
+        <w:t xml:space="preserve"> </w:t>
+      </w:r>
+      <w:proofErr w:type="gramStart"/>
+      <w:r>
+        <w:rPr>
+          <w:lang w:val="en-US"/>
+        </w:rPr>
+        <w:t>F</w:t>
+      </w:r>
+      <w:r>
+        <w:rPr>
+          <w:lang w:val="en-US"/>
+        </w:rPr>
+        <w:t>or the purpose of</w:t>
+      </w:r>
+      <w:proofErr w:type="gramEnd"/>
+      <w:r>
+        <w:rPr>
+          <w:lang w:val="en-US"/>
+        </w:rPr>
+        <w:t xml:space="preserve"> this lab</w:t>
+      </w:r>
+      <w:r>
+        <w:rPr>
+          <w:lang w:val="en-US"/>
+        </w:rPr>
+        <w:t>,</w:t>
+      </w:r>
+      <w:r>
+        <w:rPr>
+          <w:lang w:val="en-US"/>
+        </w:rPr>
+        <w:t xml:space="preserve"> please </w:t>
+      </w:r>
+      <w:r>
+        <w:rPr>
+          <w:lang w:val="en-US"/>
+        </w:rPr>
+        <w:t>use</w:t>
+      </w:r>
+      <w:r>
+        <w:rPr>
+          <w:lang w:val="en-US"/>
+        </w:rPr>
+        <w:t xml:space="preserve"> the name </w:t>
+      </w:r>
+      <w:r>
+        <w:rPr>
+          <w:lang w:val="en-US"/>
+        </w:rPr>
+        <w:t>we highlight above</w:t>
+      </w:r>
+      <w:r>
+        <w:rPr>
+          <w:lang w:val="en-US"/>
+        </w:rPr>
+        <w:t>.</w:t>
+      </w:r>
     </w:p>
     <w:p>
       <w:pPr>
@@ -2333,20 +2563,48 @@
           <w:lang w:val="en-US"/>
         </w:rPr>
       </w:pPr>
-    </w:p>
-    <w:p>
-      <w:pPr>
-        <w:rPr>
-          <w:lang w:val="en-US"/>
-        </w:rPr>
-      </w:pPr>
-    </w:p>
-    <w:p>
-      <w:pPr>
-        <w:rPr>
-          <w:lang w:val="en-US"/>
-        </w:rPr>
-      </w:pPr>
+      <w:r>
+        <w:rPr>
+          <w:noProof/>
+          <w:lang w:val="en-US"/>
+        </w:rPr>
+        <w:lastRenderedPageBreak/>
+        <w:drawing>
+          <wp:inline distT="0" distB="0" distL="0" distR="0" wp14:anchorId="56487E49" wp14:editId="780DD6AF">
+            <wp:extent cx="5731510" cy="4096385"/>
+            <wp:effectExtent l="0" t="0" r="2540" b="0"/>
+            <wp:docPr id="1589888887" name="Picture 1"/>
+            <wp:cNvGraphicFramePr>
+              <a:graphicFrameLocks xmlns:a="http://schemas.openxmlformats.org/drawingml/2006/main" noChangeAspect="1"/>
+            </wp:cNvGraphicFramePr>
+            <a:graphic xmlns:a="http://schemas.openxmlformats.org/drawingml/2006/main">
+              <a:graphicData uri="http://schemas.openxmlformats.org/drawingml/2006/picture">
+                <pic:pic xmlns:pic="http://schemas.openxmlformats.org/drawingml/2006/picture">
+                  <pic:nvPicPr>
+                    <pic:cNvPr id="1589888887" name=""/>
+                    <pic:cNvPicPr/>
+                  </pic:nvPicPr>
+                  <pic:blipFill>
+                    <a:blip r:embed="rId15"/>
+                    <a:stretch>
+                      <a:fillRect/>
+                    </a:stretch>
+                  </pic:blipFill>
+                  <pic:spPr>
+                    <a:xfrm>
+                      <a:off x="0" y="0"/>
+                      <a:ext cx="5731510" cy="4096385"/>
+                    </a:xfrm>
+                    <a:prstGeom prst="rect">
+                      <a:avLst/>
+                    </a:prstGeom>
+                  </pic:spPr>
+                </pic:pic>
+              </a:graphicData>
+            </a:graphic>
+          </wp:inline>
+        </w:drawing>
+      </w:r>
     </w:p>
     <w:p>
       <w:r>
@@ -2422,7 +2680,29 @@
                                 <w:sz w:val="18"/>
                                 <w:szCs w:val="18"/>
                               </w:rPr>
-                              <w:t xml:space="preserve">Figure 2 – </w:t>
+                              <w:t xml:space="preserve">Figure </w:t>
+                            </w:r>
+                            <w:r>
+                              <w:rPr>
+                                <w:b/>
+                                <w:bCs/>
+                                <w:i/>
+                                <w:iCs/>
+                                <w:sz w:val="18"/>
+                                <w:szCs w:val="18"/>
+                              </w:rPr>
+                              <w:t>3</w:t>
+                            </w:r>
+                            <w:r>
+                              <w:rPr>
+                                <w:b/>
+                                <w:bCs/>
+                                <w:i/>
+                                <w:iCs/>
+                                <w:sz w:val="18"/>
+                                <w:szCs w:val="18"/>
+                              </w:rPr>
+                              <w:t xml:space="preserve"> – </w:t>
                             </w:r>
                             <w:r>
                               <w:rPr>
@@ -2455,7 +2735,11 @@
           </mc:Choice>
           <mc:Fallback>
             <w:pict>
-              <v:shape w14:anchorId="34E83BC3" id="Text Box 2" o:spid="_x0000_s1029" type="#_x0000_t202" style="position:absolute;margin-left:202.55pt;margin-top:15.85pt;width:185.9pt;height:19.5pt;z-index:251674624;visibility:visible;mso-wrap-style:square;mso-width-percent:400;mso-height-percent:0;mso-wrap-distance-left:9pt;mso-wrap-distance-top:3.6pt;mso-wrap-distance-right:9pt;mso-wrap-distance-bottom:3.6pt;mso-position-horizontal:absolute;mso-position-horizontal-relative:page;mso-position-vertical:absolute;mso-position-vertical-relative:text;mso-width-percent:400;mso-height-percent:0;mso-width-relative:margin;mso-height-relative:margin;v-text-anchor:top" o:gfxdata="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" stroked="f">
+              <v:shapetype w14:anchorId="34E83BC3" id="_x0000_t202" coordsize="21600,21600" o:spt="202" path="m,l,21600r21600,l21600,xe">
+                <v:stroke joinstyle="miter"/>
+                <v:path gradientshapeok="t" o:connecttype="rect"/>
+              </v:shapetype>
+              <v:shape id="Text Box 2" o:spid="_x0000_s1026" type="#_x0000_t202" style="position:absolute;margin-left:202.55pt;margin-top:15.85pt;width:185.9pt;height:19.5pt;z-index:251674624;visibility:visible;mso-wrap-style:square;mso-width-percent:400;mso-height-percent:0;mso-wrap-distance-left:9pt;mso-wrap-distance-top:3.6pt;mso-wrap-distance-right:9pt;mso-wrap-distance-bottom:3.6pt;mso-position-horizontal:absolute;mso-position-horizontal-relative:page;mso-position-vertical:absolute;mso-position-vertical-relative:text;mso-width-percent:400;mso-height-percent:0;mso-width-relative:margin;mso-height-relative:margin;v-text-anchor:top" o:gfxdata="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" stroked="f">
                 <v:textbox>
                   <w:txbxContent>
                     <w:p>
@@ -2478,7 +2762,29 @@
                           <w:sz w:val="18"/>
                           <w:szCs w:val="18"/>
                         </w:rPr>
-                        <w:t xml:space="preserve">Figure 2 – </w:t>
+                        <w:t xml:space="preserve">Figure </w:t>
+                      </w:r>
+                      <w:r>
+                        <w:rPr>
+                          <w:b/>
+                          <w:bCs/>
+                          <w:i/>
+                          <w:iCs/>
+                          <w:sz w:val="18"/>
+                          <w:szCs w:val="18"/>
+                        </w:rPr>
+                        <w:t>3</w:t>
+                      </w:r>
+                      <w:r>
+                        <w:rPr>
+                          <w:b/>
+                          <w:bCs/>
+                          <w:i/>
+                          <w:iCs/>
+                          <w:sz w:val="18"/>
+                          <w:szCs w:val="18"/>
+                        </w:rPr>
+                        <w:t xml:space="preserve"> – </w:t>
                       </w:r>
                       <w:r>
                         <w:rPr>
@@ -2507,6 +2813,390 @@
           <w:lang w:val="en-US"/>
         </w:rPr>
       </w:pPr>
+    </w:p>
+    <w:p>
+      <w:pPr>
+        <w:rPr>
+          <w:lang w:val="en-US"/>
+        </w:rPr>
+      </w:pPr>
+      <w:r>
+        <w:rPr>
+          <w:lang w:val="en-US"/>
+        </w:rPr>
+        <w:t xml:space="preserve">If more windows prompt you for choices, select the default options. For example, use the </w:t>
+      </w:r>
+      <w:r>
+        <w:rPr>
+          <w:lang w:val="en-US"/>
+        </w:rPr>
+        <w:t xml:space="preserve">default </w:t>
+      </w:r>
+      <w:r>
+        <w:rPr>
+          <w:lang w:val="en-US"/>
+        </w:rPr>
+        <w:t>C++ standard toolchain.</w:t>
+      </w:r>
+      <w:r>
+        <w:rPr>
+          <w:lang w:val="en-US"/>
+        </w:rPr>
+        <w:t xml:space="preserve"> </w:t>
+      </w:r>
+      <w:r>
+        <w:rPr>
+          <w:lang w:val="en-US"/>
+        </w:rPr>
+        <w:t>Then</w:t>
+      </w:r>
+      <w:r>
+        <w:rPr>
+          <w:lang w:val="en-US"/>
+        </w:rPr>
+        <w:t>,</w:t>
+      </w:r>
+      <w:r>
+        <w:rPr>
+          <w:lang w:val="en-US"/>
+        </w:rPr>
+        <w:t xml:space="preserve"> c</w:t>
+      </w:r>
+      <w:r>
+        <w:rPr>
+          <w:lang w:val="en-US"/>
+        </w:rPr>
+        <w:t>lick Finish.</w:t>
+      </w:r>
+    </w:p>
+    <w:p>
+      <w:pPr>
+        <w:rPr>
+          <w:lang w:val="en-US"/>
+        </w:rPr>
+      </w:pPr>
+      <w:r>
+        <w:rPr>
+          <w:lang w:val="en-US"/>
+        </w:rPr>
+        <w:t xml:space="preserve">You should now have a project containing an empty activity called </w:t>
+      </w:r>
+      <w:r>
+        <w:rPr>
+          <w:lang w:val="en-US"/>
+        </w:rPr>
+        <w:t>“</w:t>
+      </w:r>
+      <w:proofErr w:type="spellStart"/>
+      <w:r>
+        <w:rPr>
+          <w:lang w:val="en-US"/>
+        </w:rPr>
+        <w:t>MainActivity</w:t>
+      </w:r>
+      <w:proofErr w:type="spellEnd"/>
+      <w:r>
+        <w:rPr>
+          <w:lang w:val="en-US"/>
+        </w:rPr>
+        <w:t>”</w:t>
+      </w:r>
+      <w:r>
+        <w:rPr>
+          <w:lang w:val="en-US"/>
+        </w:rPr>
+        <w:t>.</w:t>
+      </w:r>
+      <w:r>
+        <w:rPr>
+          <w:lang w:val="en-US"/>
+        </w:rPr>
+        <w:t xml:space="preserve"> </w:t>
+      </w:r>
+      <w:r>
+        <w:rPr>
+          <w:lang w:val="en-US"/>
+        </w:rPr>
+        <w:t>Y</w:t>
+      </w:r>
+      <w:r>
+        <w:rPr>
+          <w:lang w:val="en-US"/>
+        </w:rPr>
+        <w:t xml:space="preserve">ou can find </w:t>
+      </w:r>
+      <w:r>
+        <w:rPr>
+          <w:lang w:val="en-US"/>
+        </w:rPr>
+        <w:t xml:space="preserve">this </w:t>
+      </w:r>
+      <w:r>
+        <w:rPr>
+          <w:lang w:val="en-US"/>
+        </w:rPr>
+        <w:t>in “</w:t>
+      </w:r>
+      <w:proofErr w:type="spellStart"/>
+      <w:r>
+        <w:rPr>
+          <w:lang w:val="en-US"/>
+        </w:rPr>
+        <w:t>FirstNative</w:t>
+      </w:r>
+      <w:proofErr w:type="spellEnd"/>
+      <w:r>
+        <w:rPr>
+          <w:lang w:val="en-US"/>
+        </w:rPr>
+        <w:t>” &gt; “app” &gt; “</w:t>
+      </w:r>
+      <w:proofErr w:type="spellStart"/>
+      <w:r>
+        <w:rPr>
+          <w:lang w:val="en-US"/>
+        </w:rPr>
+        <w:t>src</w:t>
+      </w:r>
+      <w:proofErr w:type="spellEnd"/>
+      <w:r>
+        <w:rPr>
+          <w:lang w:val="en-US"/>
+        </w:rPr>
+        <w:t>” &gt; “main” &gt; “java” … &gt; “MainActivity.java”</w:t>
+      </w:r>
+      <w:r>
+        <w:rPr>
+          <w:lang w:val="en-US"/>
+        </w:rPr>
+        <w:t>.</w:t>
+      </w:r>
+    </w:p>
+    <w:p>
+      <w:pPr>
+        <w:rPr>
+          <w:lang w:val="en-US"/>
+        </w:rPr>
+      </w:pPr>
+      <w:r>
+        <w:rPr>
+          <w:b/>
+          <w:bCs/>
+          <w:lang w:val="en-US"/>
+        </w:rPr>
+        <w:t>Gradle m</w:t>
+      </w:r>
+      <w:r>
+        <w:rPr>
+          <w:b/>
+          <w:bCs/>
+          <w:lang w:val="en-US"/>
+        </w:rPr>
+        <w:t>ight</w:t>
+      </w:r>
+      <w:r>
+        <w:rPr>
+          <w:b/>
+          <w:bCs/>
+          <w:lang w:val="en-US"/>
+        </w:rPr>
+        <w:t xml:space="preserve"> </w:t>
+      </w:r>
+      <w:r>
+        <w:rPr>
+          <w:b/>
+          <w:bCs/>
+          <w:lang w:val="en-US"/>
+        </w:rPr>
+        <w:t>highlight</w:t>
+      </w:r>
+      <w:r>
+        <w:rPr>
+          <w:b/>
+          <w:bCs/>
+          <w:lang w:val="en-US"/>
+        </w:rPr>
+        <w:t xml:space="preserve"> </w:t>
+      </w:r>
+      <w:r>
+        <w:rPr>
+          <w:b/>
+          <w:bCs/>
+          <w:lang w:val="en-US"/>
+        </w:rPr>
+        <w:t>an error</w:t>
+      </w:r>
+      <w:r>
+        <w:rPr>
+          <w:lang w:val="en-US"/>
+        </w:rPr>
+        <w:t xml:space="preserve"> when trying to build the empty project. This is most likely due to the Android NDK</w:t>
+      </w:r>
+      <w:r>
+        <w:rPr>
+          <w:lang w:val="en-US"/>
+        </w:rPr>
+        <w:t xml:space="preserve"> not being installed</w:t>
+      </w:r>
+      <w:r>
+        <w:rPr>
+          <w:lang w:val="en-US"/>
+        </w:rPr>
+        <w:t>. Go to</w:t>
+      </w:r>
+      <w:r>
+        <w:rPr>
+          <w:lang w:val="en-US"/>
+        </w:rPr>
+        <w:t xml:space="preserve"> “File” &gt; “Settings” &gt;</w:t>
+      </w:r>
+      <w:r>
+        <w:rPr>
+          <w:lang w:val="en-US"/>
+        </w:rPr>
+        <w:t xml:space="preserve"> </w:t>
+      </w:r>
+      <w:r>
+        <w:rPr>
+          <w:lang w:val="en-US"/>
+        </w:rPr>
+        <w:t>“Android SDK” &gt; “SDK Tools”</w:t>
+      </w:r>
+      <w:r>
+        <w:rPr>
+          <w:lang w:val="en-US"/>
+        </w:rPr>
+        <w:t xml:space="preserve"> tab. Select NDK</w:t>
+      </w:r>
+      <w:r>
+        <w:rPr>
+          <w:lang w:val="en-US"/>
+        </w:rPr>
+        <w:t>,</w:t>
+      </w:r>
+      <w:r>
+        <w:rPr>
+          <w:lang w:val="en-US"/>
+        </w:rPr>
+        <w:t xml:space="preserve"> and</w:t>
+      </w:r>
+      <w:r>
+        <w:rPr>
+          <w:lang w:val="en-US"/>
+        </w:rPr>
+        <w:t xml:space="preserve"> </w:t>
+      </w:r>
+      <w:r>
+        <w:rPr>
+          <w:lang w:val="en-US"/>
+        </w:rPr>
+        <w:t>“</w:t>
+      </w:r>
+      <w:proofErr w:type="spellStart"/>
+      <w:r>
+        <w:rPr>
+          <w:lang w:val="en-US"/>
+        </w:rPr>
+        <w:t>CMake</w:t>
+      </w:r>
+      <w:proofErr w:type="spellEnd"/>
+      <w:r>
+        <w:rPr>
+          <w:lang w:val="en-US"/>
+        </w:rPr>
+        <w:t>,</w:t>
+      </w:r>
+      <w:r>
+        <w:rPr>
+          <w:lang w:val="en-US"/>
+        </w:rPr>
+        <w:t>”</w:t>
+      </w:r>
+      <w:r>
+        <w:rPr>
+          <w:lang w:val="en-US"/>
+        </w:rPr>
+        <w:t xml:space="preserve"> </w:t>
+      </w:r>
+      <w:r>
+        <w:rPr>
+          <w:lang w:val="en-US"/>
+        </w:rPr>
+        <w:t xml:space="preserve">then </w:t>
+      </w:r>
+      <w:r>
+        <w:rPr>
+          <w:lang w:val="en-US"/>
+        </w:rPr>
+        <w:t xml:space="preserve">accept the agreement and install </w:t>
+      </w:r>
+      <w:r>
+        <w:rPr>
+          <w:lang w:val="en-US"/>
+        </w:rPr>
+        <w:t>them</w:t>
+      </w:r>
+      <w:r>
+        <w:rPr>
+          <w:lang w:val="en-US"/>
+        </w:rPr>
+        <w:t>,</w:t>
+      </w:r>
+      <w:r>
+        <w:rPr>
+          <w:lang w:val="en-US"/>
+        </w:rPr>
+        <w:t xml:space="preserve"> </w:t>
+      </w:r>
+      <w:r>
+        <w:rPr>
+          <w:lang w:val="en-US"/>
+        </w:rPr>
+        <w:t>e</w:t>
+      </w:r>
+      <w:r>
+        <w:rPr>
+          <w:lang w:val="en-US"/>
+        </w:rPr>
+        <w:t>nsuri</w:t>
+      </w:r>
+      <w:r>
+        <w:rPr>
+          <w:lang w:val="en-US"/>
+        </w:rPr>
+        <w:t>ng</w:t>
+      </w:r>
+      <w:r>
+        <w:rPr>
+          <w:lang w:val="en-US"/>
+        </w:rPr>
+        <w:t xml:space="preserve"> that</w:t>
+      </w:r>
+      <w:r>
+        <w:rPr>
+          <w:lang w:val="en-US"/>
+        </w:rPr>
+        <w:t xml:space="preserve"> they have ticks next to their names</w:t>
+      </w:r>
+      <w:r>
+        <w:rPr>
+          <w:lang w:val="en-US"/>
+        </w:rPr>
+        <w:t>.</w:t>
+      </w:r>
+      <w:r>
+        <w:rPr>
+          <w:lang w:val="en-US"/>
+        </w:rPr>
+        <w:t xml:space="preserve"> </w:t>
+      </w:r>
+    </w:p>
+    <w:p>
+      <w:pPr>
+        <w:rPr>
+          <w:lang w:val="en-US"/>
+        </w:rPr>
+      </w:pPr>
       <w:r>
         <w:rPr>
           <w:noProof/>
@@ -2514,18 +3204,10 @@
         </w:rPr>
         <w:lastRenderedPageBreak/>
         <w:drawing>
-          <wp:anchor distT="0" distB="0" distL="114300" distR="114300" simplePos="0" relativeHeight="251669504" behindDoc="0" locked="0" layoutInCell="1" allowOverlap="1" wp14:anchorId="0435B46A" wp14:editId="6C1D7E19">
-            <wp:simplePos x="0" y="0"/>
-            <wp:positionH relativeFrom="margin">
-              <wp:posOffset>1714176</wp:posOffset>
-            </wp:positionH>
-            <wp:positionV relativeFrom="paragraph">
-              <wp:posOffset>393033</wp:posOffset>
-            </wp:positionV>
-            <wp:extent cx="2358875" cy="1919036"/>
-            <wp:effectExtent l="0" t="0" r="3810" b="5080"/>
-            <wp:wrapNone/>
-            <wp:docPr id="14" name="Picture 14"/>
+          <wp:inline distT="0" distB="0" distL="0" distR="0" wp14:anchorId="71C06135" wp14:editId="7C5E266F">
+            <wp:extent cx="936694" cy="2063416"/>
+            <wp:effectExtent l="0" t="0" r="0" b="0"/>
+            <wp:docPr id="12" name="Picture 12"/>
             <wp:cNvGraphicFramePr>
               <a:graphicFrameLocks xmlns:a="http://schemas.openxmlformats.org/drawingml/2006/main" noChangeAspect="1"/>
             </wp:cNvGraphicFramePr>
@@ -2536,14 +3218,56 @@
                     <pic:cNvPr id="1" name=""/>
                     <pic:cNvPicPr/>
                   </pic:nvPicPr>
+                  <pic:blipFill rotWithShape="1">
+                    <a:blip r:embed="rId16"/>
+                    <a:srcRect t="1628" r="94193" b="58573"/>
+                    <a:stretch/>
+                  </pic:blipFill>
+                  <pic:spPr bwMode="auto">
+                    <a:xfrm>
+                      <a:off x="0" y="0"/>
+                      <a:ext cx="942764" cy="2076787"/>
+                    </a:xfrm>
+                    <a:prstGeom prst="rect">
+                      <a:avLst/>
+                    </a:prstGeom>
+                    <a:ln>
+                      <a:noFill/>
+                    </a:ln>
+                    <a:extLst>
+                      <a:ext uri="{53640926-AAD7-44D8-BBD7-CCE9431645EC}">
+                        <a14:shadowObscured xmlns:a14="http://schemas.microsoft.com/office/drawing/2010/main"/>
+                      </a:ext>
+                    </a:extLst>
+                  </pic:spPr>
+                </pic:pic>
+              </a:graphicData>
+            </a:graphic>
+          </wp:inline>
+        </w:drawing>
+      </w:r>
+      <w:r>
+        <w:rPr>
+          <w:noProof/>
+          <w:lang w:val="en-US"/>
+        </w:rPr>
+        <w:drawing>
+          <wp:inline distT="0" distB="0" distL="0" distR="0" wp14:anchorId="5E93F962" wp14:editId="2C68938E">
+            <wp:extent cx="3303494" cy="2036411"/>
+            <wp:effectExtent l="0" t="0" r="0" b="2540"/>
+            <wp:docPr id="253629254" name="Picture 1"/>
+            <wp:cNvGraphicFramePr>
+              <a:graphicFrameLocks xmlns:a="http://schemas.openxmlformats.org/drawingml/2006/main" noChangeAspect="1"/>
+            </wp:cNvGraphicFramePr>
+            <a:graphic xmlns:a="http://schemas.openxmlformats.org/drawingml/2006/main">
+              <a:graphicData uri="http://schemas.openxmlformats.org/drawingml/2006/picture">
+                <pic:pic xmlns:pic="http://schemas.openxmlformats.org/drawingml/2006/picture">
+                  <pic:nvPicPr>
+                    <pic:cNvPr id="253629254" name=""/>
+                    <pic:cNvPicPr/>
+                  </pic:nvPicPr>
                   <pic:blipFill>
-                    <a:blip r:embed="rId17" cstate="print">
-                      <a:extLst>
-                        <a:ext uri="{28A0092B-C50C-407E-A947-70E740481C1C}">
-                          <a14:useLocalDpi xmlns:a14="http://schemas.microsoft.com/office/drawing/2010/main" val="0"/>
-                        </a:ext>
-                      </a:extLst>
-                    </a:blip>
+                    <a:blip r:embed="rId17"/>
                     <a:stretch>
                       <a:fillRect/>
                     </a:stretch>
@@ -2551,7 +3275,7 @@
                   <pic:spPr>
                     <a:xfrm>
                       <a:off x="0" y="0"/>
-                      <a:ext cx="2380311" cy="1936475"/>
+                      <a:ext cx="3355255" cy="2068318"/>
                     </a:xfrm>
                     <a:prstGeom prst="rect">
                       <a:avLst/>
@@ -2560,100 +3284,9 @@
                 </pic:pic>
               </a:graphicData>
             </a:graphic>
-            <wp14:sizeRelH relativeFrom="page">
-              <wp14:pctWidth>0</wp14:pctWidth>
-            </wp14:sizeRelH>
-            <wp14:sizeRelV relativeFrom="page">
-              <wp14:pctHeight>0</wp14:pctHeight>
-            </wp14:sizeRelV>
-          </wp:anchor>
+          </wp:inline>
         </w:drawing>
       </w:r>
-      <w:r>
-        <w:rPr>
-          <w:lang w:val="en-US"/>
-        </w:rPr>
-        <w:t>If more windows prompt you for choices, select the default options. For example, use the C++ standard – default toolchain.</w:t>
-      </w:r>
-      <w:r>
-        <w:rPr>
-          <w:lang w:val="en-US"/>
-        </w:rPr>
-        <w:t xml:space="preserve"> </w:t>
-      </w:r>
-      <w:r>
-        <w:rPr>
-          <w:lang w:val="en-US"/>
-        </w:rPr>
-        <w:t>Then</w:t>
-      </w:r>
-      <w:r>
-        <w:rPr>
-          <w:lang w:val="en-US"/>
-        </w:rPr>
-        <w:t>,</w:t>
-      </w:r>
-      <w:r>
-        <w:rPr>
-          <w:lang w:val="en-US"/>
-        </w:rPr>
-        <w:t xml:space="preserve"> c</w:t>
-      </w:r>
-      <w:r>
-        <w:rPr>
-          <w:lang w:val="en-US"/>
-        </w:rPr>
-        <w:t>lick Finish.</w:t>
-      </w:r>
-    </w:p>
-    <w:p>
-      <w:pPr>
-        <w:rPr>
-          <w:lang w:val="en-US"/>
-        </w:rPr>
-      </w:pPr>
-    </w:p>
-    <w:p>
-      <w:pPr>
-        <w:rPr>
-          <w:lang w:val="en-US"/>
-        </w:rPr>
-      </w:pPr>
-    </w:p>
-    <w:p>
-      <w:pPr>
-        <w:rPr>
-          <w:lang w:val="en-US"/>
-        </w:rPr>
-      </w:pPr>
-    </w:p>
-    <w:p>
-      <w:pPr>
-        <w:rPr>
-          <w:lang w:val="en-US"/>
-        </w:rPr>
-      </w:pPr>
-    </w:p>
-    <w:p>
-      <w:pPr>
-        <w:rPr>
-          <w:lang w:val="en-US"/>
-        </w:rPr>
-      </w:pPr>
-    </w:p>
-    <w:p>
-      <w:pPr>
-        <w:rPr>
-          <w:lang w:val="en-US"/>
-        </w:rPr>
-      </w:pPr>
-    </w:p>
-    <w:p>
-      <w:pPr>
-        <w:rPr>
-          <w:lang w:val="en-US"/>
-        </w:rPr>
-      </w:pPr>
       <w:r>
         <w:rPr>
           <w:b/>
@@ -2667,361 +3300,7 @@
         <mc:AlternateContent>
           <mc:Choice Requires="wps">
             <w:drawing>
-              <wp:anchor distT="45720" distB="45720" distL="114300" distR="114300" simplePos="0" relativeHeight="251676672" behindDoc="0" locked="0" layoutInCell="1" allowOverlap="1" wp14:anchorId="6A4BADFF" wp14:editId="5C742B62">
-                <wp:simplePos x="0" y="0"/>
-                <wp:positionH relativeFrom="page">
-                  <wp:posOffset>2628298</wp:posOffset>
-                </wp:positionH>
-                <wp:positionV relativeFrom="paragraph">
-                  <wp:posOffset>137461</wp:posOffset>
-                </wp:positionV>
-                <wp:extent cx="2360930" cy="247650"/>
-                <wp:effectExtent l="0" t="0" r="0" b="0"/>
-                <wp:wrapSquare wrapText="bothSides"/>
-                <wp:docPr id="18" name="Text Box 2"/>
-                <wp:cNvGraphicFramePr>
-                  <a:graphicFrameLocks xmlns:a="http://schemas.openxmlformats.org/drawingml/2006/main"/>
-                </wp:cNvGraphicFramePr>
-                <a:graphic xmlns:a="http://schemas.openxmlformats.org/drawingml/2006/main">
-                  <a:graphicData uri="http://schemas.microsoft.com/office/word/2010/wordprocessingShape">
-                    <wps:wsp>
-                      <wps:cNvSpPr txBox="1">
-                        <a:spLocks noChangeArrowheads="1"/>
-                      </wps:cNvSpPr>
-                      <wps:spPr bwMode="auto">
-                        <a:xfrm>
-                          <a:off x="0" y="0"/>
-                          <a:ext cx="2360930" cy="247650"/>
-                        </a:xfrm>
-                        <a:prstGeom prst="rect">
-                          <a:avLst/>
-                        </a:prstGeom>
-                        <a:solidFill>
-                          <a:srgbClr val="FFFFFF"/>
-                        </a:solidFill>
-                        <a:ln w="9525">
-                          <a:noFill/>
-                          <a:miter lim="800000"/>
-                          <a:headEnd/>
-                          <a:tailEnd/>
-                        </a:ln>
-                      </wps:spPr>
-                      <wps:txbx>
-                        <w:txbxContent>
-                          <w:p>
-                            <w:pPr>
-                              <w:rPr>
-                                <w:b/>
-                                <w:bCs/>
-                                <w:i/>
-                                <w:iCs/>
-                                <w:sz w:val="18"/>
-                                <w:szCs w:val="18"/>
-                              </w:rPr>
-                            </w:pPr>
-                            <w:r>
-                              <w:rPr>
-                                <w:b/>
-                                <w:bCs/>
-                                <w:i/>
-                                <w:iCs/>
-                                <w:sz w:val="18"/>
-                                <w:szCs w:val="18"/>
-                              </w:rPr>
-                              <w:t xml:space="preserve">Figure 3 –Customize C++ </w:t>
-                            </w:r>
-                            <w:r>
-                              <w:rPr>
-                                <w:b/>
-                                <w:bCs/>
-                                <w:i/>
-                                <w:iCs/>
-                                <w:sz w:val="18"/>
-                                <w:szCs w:val="18"/>
-                              </w:rPr>
-                              <w:t>S</w:t>
-                            </w:r>
-                            <w:r>
-                              <w:rPr>
-                                <w:b/>
-                                <w:bCs/>
-                                <w:i/>
-                                <w:iCs/>
-                                <w:sz w:val="18"/>
-                                <w:szCs w:val="18"/>
-                              </w:rPr>
-                              <w:t xml:space="preserve">upport </w:t>
-                            </w:r>
-                          </w:p>
-                        </w:txbxContent>
-                      </wps:txbx>
-                      <wps:bodyPr rot="0" vert="horz" wrap="square" lIns="91440" tIns="45720" rIns="91440" bIns="45720" anchor="t" anchorCtr="0">
-                        <a:noAutofit/>
-                      </wps:bodyPr>
-                    </wps:wsp>
-                  </a:graphicData>
-                </a:graphic>
-                <wp14:sizeRelH relativeFrom="margin">
-                  <wp14:pctWidth>40000</wp14:pctWidth>
-                </wp14:sizeRelH>
-                <wp14:sizeRelV relativeFrom="margin">
-                  <wp14:pctHeight>0</wp14:pctHeight>
-                </wp14:sizeRelV>
-              </wp:anchor>
-            </w:drawing>
-          </mc:Choice>
-          <mc:Fallback>
-            <w:pict>
-              <v:shape w14:anchorId="6A4BADFF" id="_x0000_s1030" type="#_x0000_t202" style="position:absolute;margin-left:206.95pt;margin-top:10.8pt;width:185.9pt;height:19.5pt;z-index:251676672;visibility:visible;mso-wrap-style:square;mso-width-percent:400;mso-height-percent:0;mso-wrap-distance-left:9pt;mso-wrap-distance-top:3.6pt;mso-wrap-distance-right:9pt;mso-wrap-distance-bottom:3.6pt;mso-position-horizontal:absolute;mso-position-horizontal-relative:page;mso-position-vertical:absolute;mso-position-vertical-relative:text;mso-width-percent:400;mso-height-percent:0;mso-width-relative:margin;mso-height-relative:margin;v-text-anchor:top" o:gfxdata="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" stroked="f">
-                <v:textbox>
-                  <w:txbxContent>
-                    <w:p>
-                      <w:pPr>
-                        <w:rPr>
-                          <w:b/>
-                          <w:bCs/>
-                          <w:i/>
-                          <w:iCs/>
-                          <w:sz w:val="18"/>
-                          <w:szCs w:val="18"/>
-                        </w:rPr>
-                      </w:pPr>
-                      <w:r>
-                        <w:rPr>
-                          <w:b/>
-                          <w:bCs/>
-                          <w:i/>
-                          <w:iCs/>
-                          <w:sz w:val="18"/>
-                          <w:szCs w:val="18"/>
-                        </w:rPr>
-                        <w:t xml:space="preserve">Figure 3 –Customize C++ </w:t>
-                      </w:r>
-                      <w:r>
-                        <w:rPr>
-                          <w:b/>
-                          <w:bCs/>
-                          <w:i/>
-                          <w:iCs/>
-                          <w:sz w:val="18"/>
-                          <w:szCs w:val="18"/>
-                        </w:rPr>
-                        <w:t>S</w:t>
-                      </w:r>
-                      <w:r>
-                        <w:rPr>
-                          <w:b/>
-                          <w:bCs/>
-                          <w:i/>
-                          <w:iCs/>
-                          <w:sz w:val="18"/>
-                          <w:szCs w:val="18"/>
-                        </w:rPr>
-                        <w:t xml:space="preserve">upport </w:t>
-                      </w:r>
-                    </w:p>
-                  </w:txbxContent>
-                </v:textbox>
-                <w10:wrap type="square" anchorx="page"/>
-              </v:shape>
-            </w:pict>
-          </mc:Fallback>
-        </mc:AlternateContent>
-      </w:r>
-    </w:p>
-    <w:p>
-      <w:pPr>
-        <w:rPr>
-          <w:lang w:val="en-US"/>
-        </w:rPr>
-      </w:pPr>
-    </w:p>
-    <w:p>
-      <w:pPr>
-        <w:rPr>
-          <w:lang w:val="en-US"/>
-        </w:rPr>
-      </w:pPr>
-      <w:r>
-        <w:rPr>
-          <w:lang w:val="en-US"/>
-        </w:rPr>
-        <w:t xml:space="preserve">You should now have a project containing an empty activity called </w:t>
-      </w:r>
-      <w:r>
-        <w:rPr>
-          <w:lang w:val="en-US"/>
-        </w:rPr>
-        <w:t>“</w:t>
-      </w:r>
-      <w:r>
-        <w:rPr>
-          <w:lang w:val="en-US"/>
-        </w:rPr>
-        <w:t>MainActivity</w:t>
-      </w:r>
-      <w:r>
-        <w:rPr>
-          <w:lang w:val="en-US"/>
-        </w:rPr>
-        <w:t>”</w:t>
-      </w:r>
-      <w:r>
-        <w:rPr>
-          <w:lang w:val="en-US"/>
-        </w:rPr>
-        <w:t xml:space="preserve"> which you can find in “FirstNative” &gt; “app” &gt; “src” &gt; “main” &gt; “java” … &gt; “MainAcitivity.java”</w:t>
-      </w:r>
-      <w:r>
-        <w:rPr>
-          <w:lang w:val="en-US"/>
-        </w:rPr>
-        <w:t>.</w:t>
-      </w:r>
-    </w:p>
-    <w:p>
-      <w:pPr>
-        <w:rPr>
-          <w:lang w:val="en-US"/>
-        </w:rPr>
-      </w:pPr>
-      <w:r>
-        <w:rPr>
-          <w:b/>
-          <w:bCs/>
-          <w:lang w:val="en-US"/>
-        </w:rPr>
-        <w:t>Gradle may throw an error</w:t>
-      </w:r>
-      <w:r>
-        <w:rPr>
-          <w:lang w:val="en-US"/>
-        </w:rPr>
-        <w:t xml:space="preserve"> when trying to build the empty project. This is most likely due to need</w:t>
-      </w:r>
-      <w:r>
-        <w:rPr>
-          <w:lang w:val="en-US"/>
-        </w:rPr>
-        <w:t>ing</w:t>
-      </w:r>
-      <w:r>
-        <w:rPr>
-          <w:lang w:val="en-US"/>
-        </w:rPr>
-        <w:t xml:space="preserve"> the Android NDK. Go to</w:t>
-      </w:r>
-      <w:r>
-        <w:rPr>
-          <w:lang w:val="en-US"/>
-        </w:rPr>
-        <w:t xml:space="preserve"> “File” &gt; “Settings” &gt;</w:t>
-      </w:r>
-      <w:r>
-        <w:rPr>
-          <w:lang w:val="en-US"/>
-        </w:rPr>
-        <w:t xml:space="preserve"> </w:t>
-      </w:r>
-      <w:r>
-        <w:rPr>
-          <w:lang w:val="en-US"/>
-        </w:rPr>
-        <w:t>“Android SDK” &gt; “SDK Tools”</w:t>
-      </w:r>
-      <w:r>
-        <w:rPr>
-          <w:lang w:val="en-US"/>
-        </w:rPr>
-        <w:t xml:space="preserve"> tab. Select NDK</w:t>
-      </w:r>
-      <w:r>
-        <w:rPr>
-          <w:lang w:val="en-US"/>
-        </w:rPr>
-        <w:t>,</w:t>
-      </w:r>
-      <w:r>
-        <w:rPr>
-          <w:lang w:val="en-US"/>
-        </w:rPr>
-        <w:t xml:space="preserve"> </w:t>
-      </w:r>
-      <w:r>
-        <w:rPr>
-          <w:lang w:val="en-US"/>
-        </w:rPr>
-        <w:t>“CMake</w:t>
-      </w:r>
-      <w:r>
-        <w:rPr>
-          <w:lang w:val="en-US"/>
-        </w:rPr>
-        <w:t>,</w:t>
-      </w:r>
-      <w:r>
-        <w:rPr>
-          <w:lang w:val="en-US"/>
-        </w:rPr>
-        <w:t>”</w:t>
-      </w:r>
-      <w:r>
-        <w:rPr>
-          <w:lang w:val="en-US"/>
-        </w:rPr>
-        <w:t xml:space="preserve"> </w:t>
-      </w:r>
-      <w:r>
-        <w:rPr>
-          <w:lang w:val="en-US"/>
-        </w:rPr>
-        <w:t xml:space="preserve">then </w:t>
-      </w:r>
-      <w:r>
-        <w:rPr>
-          <w:lang w:val="en-US"/>
-        </w:rPr>
-        <w:t xml:space="preserve">accept the agreement and install </w:t>
-      </w:r>
-      <w:r>
-        <w:rPr>
-          <w:lang w:val="en-US"/>
-        </w:rPr>
-        <w:t>them</w:t>
-      </w:r>
-      <w:r>
-        <w:rPr>
-          <w:lang w:val="en-US"/>
-        </w:rPr>
-        <w:t>.</w:t>
-      </w:r>
-      <w:r>
-        <w:rPr>
-          <w:lang w:val="en-US"/>
-        </w:rPr>
-        <w:t xml:space="preserve"> </w:t>
-      </w:r>
-    </w:p>
-    <w:p>
-      <w:pPr>
-        <w:rPr>
-          <w:lang w:val="en-US"/>
-        </w:rPr>
-      </w:pPr>
-      <w:r>
-        <w:rPr>
-          <w:b/>
-          <w:bCs/>
-          <w:noProof/>
-          <w:color w:val="2F5496" w:themeColor="accent1" w:themeShade="BF"/>
-          <w:sz w:val="16"/>
-          <w:szCs w:val="16"/>
-          <w:lang w:val="en-US"/>
-        </w:rPr>
-        <mc:AlternateContent>
-          <mc:Choice Requires="wps">
-            <w:drawing>
-              <wp:anchor distT="45720" distB="45720" distL="114300" distR="114300" simplePos="0" relativeHeight="251678720" behindDoc="0" locked="0" layoutInCell="1" allowOverlap="1" wp14:anchorId="246D81BF" wp14:editId="6A04F237">
+              <wp:anchor distT="45720" distB="45720" distL="114300" distR="114300" simplePos="0" relativeHeight="251678720" behindDoc="0" locked="0" layoutInCell="1" allowOverlap="1" wp14:anchorId="246D81BF" wp14:editId="0BA918AB">
                 <wp:simplePos x="0" y="0"/>
                 <wp:positionH relativeFrom="page">
                   <wp:posOffset>2014019</wp:posOffset>
@@ -3104,7 +3383,7 @@
           </mc:Choice>
           <mc:Fallback>
             <w:pict>
-              <v:shape w14:anchorId="246D81BF" id="_x0000_s1031" type="#_x0000_t202" style="position:absolute;margin-left:158.6pt;margin-top:168.5pt;width:185.9pt;height:19.5pt;z-index:251678720;visibility:visible;mso-wrap-style:square;mso-width-percent:400;mso-height-percent:0;mso-wrap-distance-left:9pt;mso-wrap-distance-top:3.6pt;mso-wrap-distance-right:9pt;mso-wrap-distance-bottom:3.6pt;mso-position-horizontal:absolute;mso-position-horizontal-relative:page;mso-position-vertical:absolute;mso-position-vertical-relative:text;mso-width-percent:400;mso-height-percent:0;mso-width-relative:margin;mso-height-relative:margin;v-text-anchor:top" o:gfxdata="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" stroked="f">
+              <v:shape w14:anchorId="246D81BF" id="_x0000_s1027" type="#_x0000_t202" style="position:absolute;margin-left:158.6pt;margin-top:168.5pt;width:185.9pt;height:19.5pt;z-index:251678720;visibility:visible;mso-wrap-style:square;mso-width-percent:400;mso-height-percent:0;mso-wrap-distance-left:9pt;mso-wrap-distance-top:3.6pt;mso-wrap-distance-right:9pt;mso-wrap-distance-bottom:3.6pt;mso-position-horizontal:absolute;mso-position-horizontal-relative:page;mso-position-vertical:absolute;mso-position-vertical-relative:text;mso-width-percent:400;mso-height-percent:0;mso-width-relative:margin;mso-height-relative:margin;v-text-anchor:top" o:gfxdata="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" stroked="f">
                 <v:textbox>
                   <w:txbxContent>
                     <w:p>
@@ -3140,22 +3419,45 @@
       </w:r>
       <w:r>
         <w:rPr>
+          <w:lang w:val="en-US"/>
+        </w:rPr>
+        <w:t xml:space="preserve"> </w:t>
+      </w:r>
+    </w:p>
+    <w:p>
+      <w:pPr>
+        <w:rPr>
+          <w:lang w:val="en-US"/>
+        </w:rPr>
+      </w:pPr>
+      <w:r>
+        <w:rPr>
+          <w:b/>
+          <w:bCs/>
           <w:noProof/>
           <w:lang w:val="en-US"/>
         </w:rPr>
         <w:drawing>
-          <wp:anchor distT="0" distB="0" distL="114300" distR="114300" simplePos="0" relativeHeight="251672576" behindDoc="0" locked="0" layoutInCell="1" allowOverlap="1" wp14:anchorId="3EEF4D5C" wp14:editId="760BA8E7">
+          <wp:anchor distT="0" distB="0" distL="114300" distR="114300" simplePos="0" relativeHeight="251679744" behindDoc="1" locked="0" layoutInCell="1" allowOverlap="1" wp14:anchorId="678C9CBF" wp14:editId="02209E12">
             <wp:simplePos x="0" y="0"/>
             <wp:positionH relativeFrom="column">
-              <wp:posOffset>2087480</wp:posOffset>
+              <wp:posOffset>3316418</wp:posOffset>
             </wp:positionH>
             <wp:positionV relativeFrom="paragraph">
-              <wp:posOffset>6585</wp:posOffset>
+              <wp:posOffset>107539</wp:posOffset>
             </wp:positionV>
-            <wp:extent cx="3027476" cy="2123574"/>
-            <wp:effectExtent l="0" t="0" r="1905" b="0"/>
-            <wp:wrapNone/>
-            <wp:docPr id="16" name="Picture 16"/>
+            <wp:extent cx="2505075" cy="2054225"/>
+            <wp:effectExtent l="0" t="0" r="9525" b="3175"/>
+            <wp:wrapTight wrapText="bothSides">
+              <wp:wrapPolygon edited="0">
+                <wp:start x="0" y="0"/>
+                <wp:lineTo x="0" y="21433"/>
+                <wp:lineTo x="21518" y="21433"/>
+                <wp:lineTo x="21518" y="0"/>
+                <wp:lineTo x="0" y="0"/>
+              </wp:wrapPolygon>
+            </wp:wrapTight>
+            <wp:docPr id="1229135074" name="Picture 1"/>
             <wp:cNvGraphicFramePr>
               <a:graphicFrameLocks xmlns:a="http://schemas.openxmlformats.org/drawingml/2006/main" noChangeAspect="1"/>
             </wp:cNvGraphicFramePr>
@@ -3163,11 +3465,11 @@
               <a:graphicData uri="http://schemas.openxmlformats.org/drawingml/2006/picture">
                 <pic:pic xmlns:pic="http://schemas.openxmlformats.org/drawingml/2006/picture">
                   <pic:nvPicPr>
-                    <pic:cNvPr id="1" name=""/>
+                    <pic:cNvPr id="1229135074" name=""/>
                     <pic:cNvPicPr/>
                   </pic:nvPicPr>
                   <pic:blipFill>
-                    <a:blip r:embed="rId18" cstate="print">
+                    <a:blip r:embed="rId18">
                       <a:extLst>
                         <a:ext uri="{28A0092B-C50C-407E-A947-70E740481C1C}">
                           <a14:useLocalDpi xmlns:a14="http://schemas.microsoft.com/office/drawing/2010/main" val="0"/>
@@ -3181,146 +3483,7 @@
                   <pic:spPr>
                     <a:xfrm>
                       <a:off x="0" y="0"/>
-                      <a:ext cx="3033833" cy="2128033"/>
-                    </a:xfrm>
-                    <a:prstGeom prst="rect">
-                      <a:avLst/>
-                    </a:prstGeom>
-                  </pic:spPr>
-                </pic:pic>
-              </a:graphicData>
-            </a:graphic>
-            <wp14:sizeRelH relativeFrom="page">
-              <wp14:pctWidth>0</wp14:pctWidth>
-            </wp14:sizeRelH>
-            <wp14:sizeRelV relativeFrom="page">
-              <wp14:pctHeight>0</wp14:pctHeight>
-            </wp14:sizeRelV>
-          </wp:anchor>
-        </w:drawing>
-      </w:r>
-      <w:r>
-        <w:rPr>
-          <w:lang w:val="en-US"/>
-        </w:rPr>
-        <w:t xml:space="preserve"> </w:t>
-      </w:r>
-      <w:r>
-        <w:rPr>
-          <w:noProof/>
-          <w:lang w:val="en-US"/>
-        </w:rPr>
-        <w:drawing>
-          <wp:inline distT="0" distB="0" distL="0" distR="0" wp14:anchorId="1B8CBEB8" wp14:editId="5F3F1B39">
-            <wp:extent cx="936694" cy="2063416"/>
-            <wp:effectExtent l="0" t="0" r="0" b="0"/>
-            <wp:docPr id="12" name="Picture 12"/>
-            <wp:cNvGraphicFramePr>
-              <a:graphicFrameLocks xmlns:a="http://schemas.openxmlformats.org/drawingml/2006/main" noChangeAspect="1"/>
-            </wp:cNvGraphicFramePr>
-            <a:graphic xmlns:a="http://schemas.openxmlformats.org/drawingml/2006/main">
-              <a:graphicData uri="http://schemas.openxmlformats.org/drawingml/2006/picture">
-                <pic:pic xmlns:pic="http://schemas.openxmlformats.org/drawingml/2006/picture">
-                  <pic:nvPicPr>
-                    <pic:cNvPr id="1" name=""/>
-                    <pic:cNvPicPr/>
-                  </pic:nvPicPr>
-                  <pic:blipFill rotWithShape="1">
-                    <a:blip r:embed="rId19"/>
-                    <a:srcRect t="1628" r="94193" b="58573"/>
-                    <a:stretch/>
-                  </pic:blipFill>
-                  <pic:spPr bwMode="auto">
-                    <a:xfrm>
-                      <a:off x="0" y="0"/>
-                      <a:ext cx="942764" cy="2076787"/>
-                    </a:xfrm>
-                    <a:prstGeom prst="rect">
-                      <a:avLst/>
-                    </a:prstGeom>
-                    <a:ln>
-                      <a:noFill/>
-                    </a:ln>
-                    <a:extLst>
-                      <a:ext uri="{53640926-AAD7-44D8-BBD7-CCE9431645EC}">
-                        <a14:shadowObscured xmlns:a14="http://schemas.microsoft.com/office/drawing/2010/main"/>
-                      </a:ext>
-                    </a:extLst>
-                  </pic:spPr>
-                </pic:pic>
-              </a:graphicData>
-            </a:graphic>
-          </wp:inline>
-        </w:drawing>
-      </w:r>
-    </w:p>
-    <w:p>
-      <w:pPr>
-        <w:rPr>
-          <w:lang w:val="en-US"/>
-        </w:rPr>
-      </w:pPr>
-    </w:p>
-    <w:p>
-      <w:pPr>
-        <w:rPr>
-          <w:lang w:val="en-US"/>
-        </w:rPr>
-      </w:pPr>
-      <w:r>
-        <w:rPr>
-          <w:b/>
-          <w:bCs/>
-          <w:noProof/>
-          <w:lang w:val="en-US"/>
-        </w:rPr>
-        <w:drawing>
-          <wp:anchor distT="0" distB="0" distL="114300" distR="114300" simplePos="0" relativeHeight="251658240" behindDoc="1" locked="0" layoutInCell="1" allowOverlap="1" wp14:anchorId="466DF5A4" wp14:editId="6DEDCA99">
-            <wp:simplePos x="0" y="0"/>
-            <wp:positionH relativeFrom="margin">
-              <wp:posOffset>3380740</wp:posOffset>
-            </wp:positionH>
-            <wp:positionV relativeFrom="paragraph">
-              <wp:posOffset>51435</wp:posOffset>
-            </wp:positionV>
-            <wp:extent cx="2256155" cy="1948815"/>
-            <wp:effectExtent l="0" t="0" r="0" b="0"/>
-            <wp:wrapTight wrapText="bothSides">
-              <wp:wrapPolygon edited="0">
-                <wp:start x="0" y="0"/>
-                <wp:lineTo x="0" y="21326"/>
-                <wp:lineTo x="21339" y="21326"/>
-                <wp:lineTo x="21339" y="0"/>
-                <wp:lineTo x="0" y="0"/>
-              </wp:wrapPolygon>
-            </wp:wrapTight>
-            <wp:docPr id="3" name="Picture 3" descr="A screenshot of a cell phone&#10;&#10;Description automatically generated"/>
-            <wp:cNvGraphicFramePr>
-              <a:graphicFrameLocks xmlns:a="http://schemas.openxmlformats.org/drawingml/2006/main" noChangeAspect="1"/>
-            </wp:cNvGraphicFramePr>
-            <a:graphic xmlns:a="http://schemas.openxmlformats.org/drawingml/2006/main">
-              <a:graphicData uri="http://schemas.openxmlformats.org/drawingml/2006/picture">
-                <pic:pic xmlns:pic="http://schemas.openxmlformats.org/drawingml/2006/picture">
-                  <pic:nvPicPr>
-                    <pic:cNvPr id="3" name="ProjectView.png"/>
-                    <pic:cNvPicPr/>
-                  </pic:nvPicPr>
-                  <pic:blipFill>
-                    <a:blip r:embed="rId20" cstate="print">
-                      <a:extLst>
-                        <a:ext uri="{28A0092B-C50C-407E-A947-70E740481C1C}">
-                          <a14:useLocalDpi xmlns:a14="http://schemas.microsoft.com/office/drawing/2010/main" val="0"/>
-                        </a:ext>
-                      </a:extLst>
-                    </a:blip>
-                    <a:stretch>
-                      <a:fillRect/>
-                    </a:stretch>
-                  </pic:blipFill>
-                  <pic:spPr>
-                    <a:xfrm>
-                      <a:off x="0" y="0"/>
-                      <a:ext cx="2256155" cy="1948815"/>
+                      <a:ext cx="2505075" cy="2054225"/>
                     </a:xfrm>
                     <a:prstGeom prst="rect">
                       <a:avLst/>
@@ -3338,29 +3501,78 @@
           </wp:anchor>
         </w:drawing>
       </w:r>
-      <w:r>
-        <w:rPr>
-          <w:lang w:val="en-US"/>
-        </w:rPr>
-        <w:t xml:space="preserve">Once sorted, </w:t>
-      </w:r>
-      <w:r>
-        <w:rPr>
-          <w:lang w:val="en-US"/>
-        </w:rPr>
-        <w:t xml:space="preserve">Gradle will automatically build your project, </w:t>
-      </w:r>
-      <w:r>
-        <w:rPr>
-          <w:lang w:val="en-US"/>
-        </w:rPr>
-        <w:t xml:space="preserve">and </w:t>
-      </w:r>
-      <w:r>
-        <w:rPr>
-          <w:lang w:val="en-US"/>
-        </w:rPr>
-        <w:t>you may see errors appear</w:t>
+    </w:p>
+    <w:p>
+      <w:pPr>
+        <w:rPr>
+          <w:lang w:val="en-US"/>
+        </w:rPr>
+      </w:pPr>
+      <w:r>
+        <w:rPr>
+          <w:lang w:val="en-US"/>
+        </w:rPr>
+        <w:t xml:space="preserve">Once </w:t>
+      </w:r>
+      <w:r>
+        <w:rPr>
+          <w:lang w:val="en-US"/>
+        </w:rPr>
+        <w:t>resolved</w:t>
+      </w:r>
+      <w:r>
+        <w:rPr>
+          <w:lang w:val="en-US"/>
+        </w:rPr>
+        <w:t xml:space="preserve">, </w:t>
+      </w:r>
+      <w:r>
+        <w:rPr>
+          <w:lang w:val="en-US"/>
+        </w:rPr>
+        <w:t>Gradle will automatically build your project</w:t>
+      </w:r>
+      <w:r>
+        <w:rPr>
+          <w:lang w:val="en-US"/>
+        </w:rPr>
+        <w:t>.</w:t>
+      </w:r>
+      <w:r>
+        <w:rPr>
+          <w:lang w:val="en-US"/>
+        </w:rPr>
+        <w:t xml:space="preserve"> </w:t>
+      </w:r>
+      <w:r>
+        <w:rPr>
+          <w:lang w:val="en-US"/>
+        </w:rPr>
+        <w:t>If</w:t>
+      </w:r>
+      <w:r>
+        <w:rPr>
+          <w:lang w:val="en-US"/>
+        </w:rPr>
+        <w:t xml:space="preserve"> </w:t>
+      </w:r>
+      <w:r>
+        <w:rPr>
+          <w:lang w:val="en-US"/>
+        </w:rPr>
+        <w:t xml:space="preserve">you </w:t>
+      </w:r>
+      <w:r>
+        <w:rPr>
+          <w:lang w:val="en-US"/>
+        </w:rPr>
+        <w:t xml:space="preserve">receive an </w:t>
+      </w:r>
+      <w:r>
+        <w:rPr>
+          <w:lang w:val="en-US"/>
+        </w:rPr>
+        <w:t>error</w:t>
       </w:r>
       <w:r>
         <w:rPr>
@@ -3372,25 +3584,45 @@
         <w:rPr>
           <w:lang w:val="en-US"/>
         </w:rPr>
-        <w:t xml:space="preserve"> such as not having your NDK set</w:t>
-      </w:r>
-      <w:r>
-        <w:rPr>
-          <w:lang w:val="en-US"/>
-        </w:rPr>
-        <w:t>;</w:t>
-      </w:r>
-      <w:r>
-        <w:rPr>
-          <w:lang w:val="en-US"/>
-        </w:rPr>
-        <w:t xml:space="preserve"> to fix this </w:t>
-      </w:r>
-      <w:r>
-        <w:rPr>
-          <w:lang w:val="en-US"/>
-        </w:rPr>
-        <w:t>go to File -&gt; Project Structure</w:t>
+        <w:t xml:space="preserve"> such as </w:t>
+      </w:r>
+      <w:r>
+        <w:rPr>
+          <w:lang w:val="en-US"/>
+        </w:rPr>
+        <w:t xml:space="preserve">the NDK not being </w:t>
+      </w:r>
+      <w:proofErr w:type="gramStart"/>
+      <w:r>
+        <w:rPr>
+          <w:lang w:val="en-US"/>
+        </w:rPr>
+        <w:t>configured</w:t>
+      </w:r>
+      <w:r>
+        <w:rPr>
+          <w:lang w:val="en-US"/>
+        </w:rPr>
+        <w:t xml:space="preserve">, </w:t>
+      </w:r>
+      <w:r>
+        <w:rPr>
+          <w:lang w:val="en-US"/>
+        </w:rPr>
+        <w:t xml:space="preserve"> </w:t>
+      </w:r>
+      <w:r>
+        <w:rPr>
+          <w:lang w:val="en-US"/>
+        </w:rPr>
+        <w:t>go</w:t>
+      </w:r>
+      <w:proofErr w:type="gramEnd"/>
+      <w:r>
+        <w:rPr>
+          <w:lang w:val="en-US"/>
+        </w:rPr>
+        <w:t xml:space="preserve"> to File -&gt; Project Structure</w:t>
       </w:r>
       <w:r>
         <w:rPr>
@@ -3519,7 +3751,31 @@
                                 <w:sz w:val="18"/>
                                 <w:szCs w:val="18"/>
                               </w:rPr>
-                              <w:t xml:space="preserve"> – Our FirstNative Project Display</w:t>
+                              <w:t xml:space="preserve"> – Our </w:t>
+                            </w:r>
+                            <w:proofErr w:type="spellStart"/>
+                            <w:r>
+                              <w:rPr>
+                                <w:b/>
+                                <w:bCs/>
+                                <w:i/>
+                                <w:iCs/>
+                                <w:sz w:val="18"/>
+                                <w:szCs w:val="18"/>
+                              </w:rPr>
+                              <w:t>FirstNative</w:t>
+                            </w:r>
+                            <w:proofErr w:type="spellEnd"/>
+                            <w:r>
+                              <w:rPr>
+                                <w:b/>
+                                <w:bCs/>
+                                <w:i/>
+                                <w:iCs/>
+                                <w:sz w:val="18"/>
+                                <w:szCs w:val="18"/>
+                              </w:rPr>
+                              <w:t xml:space="preserve"> Project Display</w:t>
                             </w:r>
                           </w:p>
                         </w:txbxContent>
@@ -3541,7 +3797,7 @@
           </mc:Choice>
           <mc:Fallback>
             <w:pict>
-              <v:shape w14:anchorId="7D13412D" id="_x0000_s1032" type="#_x0000_t202" style="position:absolute;margin-left:266.3pt;margin-top:72.05pt;width:185.9pt;height:19.5pt;z-index:251664384;visibility:visible;mso-wrap-style:square;mso-width-percent:400;mso-height-percent:0;mso-wrap-distance-left:9pt;mso-wrap-distance-top:3.6pt;mso-wrap-distance-right:9pt;mso-wrap-distance-bottom:3.6pt;mso-position-horizontal:absolute;mso-position-horizontal-relative:text;mso-position-vertical:absolute;mso-position-vertical-relative:text;mso-width-percent:400;mso-height-percent:0;mso-width-relative:margin;mso-height-relative:margin;v-text-anchor:top" o:gfxdata="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" stroked="f">
+              <v:shape w14:anchorId="7D13412D" id="_x0000_s1028" type="#_x0000_t202" style="position:absolute;margin-left:266.3pt;margin-top:72.05pt;width:185.9pt;height:19.5pt;z-index:251664384;visibility:visible;mso-wrap-style:square;mso-width-percent:400;mso-height-percent:0;mso-wrap-distance-left:9pt;mso-wrap-distance-top:3.6pt;mso-wrap-distance-right:9pt;mso-wrap-distance-bottom:3.6pt;mso-position-horizontal:absolute;mso-position-horizontal-relative:text;mso-position-vertical:absolute;mso-position-vertical-relative:text;mso-width-percent:400;mso-height-percent:0;mso-width-relative:margin;mso-height-relative:margin;v-text-anchor:top" o:gfxdata="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" stroked="f">
                 <v:textbox>
                   <w:txbxContent>
                     <w:p>
@@ -3613,19 +3869,103 @@
         <w:rPr>
           <w:lang w:val="en-US"/>
         </w:rPr>
-        <w:t xml:space="preserve"> and we should be able to see it in the project explorer window to the left in Android Studio. It should look like the image on the right</w:t>
-      </w:r>
-      <w:r>
-        <w:rPr>
-          <w:lang w:val="en-US"/>
-        </w:rPr>
-        <w:t>;</w:t>
-      </w:r>
-      <w:r>
-        <w:rPr>
-          <w:lang w:val="en-US"/>
-        </w:rPr>
-        <w:t xml:space="preserve"> if it does not, select the option Project from the dropdown list just above the explorer window.</w:t>
+        <w:t xml:space="preserve"> and </w:t>
+      </w:r>
+      <w:r>
+        <w:rPr>
+          <w:lang w:val="en-US"/>
+        </w:rPr>
+        <w:t>you</w:t>
+      </w:r>
+      <w:r>
+        <w:rPr>
+          <w:lang w:val="en-US"/>
+        </w:rPr>
+        <w:t xml:space="preserve"> should be able to see it in the </w:t>
+      </w:r>
+      <w:r>
+        <w:rPr>
+          <w:lang w:val="en-US"/>
+        </w:rPr>
+        <w:t>P</w:t>
+      </w:r>
+      <w:r>
+        <w:rPr>
+          <w:lang w:val="en-US"/>
+        </w:rPr>
+        <w:t xml:space="preserve">roject </w:t>
+      </w:r>
+      <w:r>
+        <w:rPr>
+          <w:lang w:val="en-US"/>
+        </w:rPr>
+        <w:t>E</w:t>
+      </w:r>
+      <w:r>
+        <w:rPr>
+          <w:lang w:val="en-US"/>
+        </w:rPr>
+        <w:t>xplorer window to the left in Android Studio. It should look like the image on the right</w:t>
+      </w:r>
+      <w:r>
+        <w:rPr>
+          <w:lang w:val="en-US"/>
+        </w:rPr>
+        <w:t>.</w:t>
+      </w:r>
+      <w:r>
+        <w:rPr>
+          <w:lang w:val="en-US"/>
+        </w:rPr>
+        <w:t xml:space="preserve"> </w:t>
+      </w:r>
+      <w:r>
+        <w:rPr>
+          <w:lang w:val="en-US"/>
+        </w:rPr>
+        <w:t>I</w:t>
+      </w:r>
+      <w:r>
+        <w:rPr>
+          <w:lang w:val="en-US"/>
+        </w:rPr>
+        <w:t xml:space="preserve">f it does not, select the Project </w:t>
+      </w:r>
+      <w:r>
+        <w:rPr>
+          <w:lang w:val="en-US"/>
+        </w:rPr>
+        <w:t xml:space="preserve">option </w:t>
+      </w:r>
+      <w:r>
+        <w:rPr>
+          <w:lang w:val="en-US"/>
+        </w:rPr>
+        <w:t>from the drop</w:t>
+      </w:r>
+      <w:r>
+        <w:rPr>
+          <w:lang w:val="en-US"/>
+        </w:rPr>
+        <w:t>-</w:t>
+      </w:r>
+      <w:r>
+        <w:rPr>
+          <w:lang w:val="en-US"/>
+        </w:rPr>
+        <w:t xml:space="preserve">down list just above the </w:t>
+      </w:r>
+      <w:r>
+        <w:rPr>
+          <w:lang w:val="en-US"/>
+        </w:rPr>
+        <w:t>E</w:t>
+      </w:r>
+      <w:r>
+        <w:rPr>
+          <w:lang w:val="en-US"/>
+        </w:rPr>
+        <w:t>xplorer window.</w:t>
       </w:r>
     </w:p>
     <w:p>
@@ -3640,7 +3980,6 @@
         <w:rPr>
           <w:lang w:val="en-US"/>
         </w:rPr>
-        <w:lastRenderedPageBreak/>
         <w:t xml:space="preserve">Creating </w:t>
       </w:r>
       <w:r>
@@ -3687,26 +4026,26 @@
           <w:lang w:val="en-US"/>
         </w:rPr>
         <w:drawing>
-          <wp:anchor distT="0" distB="0" distL="114300" distR="114300" simplePos="0" relativeHeight="251659264" behindDoc="1" locked="0" layoutInCell="1" allowOverlap="1" wp14:anchorId="4B21FF82" wp14:editId="5147463B">
+          <wp:anchor distT="0" distB="0" distL="114300" distR="114300" simplePos="0" relativeHeight="251681792" behindDoc="1" locked="0" layoutInCell="1" allowOverlap="1" wp14:anchorId="52700571" wp14:editId="28AB7CC0">
             <wp:simplePos x="0" y="0"/>
-            <wp:positionH relativeFrom="margin">
-              <wp:posOffset>3159125</wp:posOffset>
+            <wp:positionH relativeFrom="column">
+              <wp:posOffset>3370580</wp:posOffset>
             </wp:positionH>
             <wp:positionV relativeFrom="paragraph">
-              <wp:posOffset>64135</wp:posOffset>
+              <wp:posOffset>149225</wp:posOffset>
             </wp:positionV>
-            <wp:extent cx="2572385" cy="2033270"/>
-            <wp:effectExtent l="0" t="0" r="0" b="5080"/>
+            <wp:extent cx="2380615" cy="1666875"/>
+            <wp:effectExtent l="0" t="0" r="635" b="9525"/>
             <wp:wrapTight wrapText="bothSides">
               <wp:wrapPolygon edited="0">
                 <wp:start x="0" y="0"/>
-                <wp:lineTo x="0" y="21452"/>
-                <wp:lineTo x="21435" y="21452"/>
-                <wp:lineTo x="21435" y="0"/>
+                <wp:lineTo x="0" y="21477"/>
+                <wp:lineTo x="21433" y="21477"/>
+                <wp:lineTo x="21433" y="0"/>
                 <wp:lineTo x="0" y="0"/>
               </wp:wrapPolygon>
             </wp:wrapTight>
-            <wp:docPr id="4" name="Picture 4" descr="A screenshot of a cell phone&#10;&#10;Description automatically generated"/>
+            <wp:docPr id="2075021701" name="Picture 1"/>
             <wp:cNvGraphicFramePr>
               <a:graphicFrameLocks xmlns:a="http://schemas.openxmlformats.org/drawingml/2006/main" noChangeAspect="1"/>
             </wp:cNvGraphicFramePr>
@@ -3714,11 +4053,11 @@
               <a:graphicData uri="http://schemas.openxmlformats.org/drawingml/2006/picture">
                 <pic:pic xmlns:pic="http://schemas.openxmlformats.org/drawingml/2006/picture">
                   <pic:nvPicPr>
-                    <pic:cNvPr id="4" name="NativeLibraryClass.png"/>
+                    <pic:cNvPr id="2075021701" name=""/>
                     <pic:cNvPicPr/>
                   </pic:nvPicPr>
                   <pic:blipFill>
-                    <a:blip r:embed="rId21">
+                    <a:blip r:embed="rId19">
                       <a:extLst>
                         <a:ext uri="{28A0092B-C50C-407E-A947-70E740481C1C}">
                           <a14:useLocalDpi xmlns:a14="http://schemas.microsoft.com/office/drawing/2010/main" val="0"/>
@@ -3732,7 +4071,7 @@
                   <pic:spPr>
                     <a:xfrm>
                       <a:off x="0" y="0"/>
-                      <a:ext cx="2572385" cy="2033270"/>
+                      <a:ext cx="2380615" cy="1666875"/>
                     </a:xfrm>
                     <a:prstGeom prst="rect">
                       <a:avLst/>
@@ -3754,7 +4093,19 @@
         <w:rPr>
           <w:lang w:val="en-US"/>
         </w:rPr>
-        <w:t>For this initial lab, we will need to work with a total of three files. Two of these files will be Android related and one will be native. The Activity class we just created</w:t>
+        <w:t>For this initial lab, we will need to work with a total of three files. Two of these files will be Android</w:t>
+      </w:r>
+      <w:r>
+        <w:rPr>
+          <w:lang w:val="en-US"/>
+        </w:rPr>
+        <w:t>-</w:t>
+      </w:r>
+      <w:r>
+        <w:rPr>
+          <w:lang w:val="en-US"/>
+        </w:rPr>
+        <w:t>related</w:t>
       </w:r>
       <w:r>
         <w:rPr>
@@ -3766,7 +4117,19 @@
         <w:rPr>
           <w:lang w:val="en-US"/>
         </w:rPr>
-        <w:t xml:space="preserve"> called “MainActivity”</w:t>
+        <w:t xml:space="preserve"> and one will be native. The Activity class we </w:t>
+      </w:r>
+      <w:r>
+        <w:rPr>
+          <w:lang w:val="en-US"/>
+        </w:rPr>
+        <w:t xml:space="preserve">have </w:t>
+      </w:r>
+      <w:r>
+        <w:rPr>
+          <w:lang w:val="en-US"/>
+        </w:rPr>
+        <w:t>created</w:t>
       </w:r>
       <w:r>
         <w:rPr>
@@ -3778,7 +4141,73 @@
         <w:rPr>
           <w:lang w:val="en-US"/>
         </w:rPr>
-        <w:t xml:space="preserve"> is one of the Android files and can be seen in app &gt; src &gt; main &gt; java &gt; com.arm.malidevelop</w:t>
+        <w:t xml:space="preserve"> “</w:t>
+      </w:r>
+      <w:proofErr w:type="spellStart"/>
+      <w:r>
+        <w:rPr>
+          <w:lang w:val="en-US"/>
+        </w:rPr>
+        <w:t>MainActivity</w:t>
+      </w:r>
+      <w:proofErr w:type="spellEnd"/>
+      <w:r>
+        <w:rPr>
+          <w:lang w:val="en-US"/>
+        </w:rPr>
+        <w:t>”</w:t>
+      </w:r>
+      <w:r>
+        <w:rPr>
+          <w:lang w:val="en-US"/>
+        </w:rPr>
+        <w:t>,</w:t>
+      </w:r>
+      <w:r>
+        <w:rPr>
+          <w:lang w:val="en-US"/>
+        </w:rPr>
+        <w:t xml:space="preserve"> is one of the Android files and can be </w:t>
+      </w:r>
+      <w:r>
+        <w:rPr>
+          <w:lang w:val="en-US"/>
+        </w:rPr>
+        <w:t>found</w:t>
+      </w:r>
+      <w:r>
+        <w:rPr>
+          <w:lang w:val="en-US"/>
+        </w:rPr>
+        <w:t xml:space="preserve"> </w:t>
+      </w:r>
+      <w:r>
+        <w:rPr>
+          <w:lang w:val="en-US"/>
+        </w:rPr>
+        <w:t xml:space="preserve">in app &gt; </w:t>
+      </w:r>
+      <w:proofErr w:type="spellStart"/>
+      <w:r>
+        <w:rPr>
+          <w:lang w:val="en-US"/>
+        </w:rPr>
+        <w:t>src</w:t>
+      </w:r>
+      <w:proofErr w:type="spellEnd"/>
+      <w:r>
+        <w:rPr>
+          <w:lang w:val="en-US"/>
+        </w:rPr>
+        <w:t xml:space="preserve"> &gt; main &gt; java &gt; </w:t>
+      </w:r>
+      <w:proofErr w:type="spellStart"/>
+      <w:proofErr w:type="gramStart"/>
+      <w:r>
+        <w:rPr>
+          <w:lang w:val="en-US"/>
+        </w:rPr>
+        <w:t>com.arm.malidevelop</w:t>
       </w:r>
       <w:r>
         <w:rPr>
@@ -3786,11 +4215,33 @@
         </w:rPr>
         <w:t>er</w:t>
       </w:r>
-      <w:r>
-        <w:rPr>
-          <w:lang w:val="en-US"/>
-        </w:rPr>
-        <w:t>.firstnative &gt; MainActivity.</w:t>
+      <w:proofErr w:type="gramEnd"/>
+      <w:r>
+        <w:rPr>
+          <w:lang w:val="en-US"/>
+        </w:rPr>
+        <w:t>.firstnative</w:t>
+      </w:r>
+      <w:proofErr w:type="spellEnd"/>
+      <w:r>
+        <w:rPr>
+          <w:lang w:val="en-US"/>
+        </w:rPr>
+        <w:t xml:space="preserve"> &gt; </w:t>
+      </w:r>
+      <w:proofErr w:type="spellStart"/>
+      <w:r>
+        <w:rPr>
+          <w:lang w:val="en-US"/>
+        </w:rPr>
+        <w:t>MainActivity</w:t>
+      </w:r>
+      <w:proofErr w:type="spellEnd"/>
+      <w:r>
+        <w:rPr>
+          <w:lang w:val="en-US"/>
+        </w:rPr>
+        <w:t>.</w:t>
       </w:r>
     </w:p>
     <w:p>
@@ -3808,7 +4259,7 @@
         <mc:AlternateContent>
           <mc:Choice Requires="wps">
             <w:drawing>
-              <wp:anchor distT="45720" distB="45720" distL="114300" distR="114300" simplePos="0" relativeHeight="251666432" behindDoc="0" locked="0" layoutInCell="1" allowOverlap="1" wp14:anchorId="3CDA4A8E" wp14:editId="451F0A7D">
+              <wp:anchor distT="45720" distB="45720" distL="114300" distR="114300" simplePos="0" relativeHeight="251666432" behindDoc="0" locked="0" layoutInCell="1" allowOverlap="1" wp14:anchorId="3CDA4A8E" wp14:editId="07447B0D">
                 <wp:simplePos x="0" y="0"/>
                 <wp:positionH relativeFrom="column">
                   <wp:posOffset>3500755</wp:posOffset>
@@ -3913,7 +4364,7 @@
           </mc:Choice>
           <mc:Fallback>
             <w:pict>
-              <v:shape w14:anchorId="3CDA4A8E" id="_x0000_s1033" type="#_x0000_t202" style="position:absolute;margin-left:275.65pt;margin-top:55.55pt;width:185.9pt;height:110.6pt;z-index:251666432;visibility:visible;mso-wrap-style:square;mso-width-percent:400;mso-height-percent:200;mso-wrap-distance-left:9pt;mso-wrap-distance-top:3.6pt;mso-wrap-distance-right:9pt;mso-wrap-distance-bottom:3.6pt;mso-position-horizontal:absolute;mso-position-horizontal-relative:text;mso-position-vertical:absolute;mso-position-vertical-relative:text;mso-width-percent:400;mso-height-percent:200;mso-width-relative:margin;mso-height-relative:margin;v-text-anchor:top" o:gfxdata="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" stroked="f">
+              <v:shape w14:anchorId="3CDA4A8E" id="_x0000_s1029" type="#_x0000_t202" style="position:absolute;margin-left:275.65pt;margin-top:55.55pt;width:185.9pt;height:110.6pt;z-index:251666432;visibility:visible;mso-wrap-style:square;mso-width-percent:400;mso-height-percent:200;mso-wrap-distance-left:9pt;mso-wrap-distance-top:3.6pt;mso-wrap-distance-right:9pt;mso-wrap-distance-bottom:3.6pt;mso-position-horizontal:absolute;mso-position-horizontal-relative:text;mso-position-vertical:absolute;mso-position-vertical-relative:text;mso-width-percent:400;mso-height-percent:200;mso-width-relative:margin;mso-height-relative:margin;v-text-anchor:top" o:gfxdata="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" stroked="f">
                 <v:textbox style="mso-fit-shape-to-text:t">
                   <w:txbxContent>
                     <w:p>
@@ -3973,7 +4424,19 @@
         <w:rPr>
           <w:lang w:val="en-US"/>
         </w:rPr>
-        <w:t>To make the next file</w:t>
+        <w:t xml:space="preserve">To </w:t>
+      </w:r>
+      <w:r>
+        <w:rPr>
+          <w:lang w:val="en-US"/>
+        </w:rPr>
+        <w:t>create</w:t>
+      </w:r>
+      <w:r>
+        <w:rPr>
+          <w:lang w:val="en-US"/>
+        </w:rPr>
+        <w:t xml:space="preserve"> the next file</w:t>
       </w:r>
       <w:r>
         <w:rPr>
@@ -3985,7 +4448,7 @@
         <w:rPr>
           <w:lang w:val="en-US"/>
         </w:rPr>
-        <w:t xml:space="preserve"> we right</w:t>
+        <w:t xml:space="preserve"> right</w:t>
       </w:r>
       <w:r>
         <w:rPr>
@@ -4009,7 +4472,15 @@
         <w:rPr>
           <w:lang w:val="en-US"/>
         </w:rPr>
-        <w:t>“com.arm.malidevelop</w:t>
+        <w:t>“</w:t>
+      </w:r>
+      <w:proofErr w:type="spellStart"/>
+      <w:proofErr w:type="gramStart"/>
+      <w:r>
+        <w:rPr>
+          <w:lang w:val="en-US"/>
+        </w:rPr>
+        <w:t>com.arm.malidevelop</w:t>
       </w:r>
       <w:r>
         <w:rPr>
@@ -4017,11 +4488,19 @@
         </w:rPr>
         <w:t>er</w:t>
       </w:r>
-      <w:r>
-        <w:rPr>
-          <w:lang w:val="en-US"/>
-        </w:rPr>
-        <w:t>.firstnative” folder, select New</w:t>
+      <w:proofErr w:type="gramEnd"/>
+      <w:r>
+        <w:rPr>
+          <w:lang w:val="en-US"/>
+        </w:rPr>
+        <w:t>.firstnative</w:t>
+      </w:r>
+      <w:proofErr w:type="spellEnd"/>
+      <w:r>
+        <w:rPr>
+          <w:lang w:val="en-US"/>
+        </w:rPr>
+        <w:t>” folder, select New</w:t>
       </w:r>
       <w:r>
         <w:rPr>
@@ -4049,13 +4528,65 @@
         <w:rPr>
           <w:lang w:val="en-US"/>
         </w:rPr>
-        <w:t>;</w:t>
-      </w:r>
-      <w:r>
-        <w:rPr>
-          <w:lang w:val="en-US"/>
-        </w:rPr>
-        <w:t xml:space="preserve"> we call it “NativeLibrary”. This will be placed alongside your FirstNative file, as seen in the picture.</w:t>
+        <w:t>.</w:t>
+      </w:r>
+      <w:r>
+        <w:rPr>
+          <w:lang w:val="en-US"/>
+        </w:rPr>
+        <w:t xml:space="preserve"> </w:t>
+      </w:r>
+      <w:r>
+        <w:rPr>
+          <w:lang w:val="en-US"/>
+        </w:rPr>
+        <w:t>C</w:t>
+      </w:r>
+      <w:r>
+        <w:rPr>
+          <w:lang w:val="en-US"/>
+        </w:rPr>
+        <w:t>all it “</w:t>
+      </w:r>
+      <w:proofErr w:type="spellStart"/>
+      <w:r>
+        <w:rPr>
+          <w:lang w:val="en-US"/>
+        </w:rPr>
+        <w:t>NativeLibrary</w:t>
+      </w:r>
+      <w:proofErr w:type="spellEnd"/>
+      <w:r>
+        <w:rPr>
+          <w:lang w:val="en-US"/>
+        </w:rPr>
+        <w:t xml:space="preserve">”. This will be placed alongside your </w:t>
+      </w:r>
+      <w:proofErr w:type="spellStart"/>
+      <w:r>
+        <w:rPr>
+          <w:lang w:val="en-US"/>
+        </w:rPr>
+        <w:t>FirstNative</w:t>
+      </w:r>
+      <w:proofErr w:type="spellEnd"/>
+      <w:r>
+        <w:rPr>
+          <w:lang w:val="en-US"/>
+        </w:rPr>
+        <w:t xml:space="preserve"> file, as s</w:t>
+      </w:r>
+      <w:r>
+        <w:rPr>
+          <w:lang w:val="en-US"/>
+        </w:rPr>
+        <w:t>hown</w:t>
+      </w:r>
+      <w:r>
+        <w:rPr>
+          <w:lang w:val="en-US"/>
+        </w:rPr>
+        <w:t xml:space="preserve"> in the picture.</w:t>
       </w:r>
     </w:p>
     <w:p>
@@ -4079,14 +4610,28 @@
           <w:color w:val="auto"/>
           <w:lang w:val="en-US"/>
         </w:rPr>
-        <w:t xml:space="preserve">we need </w:t>
-      </w:r>
-      <w:r>
-        <w:rPr>
-          <w:color w:val="auto"/>
-          <w:lang w:val="en-US"/>
-        </w:rPr>
-        <w:t>handles the native side of the application, and as such</w:t>
+        <w:t xml:space="preserve">required </w:t>
+      </w:r>
+      <w:r>
+        <w:rPr>
+          <w:color w:val="auto"/>
+          <w:lang w:val="en-US"/>
+        </w:rPr>
+        <w:t>handles the native side of the application, and</w:t>
+      </w:r>
+      <w:r>
+        <w:rPr>
+          <w:color w:val="auto"/>
+          <w:lang w:val="en-US"/>
+        </w:rPr>
+        <w:t>,</w:t>
+      </w:r>
+      <w:r>
+        <w:rPr>
+          <w:color w:val="auto"/>
+          <w:lang w:val="en-US"/>
+        </w:rPr>
+        <w:t xml:space="preserve"> as such</w:t>
       </w:r>
       <w:r>
         <w:rPr>
@@ -4100,7 +4645,37 @@
           <w:color w:val="auto"/>
           <w:lang w:val="en-US"/>
         </w:rPr>
-        <w:t xml:space="preserve"> is located somewhere else. Android Studio creates this since we have added C++ support, </w:t>
+        <w:t xml:space="preserve"> is located somewhere else. Android Studio </w:t>
+      </w:r>
+      <w:proofErr w:type="gramStart"/>
+      <w:r>
+        <w:rPr>
+          <w:color w:val="auto"/>
+          <w:lang w:val="en-US"/>
+        </w:rPr>
+        <w:t>creates</w:t>
+      </w:r>
+      <w:proofErr w:type="gramEnd"/>
+      <w:r>
+        <w:rPr>
+          <w:color w:val="auto"/>
+          <w:lang w:val="en-US"/>
+        </w:rPr>
+        <w:t xml:space="preserve"> this </w:t>
+      </w:r>
+      <w:r>
+        <w:rPr>
+          <w:color w:val="auto"/>
+          <w:lang w:val="en-US"/>
+        </w:rPr>
+        <w:t xml:space="preserve">file because </w:t>
+      </w:r>
+      <w:r>
+        <w:rPr>
+          <w:color w:val="auto"/>
+          <w:lang w:val="en-US"/>
+        </w:rPr>
+        <w:t xml:space="preserve">we have added C++ support, </w:t>
       </w:r>
       <w:r>
         <w:rPr>
@@ -4114,7 +4689,81 @@
           <w:color w:val="auto"/>
           <w:lang w:val="en-US"/>
         </w:rPr>
-        <w:t>it is located here: app &gt; src &gt; main &gt; cpp &gt; native-lib.cpp. In here</w:t>
+        <w:t xml:space="preserve">it is located here: app &gt; </w:t>
+      </w:r>
+      <w:proofErr w:type="spellStart"/>
+      <w:r>
+        <w:rPr>
+          <w:color w:val="auto"/>
+          <w:lang w:val="en-US"/>
+        </w:rPr>
+        <w:t>src</w:t>
+      </w:r>
+      <w:proofErr w:type="spellEnd"/>
+      <w:r>
+        <w:rPr>
+          <w:color w:val="auto"/>
+          <w:lang w:val="en-US"/>
+        </w:rPr>
+        <w:t xml:space="preserve"> &gt; main &gt; </w:t>
+      </w:r>
+      <w:proofErr w:type="spellStart"/>
+      <w:r>
+        <w:rPr>
+          <w:color w:val="auto"/>
+          <w:lang w:val="en-US"/>
+        </w:rPr>
+        <w:t>cpp</w:t>
+      </w:r>
+      <w:proofErr w:type="spellEnd"/>
+      <w:r>
+        <w:rPr>
+          <w:color w:val="auto"/>
+          <w:lang w:val="en-US"/>
+        </w:rPr>
+        <w:t xml:space="preserve"> &gt; native-lib.cpp. </w:t>
+      </w:r>
+      <w:r>
+        <w:rPr>
+          <w:color w:val="auto"/>
+          <w:lang w:val="en-US"/>
+        </w:rPr>
+        <w:t>T</w:t>
+      </w:r>
+      <w:r>
+        <w:rPr>
+          <w:color w:val="auto"/>
+          <w:lang w:val="en-US"/>
+        </w:rPr>
+        <w:t>here is some placeholder C++ code</w:t>
+      </w:r>
+      <w:r>
+        <w:rPr>
+          <w:color w:val="auto"/>
+          <w:lang w:val="en-US"/>
+        </w:rPr>
+        <w:t xml:space="preserve"> in this file</w:t>
+      </w:r>
+      <w:r>
+        <w:rPr>
+          <w:color w:val="auto"/>
+          <w:lang w:val="en-US"/>
+        </w:rPr>
+        <w:t>, which creates a Hello</w:t>
+      </w:r>
+      <w:r>
+        <w:rPr>
+          <w:color w:val="auto"/>
+          <w:lang w:val="en-US"/>
+        </w:rPr>
+        <w:t xml:space="preserve"> </w:t>
+      </w:r>
+      <w:r>
+        <w:rPr>
+          <w:color w:val="auto"/>
+          <w:lang w:val="en-US"/>
+        </w:rPr>
+        <w:t>World string. We will adapt this later for our own needs, but first</w:t>
       </w:r>
       <w:r>
         <w:rPr>
@@ -4128,21 +4777,23 @@
           <w:color w:val="auto"/>
           <w:lang w:val="en-US"/>
         </w:rPr>
-        <w:t xml:space="preserve"> there is some placeholder C++ code, which creates a HelloWorld string. We will adapt this later for our own needs, but first</w:t>
-      </w:r>
-      <w:r>
-        <w:rPr>
-          <w:color w:val="auto"/>
-          <w:lang w:val="en-US"/>
-        </w:rPr>
-        <w:t>,</w:t>
-      </w:r>
-      <w:r>
-        <w:rPr>
-          <w:color w:val="auto"/>
-          <w:lang w:val="en-US"/>
-        </w:rPr>
-        <w:t xml:space="preserve"> we need to adapt our “MainActivity” file.</w:t>
+        <w:t xml:space="preserve"> we need to adapt our “</w:t>
+      </w:r>
+      <w:proofErr w:type="spellStart"/>
+      <w:r>
+        <w:rPr>
+          <w:color w:val="auto"/>
+          <w:lang w:val="en-US"/>
+        </w:rPr>
+        <w:t>MainActivity</w:t>
+      </w:r>
+      <w:proofErr w:type="spellEnd"/>
+      <w:r>
+        <w:rPr>
+          <w:color w:val="auto"/>
+          <w:lang w:val="en-US"/>
+        </w:rPr>
+        <w:t>” file.</w:t>
       </w:r>
     </w:p>
     <w:p>
@@ -4153,12 +4804,53 @@
           <w:lang w:val="en-US"/>
         </w:rPr>
       </w:pPr>
-      <w:r>
-        <w:rPr>
-          <w:color w:val="auto"/>
-          <w:lang w:val="en-US"/>
-        </w:rPr>
-        <w:t>In order to make use of intuitive names, please first rename the “MainActivity” to “FirstNative”. This</w:t>
+      <w:proofErr w:type="gramStart"/>
+      <w:r>
+        <w:rPr>
+          <w:color w:val="auto"/>
+          <w:lang w:val="en-US"/>
+        </w:rPr>
+        <w:t>In order to</w:t>
+      </w:r>
+      <w:proofErr w:type="gramEnd"/>
+      <w:r>
+        <w:rPr>
+          <w:color w:val="auto"/>
+          <w:lang w:val="en-US"/>
+        </w:rPr>
+        <w:t xml:space="preserve"> make use of intuitive names, first rename the “</w:t>
+      </w:r>
+      <w:proofErr w:type="spellStart"/>
+      <w:r>
+        <w:rPr>
+          <w:color w:val="auto"/>
+          <w:lang w:val="en-US"/>
+        </w:rPr>
+        <w:t>MainActivity</w:t>
+      </w:r>
+      <w:proofErr w:type="spellEnd"/>
+      <w:r>
+        <w:rPr>
+          <w:color w:val="auto"/>
+          <w:lang w:val="en-US"/>
+        </w:rPr>
+        <w:t>” to “</w:t>
+      </w:r>
+      <w:proofErr w:type="spellStart"/>
+      <w:r>
+        <w:rPr>
+          <w:color w:val="auto"/>
+          <w:lang w:val="en-US"/>
+        </w:rPr>
+        <w:t>FirstNative</w:t>
+      </w:r>
+      <w:proofErr w:type="spellEnd"/>
+      <w:r>
+        <w:rPr>
+          <w:color w:val="auto"/>
+          <w:lang w:val="en-US"/>
+        </w:rPr>
+        <w:t>”. This</w:t>
       </w:r>
       <w:r>
         <w:rPr>
@@ -4172,7 +4864,23 @@
           <w:color w:val="auto"/>
           <w:lang w:val="en-US"/>
         </w:rPr>
-        <w:t>can be done by right-clicking on the “MainActivity” in</w:t>
+        <w:t>can be done by right-clicking on the “</w:t>
+      </w:r>
+      <w:proofErr w:type="spellStart"/>
+      <w:r>
+        <w:rPr>
+          <w:color w:val="auto"/>
+          <w:lang w:val="en-US"/>
+        </w:rPr>
+        <w:t>MainActivity</w:t>
+      </w:r>
+      <w:proofErr w:type="spellEnd"/>
+      <w:r>
+        <w:rPr>
+          <w:color w:val="auto"/>
+          <w:lang w:val="en-US"/>
+        </w:rPr>
+        <w:t>” in</w:t>
       </w:r>
       <w:r>
         <w:rPr>
@@ -4244,13 +4952,41 @@
         </w:rPr>
         <w:t xml:space="preserve"> </w:t>
       </w:r>
-      <w:r>
-        <w:rPr>
-          <w:color w:val="auto"/>
-          <w:lang w:val="en-US"/>
-        </w:rPr>
-        <w:t>com.arm.malideveloper.firstnative &gt; MainActivity</w:t>
-      </w:r>
+      <w:proofErr w:type="spellStart"/>
+      <w:proofErr w:type="gramStart"/>
+      <w:r>
+        <w:rPr>
+          <w:color w:val="auto"/>
+          <w:lang w:val="en-US"/>
+        </w:rPr>
+        <w:lastRenderedPageBreak/>
+        <w:t>com.arm.malideveloper</w:t>
+      </w:r>
+      <w:proofErr w:type="gramEnd"/>
+      <w:r>
+        <w:rPr>
+          <w:color w:val="auto"/>
+          <w:lang w:val="en-US"/>
+        </w:rPr>
+        <w:t>.firstnative</w:t>
+      </w:r>
+      <w:proofErr w:type="spellEnd"/>
+      <w:r>
+        <w:rPr>
+          <w:color w:val="auto"/>
+          <w:lang w:val="en-US"/>
+        </w:rPr>
+        <w:t xml:space="preserve"> &gt; </w:t>
+      </w:r>
+      <w:proofErr w:type="spellStart"/>
+      <w:r>
+        <w:rPr>
+          <w:color w:val="auto"/>
+          <w:lang w:val="en-US"/>
+        </w:rPr>
+        <w:t>MainActivity</w:t>
+      </w:r>
+      <w:proofErr w:type="spellEnd"/>
       <w:r>
         <w:rPr>
           <w:color w:val="auto"/>
@@ -4284,7 +5020,91 @@
           <w:color w:val="auto"/>
           <w:lang w:val="en-US"/>
         </w:rPr>
-        <w:t xml:space="preserve"> select Refactor and Rename and type in the new name. Now click on the Refactor button. This will open a prompt called “Refactoring Preview” which displays all places where refactoring is needed in order for this name change to take place. Android Studio will make these changes automatically once you hit the Do Refactor</w:t>
+        <w:t xml:space="preserve"> select</w:t>
+      </w:r>
+      <w:r>
+        <w:rPr>
+          <w:color w:val="auto"/>
+          <w:lang w:val="en-US"/>
+        </w:rPr>
+        <w:t>ing</w:t>
+      </w:r>
+      <w:r>
+        <w:rPr>
+          <w:color w:val="auto"/>
+          <w:lang w:val="en-US"/>
+        </w:rPr>
+        <w:t xml:space="preserve"> Refactor and Rename and </w:t>
+      </w:r>
+      <w:r>
+        <w:rPr>
+          <w:color w:val="auto"/>
+          <w:lang w:val="en-US"/>
+        </w:rPr>
+        <w:t xml:space="preserve">entering </w:t>
+      </w:r>
+      <w:r>
+        <w:rPr>
+          <w:color w:val="auto"/>
+          <w:lang w:val="en-US"/>
+        </w:rPr>
+        <w:t xml:space="preserve">the new name. </w:t>
+      </w:r>
+      <w:r>
+        <w:rPr>
+          <w:color w:val="auto"/>
+          <w:lang w:val="en-US"/>
+        </w:rPr>
+        <w:t>C</w:t>
+      </w:r>
+      <w:r>
+        <w:rPr>
+          <w:color w:val="auto"/>
+          <w:lang w:val="en-US"/>
+        </w:rPr>
+        <w:t>lick the Refactor button. This will open a prompt called “Refactoring Preview”</w:t>
+      </w:r>
+      <w:r>
+        <w:rPr>
+          <w:color w:val="auto"/>
+          <w:lang w:val="en-US"/>
+        </w:rPr>
+        <w:t>,</w:t>
+      </w:r>
+      <w:r>
+        <w:rPr>
+          <w:color w:val="auto"/>
+          <w:lang w:val="en-US"/>
+        </w:rPr>
+        <w:t xml:space="preserve"> which displays all</w:t>
+      </w:r>
+      <w:r>
+        <w:rPr>
+          <w:color w:val="auto"/>
+          <w:lang w:val="en-US"/>
+        </w:rPr>
+        <w:t xml:space="preserve"> the</w:t>
+      </w:r>
+      <w:r>
+        <w:rPr>
+          <w:color w:val="auto"/>
+          <w:lang w:val="en-US"/>
+        </w:rPr>
+        <w:t xml:space="preserve"> places where refactoring is needed for this name change to take place. Android Studio will make these changes automatically once you </w:t>
+      </w:r>
+      <w:r>
+        <w:rPr>
+          <w:color w:val="auto"/>
+          <w:lang w:val="en-US"/>
+        </w:rPr>
+        <w:t>click</w:t>
+      </w:r>
+      <w:r>
+        <w:rPr>
+          <w:color w:val="auto"/>
+          <w:lang w:val="en-US"/>
+        </w:rPr>
+        <w:t xml:space="preserve"> the Do Refactor</w:t>
       </w:r>
       <w:r>
         <w:rPr>
@@ -4343,13 +5163,13 @@
         <w:rPr>
           <w:lang w:val="en-US"/>
         </w:rPr>
-        <w:t xml:space="preserve">We are now going to write the code for our FirstNative.java file. Remember that this file is </w:t>
-      </w:r>
-      <w:r>
-        <w:rPr>
-          <w:lang w:val="en-US"/>
-        </w:rPr>
-        <w:t xml:space="preserve">a </w:t>
+        <w:t>We are now going to write the code for our FirstNative.java file. Remember that this file is</w:t>
+      </w:r>
+      <w:r>
+        <w:rPr>
+          <w:lang w:val="en-US"/>
+        </w:rPr>
+        <w:t xml:space="preserve"> </w:t>
       </w:r>
       <w:r>
         <w:rPr>
@@ -4367,7 +5187,45 @@
         <w:rPr>
           <w:lang w:val="en-US"/>
         </w:rPr>
-        <w:t>specific setup and interactions with Android. The first thing we should do is clear the existing code from the FirstNative.java class. We want to be working from an empty class.</w:t>
+        <w:t xml:space="preserve">specific setup and interactions with Android. The first thing </w:t>
+      </w:r>
+      <w:r>
+        <w:rPr>
+          <w:lang w:val="en-US"/>
+        </w:rPr>
+        <w:t>to</w:t>
+      </w:r>
+      <w:r>
+        <w:rPr>
+          <w:lang w:val="en-US"/>
+        </w:rPr>
+        <w:t xml:space="preserve"> do is clear the existing code from the FirstNative.java class. We want </w:t>
+      </w:r>
+      <w:proofErr w:type="gramStart"/>
+      <w:r>
+        <w:rPr>
+          <w:lang w:val="en-US"/>
+        </w:rPr>
+        <w:t>to</w:t>
+      </w:r>
+      <w:r>
+        <w:rPr>
+          <w:lang w:val="en-US"/>
+        </w:rPr>
+        <w:t xml:space="preserve"> </w:t>
+      </w:r>
+      <w:r>
+        <w:rPr>
+          <w:lang w:val="en-US"/>
+        </w:rPr>
+        <w:t xml:space="preserve"> work</w:t>
+      </w:r>
+      <w:proofErr w:type="gramEnd"/>
+      <w:r>
+        <w:rPr>
+          <w:lang w:val="en-US"/>
+        </w:rPr>
+        <w:t xml:space="preserve"> from an empty class.</w:t>
       </w:r>
     </w:p>
     <w:p>
@@ -4380,7 +5238,37 @@
         <w:rPr>
           <w:lang w:val="en-US"/>
         </w:rPr>
-        <w:t>To start our code, we need to let the application know which package FirstNative.java belongs to. This first line (as seen above) indicates that this class belongs to the package we created for our project. We must include this line in all future java source files.</w:t>
+        <w:t xml:space="preserve">To start </w:t>
+      </w:r>
+      <w:r>
+        <w:rPr>
+          <w:lang w:val="en-US"/>
+        </w:rPr>
+        <w:t>the</w:t>
+      </w:r>
+      <w:r>
+        <w:rPr>
+          <w:lang w:val="en-US"/>
+        </w:rPr>
+        <w:t xml:space="preserve"> </w:t>
+      </w:r>
+      <w:r>
+        <w:rPr>
+          <w:lang w:val="en-US"/>
+        </w:rPr>
+        <w:t xml:space="preserve">code, let the application know which package FirstNative.java belongs to. This first line (as seen above) indicates that this class belongs to the package created for our project. We must include this line in all future </w:t>
+      </w:r>
+      <w:r>
+        <w:rPr>
+          <w:lang w:val="en-US"/>
+        </w:rPr>
+        <w:t>J</w:t>
+      </w:r>
+      <w:r>
+        <w:rPr>
+          <w:lang w:val="en-US"/>
+        </w:rPr>
+        <w:t>ava source files.</w:t>
       </w:r>
     </w:p>
     <w:p>
@@ -4416,7 +5304,41 @@
           <w:szCs w:val="20"/>
           <w:lang w:val="en-US"/>
         </w:rPr>
-        <w:t xml:space="preserve"> com.arm.malideveloper.firstnative;</w:t>
+        <w:t xml:space="preserve"> </w:t>
+      </w:r>
+      <w:proofErr w:type="spellStart"/>
+      <w:proofErr w:type="gramStart"/>
+      <w:r>
+        <w:rPr>
+          <w:rFonts w:asciiTheme="minorHAnsi" w:hAnsiTheme="minorHAnsi" w:cstheme="minorHAnsi"/>
+          <w:color w:val="auto"/>
+          <w:sz w:val="20"/>
+          <w:szCs w:val="20"/>
+          <w:lang w:val="en-US"/>
+        </w:rPr>
+        <w:t>com.arm.malideveloper</w:t>
+      </w:r>
+      <w:proofErr w:type="gramEnd"/>
+      <w:r>
+        <w:rPr>
+          <w:rFonts w:asciiTheme="minorHAnsi" w:hAnsiTheme="minorHAnsi" w:cstheme="minorHAnsi"/>
+          <w:color w:val="auto"/>
+          <w:sz w:val="20"/>
+          <w:szCs w:val="20"/>
+          <w:lang w:val="en-US"/>
+        </w:rPr>
+        <w:t>.firstnative</w:t>
+      </w:r>
+      <w:proofErr w:type="spellEnd"/>
+      <w:r>
+        <w:rPr>
+          <w:rFonts w:asciiTheme="minorHAnsi" w:hAnsiTheme="minorHAnsi" w:cstheme="minorHAnsi"/>
+          <w:color w:val="auto"/>
+          <w:sz w:val="20"/>
+          <w:szCs w:val="20"/>
+          <w:lang w:val="en-US"/>
+        </w:rPr>
+        <w:t>;</w:t>
       </w:r>
     </w:p>
     <w:p>
@@ -4443,7 +5365,97 @@
         <w:rPr>
           <w:lang w:val="en-US"/>
         </w:rPr>
-        <w:t xml:space="preserve"> lines import various things that will help us develop the application. Due to this class being the initial point for the application/activity, we need to import the activity class.</w:t>
+        <w:t xml:space="preserve"> lines import various </w:t>
+      </w:r>
+      <w:r>
+        <w:rPr>
+          <w:lang w:val="en-US"/>
+        </w:rPr>
+        <w:t xml:space="preserve">components </w:t>
+      </w:r>
+      <w:r>
+        <w:rPr>
+          <w:lang w:val="en-US"/>
+        </w:rPr>
+        <w:t xml:space="preserve">that help </w:t>
+      </w:r>
+      <w:r>
+        <w:rPr>
+          <w:lang w:val="en-US"/>
+        </w:rPr>
+        <w:t>us</w:t>
+      </w:r>
+      <w:r>
+        <w:rPr>
+          <w:lang w:val="en-US"/>
+        </w:rPr>
+        <w:t xml:space="preserve"> </w:t>
+      </w:r>
+      <w:r>
+        <w:rPr>
+          <w:lang w:val="en-US"/>
+        </w:rPr>
+        <w:t xml:space="preserve">develop the application. </w:t>
+      </w:r>
+      <w:r>
+        <w:rPr>
+          <w:lang w:val="en-US"/>
+        </w:rPr>
+        <w:t xml:space="preserve">Because </w:t>
+      </w:r>
+      <w:r>
+        <w:rPr>
+          <w:lang w:val="en-US"/>
+        </w:rPr>
+        <w:t xml:space="preserve">this class </w:t>
+      </w:r>
+      <w:r>
+        <w:rPr>
+          <w:lang w:val="en-US"/>
+        </w:rPr>
+        <w:t xml:space="preserve">is the entry </w:t>
+      </w:r>
+      <w:r>
+        <w:rPr>
+          <w:lang w:val="en-US"/>
+        </w:rPr>
+        <w:t>point for the application</w:t>
+      </w:r>
+      <w:r>
+        <w:rPr>
+          <w:lang w:val="en-US"/>
+        </w:rPr>
+        <w:t xml:space="preserve"> or </w:t>
+      </w:r>
+      <w:r>
+        <w:rPr>
+          <w:lang w:val="en-US"/>
+        </w:rPr>
+        <w:t xml:space="preserve">activity, we need to import the </w:t>
+      </w:r>
+      <w:r>
+        <w:rPr>
+          <w:lang w:val="en-US"/>
+        </w:rPr>
+        <w:t>A</w:t>
+      </w:r>
+      <w:r>
+        <w:rPr>
+          <w:lang w:val="en-US"/>
+        </w:rPr>
+        <w:t xml:space="preserve">ctivity </w:t>
+      </w:r>
+      <w:r>
+        <w:rPr>
+          <w:lang w:val="en-US"/>
+        </w:rPr>
+        <w:t>C</w:t>
+      </w:r>
+      <w:r>
+        <w:rPr>
+          <w:lang w:val="en-US"/>
+        </w:rPr>
+        <w:t>lass.</w:t>
       </w:r>
     </w:p>
     <w:p>
@@ -4473,6 +5485,7 @@
           <w:lang w:val="fr-FR"/>
         </w:rPr>
       </w:pPr>
+      <w:proofErr w:type="gramStart"/>
       <w:r>
         <w:rPr>
           <w:rFonts w:ascii="Consolas" w:hAnsi="Consolas" w:cs="Consolas"/>
@@ -4482,17 +5495,53 @@
           <w:sz w:val="18"/>
           <w:lang w:val="fr-FR"/>
         </w:rPr>
-        <w:t xml:space="preserve">import </w:t>
-      </w:r>
-      <w:r>
-        <w:rPr>
-          <w:rFonts w:ascii="Consolas" w:hAnsi="Consolas" w:cs="Consolas"/>
+        <w:t>import</w:t>
+      </w:r>
+      <w:proofErr w:type="gramEnd"/>
+      <w:r>
+        <w:rPr>
+          <w:rFonts w:ascii="Consolas" w:hAnsi="Consolas" w:cs="Consolas"/>
+          <w:b/>
           <w:bCs/>
           <w:color w:val="auto"/>
           <w:sz w:val="18"/>
           <w:lang w:val="fr-FR"/>
         </w:rPr>
-        <w:t>android.os.Bundle;</w:t>
+        <w:t xml:space="preserve"> </w:t>
+      </w:r>
+      <w:proofErr w:type="spellStart"/>
+      <w:r>
+        <w:rPr>
+          <w:rFonts w:ascii="Consolas" w:hAnsi="Consolas" w:cs="Consolas"/>
+          <w:bCs/>
+          <w:color w:val="auto"/>
+          <w:sz w:val="18"/>
+          <w:lang w:val="fr-FR"/>
+        </w:rPr>
+        <w:t>android.</w:t>
+      </w:r>
+      <w:proofErr w:type="gramStart"/>
+      <w:r>
+        <w:rPr>
+          <w:rFonts w:ascii="Consolas" w:hAnsi="Consolas" w:cs="Consolas"/>
+          <w:bCs/>
+          <w:color w:val="auto"/>
+          <w:sz w:val="18"/>
+          <w:lang w:val="fr-FR"/>
+        </w:rPr>
+        <w:t>os.Bundle</w:t>
+      </w:r>
+      <w:proofErr w:type="spellEnd"/>
+      <w:proofErr w:type="gramEnd"/>
+      <w:r>
+        <w:rPr>
+          <w:rFonts w:ascii="Consolas" w:hAnsi="Consolas" w:cs="Consolas"/>
+          <w:bCs/>
+          <w:color w:val="auto"/>
+          <w:sz w:val="18"/>
+          <w:lang w:val="fr-FR"/>
+        </w:rPr>
+        <w:t>;</w:t>
       </w:r>
     </w:p>
     <w:p>
@@ -4507,6 +5556,7 @@
           <w:lang w:val="fr-FR"/>
         </w:rPr>
       </w:pPr>
+      <w:proofErr w:type="gramStart"/>
       <w:r>
         <w:rPr>
           <w:rFonts w:ascii="Consolas" w:hAnsi="Consolas" w:cs="Consolas"/>
@@ -4516,17 +5566,43 @@
           <w:sz w:val="18"/>
           <w:lang w:val="fr-FR"/>
         </w:rPr>
-        <w:t xml:space="preserve">import </w:t>
-      </w:r>
-      <w:r>
-        <w:rPr>
-          <w:rFonts w:ascii="Consolas" w:hAnsi="Consolas" w:cs="Consolas"/>
+        <w:t>import</w:t>
+      </w:r>
+      <w:proofErr w:type="gramEnd"/>
+      <w:r>
+        <w:rPr>
+          <w:rFonts w:ascii="Consolas" w:hAnsi="Consolas" w:cs="Consolas"/>
+          <w:b/>
           <w:bCs/>
           <w:color w:val="auto"/>
           <w:sz w:val="18"/>
           <w:lang w:val="fr-FR"/>
         </w:rPr>
-        <w:t>android.app.Activity;</w:t>
+        <w:t xml:space="preserve"> </w:t>
+      </w:r>
+      <w:proofErr w:type="spellStart"/>
+      <w:proofErr w:type="gramStart"/>
+      <w:r>
+        <w:rPr>
+          <w:rFonts w:ascii="Consolas" w:hAnsi="Consolas" w:cs="Consolas"/>
+          <w:bCs/>
+          <w:color w:val="auto"/>
+          <w:sz w:val="18"/>
+          <w:lang w:val="fr-FR"/>
+        </w:rPr>
+        <w:t>android.app.Activity</w:t>
+      </w:r>
+      <w:proofErr w:type="spellEnd"/>
+      <w:proofErr w:type="gramEnd"/>
+      <w:r>
+        <w:rPr>
+          <w:rFonts w:ascii="Consolas" w:hAnsi="Consolas" w:cs="Consolas"/>
+          <w:bCs/>
+          <w:color w:val="auto"/>
+          <w:sz w:val="18"/>
+          <w:lang w:val="fr-FR"/>
+        </w:rPr>
+        <w:t>;</w:t>
       </w:r>
     </w:p>
     <w:p>
@@ -4553,6 +5629,8 @@
         </w:rPr>
         <w:t xml:space="preserve">import </w:t>
       </w:r>
+      <w:proofErr w:type="spellStart"/>
+      <w:proofErr w:type="gramStart"/>
       <w:r>
         <w:rPr>
           <w:rFonts w:ascii="Consolas" w:hAnsi="Consolas" w:cs="Consolas"/>
@@ -4561,7 +5639,29 @@
           <w:sz w:val="18"/>
           <w:lang w:val="en-US"/>
         </w:rPr>
-        <w:t>android.util.Log;</w:t>
+        <w:t>android.util</w:t>
+      </w:r>
+      <w:proofErr w:type="gramEnd"/>
+      <w:r>
+        <w:rPr>
+          <w:rFonts w:ascii="Consolas" w:hAnsi="Consolas" w:cs="Consolas"/>
+          <w:bCs/>
+          <w:color w:val="auto"/>
+          <w:sz w:val="18"/>
+          <w:lang w:val="en-US"/>
+        </w:rPr>
+        <w:t>.Log</w:t>
+      </w:r>
+      <w:proofErr w:type="spellEnd"/>
+      <w:r>
+        <w:rPr>
+          <w:rFonts w:ascii="Consolas" w:hAnsi="Consolas" w:cs="Consolas"/>
+          <w:bCs/>
+          <w:color w:val="auto"/>
+          <w:sz w:val="18"/>
+          <w:lang w:val="en-US"/>
+        </w:rPr>
+        <w:t>;</w:t>
       </w:r>
     </w:p>
     <w:p>
@@ -4575,7 +5675,33 @@
         <w:rPr>
           <w:lang w:val="en-US"/>
         </w:rPr>
-        <w:t>We next need to define the class. We declare “FirstNative” as an extension of the Activity class because this lets Android know that it is the initial class. The next line declares a string that we will use when we handle the logging of information.</w:t>
+        <w:t>We next need to define the class. We declare “</w:t>
+      </w:r>
+      <w:proofErr w:type="spellStart"/>
+      <w:r>
+        <w:rPr>
+          <w:lang w:val="en-US"/>
+        </w:rPr>
+        <w:t>FirstNative</w:t>
+      </w:r>
+      <w:proofErr w:type="spellEnd"/>
+      <w:r>
+        <w:rPr>
+          <w:lang w:val="en-US"/>
+        </w:rPr>
+        <w:t>” as an extension of the Activity class because this lets Android know that it is the initial class. The next line declares a string that we will use when handl</w:t>
+      </w:r>
+      <w:r>
+        <w:rPr>
+          <w:lang w:val="en-US"/>
+        </w:rPr>
+        <w:t>ing</w:t>
+      </w:r>
+      <w:r>
+        <w:rPr>
+          <w:lang w:val="en-US"/>
+        </w:rPr>
+        <w:t xml:space="preserve"> the logging of information.</w:t>
       </w:r>
     </w:p>
     <w:p>
@@ -4589,7 +5715,25 @@
         <w:rPr>
           <w:lang w:val="en-US"/>
         </w:rPr>
-        <w:t>Then</w:t>
+        <w:t>W</w:t>
+      </w:r>
+      <w:r>
+        <w:rPr>
+          <w:lang w:val="en-US"/>
+        </w:rPr>
+        <w:t xml:space="preserve">e </w:t>
+      </w:r>
+      <w:r>
+        <w:rPr>
+          <w:lang w:val="en-US"/>
+        </w:rPr>
+        <w:t xml:space="preserve">then </w:t>
+      </w:r>
+      <w:r>
+        <w:rPr>
+          <w:lang w:val="en-US"/>
+        </w:rPr>
+        <w:t>create our first function</w:t>
       </w:r>
       <w:r>
         <w:rPr>
@@ -4601,7 +5745,21 @@
         <w:rPr>
           <w:lang w:val="en-US"/>
         </w:rPr>
-        <w:t xml:space="preserve"> we create our first function</w:t>
+        <w:t xml:space="preserve"> which will also be the first function called when the application starts. This function is called “</w:t>
+      </w:r>
+      <w:proofErr w:type="spellStart"/>
+      <w:r>
+        <w:rPr>
+          <w:lang w:val="en-US"/>
+        </w:rPr>
+        <w:t>onCreate</w:t>
+      </w:r>
+      <w:proofErr w:type="spellEnd"/>
+      <w:r>
+        <w:rPr>
+          <w:lang w:val="en-US"/>
+        </w:rPr>
+        <w:t>”</w:t>
       </w:r>
       <w:r>
         <w:rPr>
@@ -4613,31 +5771,111 @@
         <w:rPr>
           <w:lang w:val="en-US"/>
         </w:rPr>
-        <w:t xml:space="preserve"> which will also be the first function called when the application starts. This function is called “onCreate”</w:t>
-      </w:r>
-      <w:r>
-        <w:rPr>
-          <w:lang w:val="en-US"/>
-        </w:rPr>
         <w:t xml:space="preserve"> and</w:t>
       </w:r>
       <w:r>
         <w:rPr>
           <w:lang w:val="en-US"/>
         </w:rPr>
-        <w:t xml:space="preserve"> as its first act calls the “onCreate” method of the superclass; the reason this is done</w:t>
-      </w:r>
-      <w:r>
-        <w:rPr>
-          <w:lang w:val="en-US"/>
-        </w:rPr>
-        <w:t xml:space="preserve"> is</w:t>
-      </w:r>
-      <w:r>
-        <w:rPr>
-          <w:lang w:val="en-US"/>
-        </w:rPr>
-        <w:t xml:space="preserve"> to save time and let Android </w:t>
+        <w:t>,</w:t>
+      </w:r>
+      <w:r>
+        <w:rPr>
+          <w:lang w:val="en-US"/>
+        </w:rPr>
+        <w:t xml:space="preserve"> as its first act</w:t>
+      </w:r>
+      <w:r>
+        <w:rPr>
+          <w:lang w:val="en-US"/>
+        </w:rPr>
+        <w:t>ion,</w:t>
+      </w:r>
+      <w:r>
+        <w:rPr>
+          <w:lang w:val="en-US"/>
+        </w:rPr>
+        <w:t xml:space="preserve"> calls the “</w:t>
+      </w:r>
+      <w:proofErr w:type="spellStart"/>
+      <w:r>
+        <w:rPr>
+          <w:lang w:val="en-US"/>
+        </w:rPr>
+        <w:t>onCreate</w:t>
+      </w:r>
+      <w:proofErr w:type="spellEnd"/>
+      <w:r>
+        <w:rPr>
+          <w:lang w:val="en-US"/>
+        </w:rPr>
+        <w:t>” method of the superclass</w:t>
+      </w:r>
+      <w:r>
+        <w:rPr>
+          <w:lang w:val="en-US"/>
+        </w:rPr>
+        <w:t>.</w:t>
+      </w:r>
+      <w:r>
+        <w:rPr>
+          <w:lang w:val="en-US"/>
+        </w:rPr>
+        <w:t xml:space="preserve"> </w:t>
+      </w:r>
+      <w:r>
+        <w:rPr>
+          <w:lang w:val="en-US"/>
+        </w:rPr>
+        <w:t>T</w:t>
+      </w:r>
+      <w:r>
+        <w:rPr>
+          <w:lang w:val="en-US"/>
+        </w:rPr>
+        <w:t xml:space="preserve">he reason </w:t>
+      </w:r>
+      <w:r>
+        <w:rPr>
+          <w:lang w:val="en-US"/>
+        </w:rPr>
+        <w:t xml:space="preserve">for this </w:t>
+      </w:r>
+      <w:r>
+        <w:rPr>
+          <w:lang w:val="en-US"/>
+        </w:rPr>
+        <w:t>is</w:t>
+      </w:r>
+      <w:r>
+        <w:rPr>
+          <w:lang w:val="en-US"/>
+        </w:rPr>
+        <w:t xml:space="preserve"> to save time and </w:t>
+      </w:r>
+      <w:r>
+        <w:rPr>
+          <w:lang w:val="en-US"/>
+        </w:rPr>
+        <w:t>allow</w:t>
+      </w:r>
+      <w:r>
+        <w:rPr>
+          <w:lang w:val="en-US"/>
+        </w:rPr>
+        <w:t xml:space="preserve"> Android</w:t>
+      </w:r>
+      <w:r>
+        <w:rPr>
+          <w:lang w:val="en-US"/>
+        </w:rPr>
+        <w:t xml:space="preserve"> to</w:t>
+      </w:r>
+      <w:r>
+        <w:rPr>
+          <w:lang w:val="en-US"/>
+        </w:rPr>
+        <w:t xml:space="preserve"> </w:t>
       </w:r>
       <w:r>
         <w:rPr>
@@ -4649,7 +5887,19 @@
         <w:rPr>
           <w:lang w:val="en-US"/>
         </w:rPr>
-        <w:t xml:space="preserve"> some of the initial setup. The second command of the function output</w:t>
+        <w:t xml:space="preserve"> some of the initial setup. The second command </w:t>
+      </w:r>
+      <w:r>
+        <w:rPr>
+          <w:lang w:val="en-US"/>
+        </w:rPr>
+        <w:t>in</w:t>
+      </w:r>
+      <w:r>
+        <w:rPr>
+          <w:lang w:val="en-US"/>
+        </w:rPr>
+        <w:t xml:space="preserve"> the function output</w:t>
       </w:r>
       <w:r>
         <w:rPr>
@@ -4661,8 +5911,16 @@
         <w:rPr>
           <w:lang w:val="en-US"/>
         </w:rPr>
-        <w:t xml:space="preserve"> the given string in LogCat</w:t>
-      </w:r>
+        <w:t xml:space="preserve"> the given string in </w:t>
+      </w:r>
+      <w:proofErr w:type="spellStart"/>
+      <w:r>
+        <w:rPr>
+          <w:lang w:val="en-US"/>
+        </w:rPr>
+        <w:t>LogCat</w:t>
+      </w:r>
+      <w:proofErr w:type="spellEnd"/>
       <w:r>
         <w:rPr>
           <w:lang w:val="en-US"/>
@@ -4673,31 +5931,67 @@
         <w:rPr>
           <w:lang w:val="en-US"/>
         </w:rPr>
-        <w:t xml:space="preserve"> which is Android’s logging tool. LogCat should be visible at the bottom as </w:t>
-      </w:r>
-      <w:r>
-        <w:rPr>
-          <w:lang w:val="en-US"/>
-        </w:rPr>
-        <w:t xml:space="preserve">a </w:t>
-      </w:r>
-      <w:r>
-        <w:rPr>
-          <w:lang w:val="en-US"/>
-        </w:rPr>
-        <w:t>part of the Android Monitor tab. The final line attempts to communicate with the native part of the application via the “NativeLibrary.java” class function “init()”</w:t>
-      </w:r>
-      <w:r>
-        <w:rPr>
-          <w:lang w:val="en-US"/>
-        </w:rPr>
-        <w:t>;</w:t>
-      </w:r>
-      <w:r>
-        <w:rPr>
-          <w:lang w:val="en-US"/>
-        </w:rPr>
-        <w:t xml:space="preserve"> however</w:t>
+        <w:t xml:space="preserve"> which is Android’s logging tool. </w:t>
+      </w:r>
+      <w:proofErr w:type="spellStart"/>
+      <w:r>
+        <w:rPr>
+          <w:lang w:val="en-US"/>
+        </w:rPr>
+        <w:t>LogCat</w:t>
+      </w:r>
+      <w:proofErr w:type="spellEnd"/>
+      <w:r>
+        <w:rPr>
+          <w:lang w:val="en-US"/>
+        </w:rPr>
+        <w:t xml:space="preserve"> should be visible at the bottom as part of the Android Monitor tab. The final line attempts to communicate with the native part of the application via the “NativeLibrary.java” class function “</w:t>
+      </w:r>
+      <w:proofErr w:type="spellStart"/>
+      <w:proofErr w:type="gramStart"/>
+      <w:r>
+        <w:rPr>
+          <w:lang w:val="en-US"/>
+        </w:rPr>
+        <w:t>init</w:t>
+      </w:r>
+      <w:proofErr w:type="spellEnd"/>
+      <w:r>
+        <w:rPr>
+          <w:lang w:val="en-US"/>
+        </w:rPr>
+        <w:t>(</w:t>
+      </w:r>
+      <w:proofErr w:type="gramEnd"/>
+      <w:r>
+        <w:rPr>
+          <w:lang w:val="en-US"/>
+        </w:rPr>
+        <w:t>)”</w:t>
+      </w:r>
+      <w:r>
+        <w:rPr>
+          <w:lang w:val="en-US"/>
+        </w:rPr>
+        <w:t>.</w:t>
+      </w:r>
+      <w:r>
+        <w:rPr>
+          <w:lang w:val="en-US"/>
+        </w:rPr>
+        <w:t xml:space="preserve"> </w:t>
+      </w:r>
+      <w:r>
+        <w:rPr>
+          <w:lang w:val="en-US"/>
+        </w:rPr>
+        <w:t>H</w:t>
+      </w:r>
+      <w:r>
+        <w:rPr>
+          <w:lang w:val="en-US"/>
+        </w:rPr>
+        <w:t>owever</w:t>
       </w:r>
       <w:r>
         <w:rPr>
@@ -4709,7 +6003,33 @@
         <w:rPr>
           <w:lang w:val="en-US"/>
         </w:rPr>
-        <w:t xml:space="preserve"> we are yet to write this class</w:t>
+        <w:t xml:space="preserve"> we </w:t>
+      </w:r>
+      <w:r>
+        <w:rPr>
+          <w:lang w:val="en-US"/>
+        </w:rPr>
+        <w:t xml:space="preserve">have not yet </w:t>
+      </w:r>
+      <w:proofErr w:type="gramStart"/>
+      <w:r>
+        <w:rPr>
+          <w:lang w:val="en-US"/>
+        </w:rPr>
+        <w:t>written</w:t>
+      </w:r>
+      <w:proofErr w:type="gramEnd"/>
+      <w:r>
+        <w:rPr>
+          <w:lang w:val="en-US"/>
+        </w:rPr>
+        <w:t xml:space="preserve"> </w:t>
+      </w:r>
+      <w:r>
+        <w:rPr>
+          <w:lang w:val="en-US"/>
+        </w:rPr>
+        <w:t>this class</w:t>
       </w:r>
       <w:r>
         <w:rPr>
@@ -4770,7 +6090,27 @@
           <w:sz w:val="18"/>
           <w:lang w:val="en-US"/>
         </w:rPr>
-        <w:t xml:space="preserve"> FirstNative </w:t>
+        <w:t xml:space="preserve"> </w:t>
+      </w:r>
+      <w:proofErr w:type="spellStart"/>
+      <w:r>
+        <w:rPr>
+          <w:rFonts w:ascii="Consolas" w:hAnsi="Consolas" w:cs="Consolas"/>
+          <w:color w:val="auto"/>
+          <w:sz w:val="18"/>
+          <w:lang w:val="en-US"/>
+        </w:rPr>
+        <w:t>FirstNative</w:t>
+      </w:r>
+      <w:proofErr w:type="spellEnd"/>
+      <w:r>
+        <w:rPr>
+          <w:rFonts w:ascii="Consolas" w:hAnsi="Consolas" w:cs="Consolas"/>
+          <w:color w:val="auto"/>
+          <w:sz w:val="18"/>
+          <w:lang w:val="en-US"/>
+        </w:rPr>
+        <w:t xml:space="preserve"> </w:t>
       </w:r>
       <w:r>
         <w:rPr>
@@ -4886,7 +6226,27 @@
           <w:sz w:val="18"/>
           <w:lang w:val="en-US"/>
         </w:rPr>
-        <w:t xml:space="preserve"> = "FirstNative";</w:t>
+        <w:t xml:space="preserve"> = "</w:t>
+      </w:r>
+      <w:proofErr w:type="spellStart"/>
+      <w:r>
+        <w:rPr>
+          <w:rFonts w:ascii="Consolas" w:hAnsi="Consolas" w:cs="Consolas"/>
+          <w:color w:val="auto"/>
+          <w:sz w:val="18"/>
+          <w:lang w:val="en-US"/>
+        </w:rPr>
+        <w:t>FirstNative</w:t>
+      </w:r>
+      <w:proofErr w:type="spellEnd"/>
+      <w:r>
+        <w:rPr>
+          <w:rFonts w:ascii="Consolas" w:hAnsi="Consolas" w:cs="Consolas"/>
+          <w:color w:val="auto"/>
+          <w:sz w:val="18"/>
+          <w:lang w:val="en-US"/>
+        </w:rPr>
+        <w:t>";</w:t>
       </w:r>
     </w:p>
     <w:p>
@@ -4920,14 +6280,25 @@
           <w:lang w:val="en-US"/>
         </w:rPr>
       </w:pPr>
-      <w:r>
-        <w:rPr>
-          <w:rFonts w:ascii="Consolas" w:hAnsi="Consolas" w:cs="Consolas"/>
-          <w:color w:val="auto"/>
-          <w:sz w:val="18"/>
-          <w:lang w:val="en-US"/>
-        </w:rPr>
-        <w:t xml:space="preserve">@Override </w:t>
+      <w:proofErr w:type="gramStart"/>
+      <w:r>
+        <w:rPr>
+          <w:rFonts w:ascii="Consolas" w:hAnsi="Consolas" w:cs="Consolas"/>
+          <w:color w:val="auto"/>
+          <w:sz w:val="18"/>
+          <w:lang w:val="en-US"/>
+        </w:rPr>
+        <w:t>@Override</w:t>
+      </w:r>
+      <w:proofErr w:type="gramEnd"/>
+      <w:r>
+        <w:rPr>
+          <w:rFonts w:ascii="Consolas" w:hAnsi="Consolas" w:cs="Consolas"/>
+          <w:color w:val="auto"/>
+          <w:sz w:val="18"/>
+          <w:lang w:val="en-US"/>
+        </w:rPr>
+        <w:t xml:space="preserve"> </w:t>
       </w:r>
       <w:r>
         <w:rPr>
@@ -4967,7 +6338,58 @@
           <w:sz w:val="18"/>
           <w:lang w:val="en-US"/>
         </w:rPr>
-        <w:t xml:space="preserve"> onCreate(Bundle savedInstanceState)</w:t>
+        <w:t xml:space="preserve"> </w:t>
+      </w:r>
+      <w:proofErr w:type="spellStart"/>
+      <w:proofErr w:type="gramStart"/>
+      <w:r>
+        <w:rPr>
+          <w:rFonts w:ascii="Consolas" w:hAnsi="Consolas" w:cs="Consolas"/>
+          <w:color w:val="auto"/>
+          <w:sz w:val="18"/>
+          <w:lang w:val="en-US"/>
+        </w:rPr>
+        <w:t>onCreate</w:t>
+      </w:r>
+      <w:proofErr w:type="spellEnd"/>
+      <w:r>
+        <w:rPr>
+          <w:rFonts w:ascii="Consolas" w:hAnsi="Consolas" w:cs="Consolas"/>
+          <w:color w:val="auto"/>
+          <w:sz w:val="18"/>
+          <w:lang w:val="en-US"/>
+        </w:rPr>
+        <w:t>(</w:t>
+      </w:r>
+      <w:proofErr w:type="gramEnd"/>
+      <w:r>
+        <w:rPr>
+          <w:rFonts w:ascii="Consolas" w:hAnsi="Consolas" w:cs="Consolas"/>
+          <w:color w:val="auto"/>
+          <w:sz w:val="18"/>
+          <w:lang w:val="en-US"/>
+        </w:rPr>
+        <w:t xml:space="preserve">Bundle </w:t>
+      </w:r>
+      <w:proofErr w:type="spellStart"/>
+      <w:r>
+        <w:rPr>
+          <w:rFonts w:ascii="Consolas" w:hAnsi="Consolas" w:cs="Consolas"/>
+          <w:color w:val="auto"/>
+          <w:sz w:val="18"/>
+          <w:lang w:val="en-US"/>
+        </w:rPr>
+        <w:t>savedInstanceState</w:t>
+      </w:r>
+      <w:proofErr w:type="spellEnd"/>
+      <w:r>
+        <w:rPr>
+          <w:rFonts w:ascii="Consolas" w:hAnsi="Consolas" w:cs="Consolas"/>
+          <w:color w:val="auto"/>
+          <w:sz w:val="18"/>
+          <w:lang w:val="en-US"/>
+        </w:rPr>
+        <w:t>)</w:t>
       </w:r>
     </w:p>
     <w:p>
@@ -5027,6 +6449,8 @@
         </w:rPr>
         <w:tab/>
       </w:r>
+      <w:proofErr w:type="spellStart"/>
+      <w:proofErr w:type="gramStart"/>
       <w:r>
         <w:rPr>
           <w:rFonts w:ascii="Consolas" w:hAnsi="Consolas" w:cs="Consolas"/>
@@ -5045,7 +6469,38 @@
           <w:sz w:val="18"/>
           <w:lang w:val="en-US"/>
         </w:rPr>
-        <w:t>.onCreate(savedInstanceState);</w:t>
+        <w:t>.onCreate</w:t>
+      </w:r>
+      <w:proofErr w:type="spellEnd"/>
+      <w:proofErr w:type="gramEnd"/>
+      <w:r>
+        <w:rPr>
+          <w:rFonts w:ascii="Consolas" w:hAnsi="Consolas" w:cs="Consolas"/>
+          <w:color w:val="auto"/>
+          <w:sz w:val="18"/>
+          <w:lang w:val="en-US"/>
+        </w:rPr>
+        <w:t>(</w:t>
+      </w:r>
+      <w:proofErr w:type="spellStart"/>
+      <w:r>
+        <w:rPr>
+          <w:rFonts w:ascii="Consolas" w:hAnsi="Consolas" w:cs="Consolas"/>
+          <w:color w:val="auto"/>
+          <w:sz w:val="18"/>
+          <w:lang w:val="en-US"/>
+        </w:rPr>
+        <w:t>savedInstanceState</w:t>
+      </w:r>
+      <w:proofErr w:type="spellEnd"/>
+      <w:r>
+        <w:rPr>
+          <w:rFonts w:ascii="Consolas" w:hAnsi="Consolas" w:cs="Consolas"/>
+          <w:color w:val="auto"/>
+          <w:sz w:val="18"/>
+          <w:lang w:val="en-US"/>
+        </w:rPr>
+        <w:t>);</w:t>
       </w:r>
       <w:r>
         <w:rPr>
@@ -5097,7 +6552,26 @@
           <w:lang w:val="en-US"/>
         </w:rPr>
         <w:tab/>
-        <w:t>Log.</w:t>
+      </w:r>
+      <w:proofErr w:type="spellStart"/>
+      <w:r>
+        <w:rPr>
+          <w:rFonts w:ascii="Consolas" w:hAnsi="Consolas" w:cs="Consolas"/>
+          <w:color w:val="auto"/>
+          <w:sz w:val="18"/>
+          <w:lang w:val="en-US"/>
+        </w:rPr>
+        <w:t>Log</w:t>
+      </w:r>
+      <w:proofErr w:type="gramStart"/>
+      <w:r>
+        <w:rPr>
+          <w:rFonts w:ascii="Consolas" w:hAnsi="Consolas" w:cs="Consolas"/>
+          <w:color w:val="auto"/>
+          <w:sz w:val="18"/>
+          <w:lang w:val="en-US"/>
+        </w:rPr>
+        <w:t>.</w:t>
       </w:r>
       <w:r>
         <w:rPr>
@@ -5110,6 +6584,8 @@
         </w:rPr>
         <w:t>d</w:t>
       </w:r>
+      <w:proofErr w:type="spellEnd"/>
+      <w:proofErr w:type="gramEnd"/>
       <w:r>
         <w:rPr>
           <w:rFonts w:ascii="Consolas" w:hAnsi="Consolas" w:cs="Consolas"/>
@@ -5171,6 +6647,15 @@
           <w:lang w:val="en-US"/>
         </w:rPr>
         <w:tab/>
+      </w:r>
+      <w:proofErr w:type="spellStart"/>
+      <w:r>
+        <w:rPr>
+          <w:rFonts w:ascii="Consolas" w:hAnsi="Consolas" w:cs="Consolas"/>
+          <w:color w:val="auto"/>
+          <w:sz w:val="18"/>
+          <w:lang w:val="en-US"/>
+        </w:rPr>
         <w:t>NativeLibrary.</w:t>
       </w:r>
       <w:r>
@@ -5184,6 +6669,7 @@
         </w:rPr>
         <w:t>init</w:t>
       </w:r>
+      <w:proofErr w:type="spellEnd"/>
       <w:r>
         <w:rPr>
           <w:rFonts w:ascii="Consolas" w:hAnsi="Consolas" w:cs="Consolas"/>
@@ -5226,6 +6712,7 @@
         <w:rPr>
           <w:lang w:val="en-US"/>
         </w:rPr>
+        <w:lastRenderedPageBreak/>
         <w:t xml:space="preserve">The final two functions we need to add to our class are </w:t>
       </w:r>
       <w:r>
@@ -5234,27 +6721,131 @@
           <w:iCs/>
           <w:lang w:val="en-US"/>
         </w:rPr>
-        <w:t>“onPause()”</w:t>
-      </w:r>
-      <w:r>
-        <w:rPr>
-          <w:lang w:val="en-US"/>
-        </w:rPr>
-        <w:t xml:space="preserve"> and </w:t>
-      </w:r>
+        <w:t>“</w:t>
+      </w:r>
+      <w:proofErr w:type="spellStart"/>
+      <w:proofErr w:type="gramStart"/>
       <w:r>
         <w:rPr>
           <w:i/>
           <w:iCs/>
           <w:lang w:val="en-US"/>
         </w:rPr>
-        <w:t>“onResume()”.</w:t>
-      </w:r>
-      <w:r>
-        <w:rPr>
-          <w:lang w:val="en-US"/>
-        </w:rPr>
-        <w:t xml:space="preserve"> However, we will again leave most of this up to Android to handle and simply call the respective super methods for each. This will tell the application what to do upon occurrence of a pause or resume.</w:t>
+        <w:t>onPause</w:t>
+      </w:r>
+      <w:proofErr w:type="spellEnd"/>
+      <w:r>
+        <w:rPr>
+          <w:i/>
+          <w:iCs/>
+          <w:lang w:val="en-US"/>
+        </w:rPr>
+        <w:t>(</w:t>
+      </w:r>
+      <w:proofErr w:type="gramEnd"/>
+      <w:r>
+        <w:rPr>
+          <w:i/>
+          <w:iCs/>
+          <w:lang w:val="en-US"/>
+        </w:rPr>
+        <w:t>)”</w:t>
+      </w:r>
+      <w:r>
+        <w:rPr>
+          <w:lang w:val="en-US"/>
+        </w:rPr>
+        <w:t xml:space="preserve"> and </w:t>
+      </w:r>
+      <w:r>
+        <w:rPr>
+          <w:i/>
+          <w:iCs/>
+          <w:lang w:val="en-US"/>
+        </w:rPr>
+        <w:t>“</w:t>
+      </w:r>
+      <w:proofErr w:type="spellStart"/>
+      <w:proofErr w:type="gramStart"/>
+      <w:r>
+        <w:rPr>
+          <w:i/>
+          <w:iCs/>
+          <w:lang w:val="en-US"/>
+        </w:rPr>
+        <w:t>onResume</w:t>
+      </w:r>
+      <w:proofErr w:type="spellEnd"/>
+      <w:r>
+        <w:rPr>
+          <w:i/>
+          <w:iCs/>
+          <w:lang w:val="en-US"/>
+        </w:rPr>
+        <w:t>(</w:t>
+      </w:r>
+      <w:proofErr w:type="gramEnd"/>
+      <w:r>
+        <w:rPr>
+          <w:i/>
+          <w:iCs/>
+          <w:lang w:val="en-US"/>
+        </w:rPr>
+        <w:t>)”.</w:t>
+      </w:r>
+      <w:r>
+        <w:rPr>
+          <w:lang w:val="en-US"/>
+        </w:rPr>
+        <w:t xml:space="preserve"> However, we will leave most of this </w:t>
+      </w:r>
+      <w:r>
+        <w:rPr>
+          <w:lang w:val="en-US"/>
+        </w:rPr>
+        <w:t>for</w:t>
+      </w:r>
+      <w:r>
+        <w:rPr>
+          <w:lang w:val="en-US"/>
+        </w:rPr>
+        <w:t xml:space="preserve"> Android to handle and simply call the respective super</w:t>
+      </w:r>
+      <w:r>
+        <w:rPr>
+          <w:lang w:val="en-US"/>
+        </w:rPr>
+        <w:t>class</w:t>
+      </w:r>
+      <w:r>
+        <w:rPr>
+          <w:lang w:val="en-US"/>
+        </w:rPr>
+        <w:t xml:space="preserve"> methods for each. This will tell the application what to do </w:t>
+      </w:r>
+      <w:r>
+        <w:rPr>
+          <w:lang w:val="en-US"/>
+        </w:rPr>
+        <w:t xml:space="preserve">when </w:t>
+      </w:r>
+      <w:r>
+        <w:rPr>
+          <w:lang w:val="en-US"/>
+        </w:rPr>
+        <w:t>a pause or resume</w:t>
+      </w:r>
+      <w:r>
+        <w:rPr>
+          <w:lang w:val="en-US"/>
+        </w:rPr>
+        <w:t xml:space="preserve"> event occurs</w:t>
+      </w:r>
+      <w:r>
+        <w:rPr>
+          <w:lang w:val="en-US"/>
+        </w:rPr>
+        <w:t>.</w:t>
       </w:r>
     </w:p>
     <w:p>
@@ -5273,15 +6864,27 @@
           <w:lang w:val="en-US"/>
         </w:rPr>
       </w:pPr>
-      <w:r>
-        <w:rPr>
-          <w:rFonts w:ascii="Consolas" w:hAnsi="Consolas" w:cs="Consolas"/>
-          <w:color w:val="auto"/>
-          <w:sz w:val="18"/>
-          <w:lang w:val="en-US"/>
-        </w:rPr>
-        <w:t xml:space="preserve">@Override </w:t>
-      </w:r>
+      <w:proofErr w:type="gramStart"/>
+      <w:r>
+        <w:rPr>
+          <w:rFonts w:ascii="Consolas" w:hAnsi="Consolas" w:cs="Consolas"/>
+          <w:color w:val="auto"/>
+          <w:sz w:val="18"/>
+          <w:lang w:val="en-US"/>
+        </w:rPr>
+        <w:t>@Override</w:t>
+      </w:r>
+      <w:proofErr w:type="gramEnd"/>
+      <w:r>
+        <w:rPr>
+          <w:rFonts w:ascii="Consolas" w:hAnsi="Consolas" w:cs="Consolas"/>
+          <w:color w:val="auto"/>
+          <w:sz w:val="18"/>
+          <w:lang w:val="en-US"/>
+        </w:rPr>
+        <w:t xml:space="preserve"> </w:t>
+      </w:r>
+      <w:proofErr w:type="gramStart"/>
       <w:r>
         <w:rPr>
           <w:rFonts w:ascii="Consolas" w:hAnsi="Consolas" w:cs="Consolas"/>
@@ -5313,14 +6916,46 @@
         </w:rPr>
         <w:t>void</w:t>
       </w:r>
-      <w:r>
-        <w:rPr>
-          <w:rFonts w:ascii="Consolas" w:hAnsi="Consolas" w:cs="Consolas"/>
-          <w:color w:val="auto"/>
-          <w:sz w:val="18"/>
-          <w:lang w:val="en-US"/>
-        </w:rPr>
-        <w:t xml:space="preserve"> onPause()</w:t>
+      <w:proofErr w:type="gramEnd"/>
+      <w:r>
+        <w:rPr>
+          <w:rFonts w:ascii="Consolas" w:hAnsi="Consolas" w:cs="Consolas"/>
+          <w:color w:val="auto"/>
+          <w:sz w:val="18"/>
+          <w:lang w:val="en-US"/>
+        </w:rPr>
+        <w:t xml:space="preserve"> </w:t>
+      </w:r>
+      <w:proofErr w:type="spellStart"/>
+      <w:proofErr w:type="gramStart"/>
+      <w:r>
+        <w:rPr>
+          <w:rFonts w:ascii="Consolas" w:hAnsi="Consolas" w:cs="Consolas"/>
+          <w:color w:val="auto"/>
+          <w:sz w:val="18"/>
+          <w:lang w:val="en-US"/>
+        </w:rPr>
+        <w:t>onPause</w:t>
+      </w:r>
+      <w:proofErr w:type="spellEnd"/>
+      <w:r>
+        <w:rPr>
+          <w:rFonts w:ascii="Consolas" w:hAnsi="Consolas" w:cs="Consolas"/>
+          <w:color w:val="auto"/>
+          <w:sz w:val="18"/>
+          <w:lang w:val="en-US"/>
+        </w:rPr>
+        <w:t>(</w:t>
+      </w:r>
+      <w:proofErr w:type="gramEnd"/>
+      <w:r>
+        <w:rPr>
+          <w:rFonts w:ascii="Consolas" w:hAnsi="Consolas" w:cs="Consolas"/>
+          <w:color w:val="auto"/>
+          <w:sz w:val="18"/>
+          <w:lang w:val="en-US"/>
+        </w:rPr>
+        <w:t>)</w:t>
       </w:r>
     </w:p>
     <w:p>
@@ -5382,6 +7017,8 @@
         </w:rPr>
         <w:tab/>
       </w:r>
+      <w:proofErr w:type="spellStart"/>
+      <w:proofErr w:type="gramStart"/>
       <w:r>
         <w:rPr>
           <w:rFonts w:ascii="Consolas" w:hAnsi="Consolas" w:cs="Consolas"/>
@@ -5400,7 +7037,18 @@
           <w:sz w:val="18"/>
           <w:lang w:val="en-US"/>
         </w:rPr>
-        <w:t>.onPause();</w:t>
+        <w:t>.onPause</w:t>
+      </w:r>
+      <w:proofErr w:type="spellEnd"/>
+      <w:proofErr w:type="gramEnd"/>
+      <w:r>
+        <w:rPr>
+          <w:rFonts w:ascii="Consolas" w:hAnsi="Consolas" w:cs="Consolas"/>
+          <w:color w:val="auto"/>
+          <w:sz w:val="18"/>
+          <w:lang w:val="en-US"/>
+        </w:rPr>
+        <w:t>();</w:t>
       </w:r>
     </w:p>
     <w:p>
@@ -5470,14 +7118,25 @@
           <w:lang w:val="en-US"/>
         </w:rPr>
       </w:pPr>
-      <w:r>
-        <w:rPr>
-          <w:rFonts w:ascii="Consolas" w:hAnsi="Consolas" w:cs="Consolas"/>
-          <w:color w:val="auto"/>
-          <w:sz w:val="18"/>
-          <w:lang w:val="en-US"/>
-        </w:rPr>
-        <w:t xml:space="preserve">@Override </w:t>
+      <w:proofErr w:type="gramStart"/>
+      <w:r>
+        <w:rPr>
+          <w:rFonts w:ascii="Consolas" w:hAnsi="Consolas" w:cs="Consolas"/>
+          <w:color w:val="auto"/>
+          <w:sz w:val="18"/>
+          <w:lang w:val="en-US"/>
+        </w:rPr>
+        <w:t>@Override</w:t>
+      </w:r>
+      <w:proofErr w:type="gramEnd"/>
+      <w:r>
+        <w:rPr>
+          <w:rFonts w:ascii="Consolas" w:hAnsi="Consolas" w:cs="Consolas"/>
+          <w:color w:val="auto"/>
+          <w:sz w:val="18"/>
+          <w:lang w:val="en-US"/>
+        </w:rPr>
+        <w:t xml:space="preserve"> </w:t>
       </w:r>
       <w:r>
         <w:rPr>
@@ -5517,7 +7176,38 @@
           <w:sz w:val="18"/>
           <w:lang w:val="en-US"/>
         </w:rPr>
-        <w:t xml:space="preserve"> onResume()</w:t>
+        <w:t xml:space="preserve"> </w:t>
+      </w:r>
+      <w:proofErr w:type="spellStart"/>
+      <w:proofErr w:type="gramStart"/>
+      <w:r>
+        <w:rPr>
+          <w:rFonts w:ascii="Consolas" w:hAnsi="Consolas" w:cs="Consolas"/>
+          <w:color w:val="auto"/>
+          <w:sz w:val="18"/>
+          <w:lang w:val="en-US"/>
+        </w:rPr>
+        <w:t>onResume</w:t>
+      </w:r>
+      <w:proofErr w:type="spellEnd"/>
+      <w:r>
+        <w:rPr>
+          <w:rFonts w:ascii="Consolas" w:hAnsi="Consolas" w:cs="Consolas"/>
+          <w:color w:val="auto"/>
+          <w:sz w:val="18"/>
+          <w:lang w:val="en-US"/>
+        </w:rPr>
+        <w:t>(</w:t>
+      </w:r>
+      <w:proofErr w:type="gramEnd"/>
+      <w:r>
+        <w:rPr>
+          <w:rFonts w:ascii="Consolas" w:hAnsi="Consolas" w:cs="Consolas"/>
+          <w:color w:val="auto"/>
+          <w:sz w:val="18"/>
+          <w:lang w:val="en-US"/>
+        </w:rPr>
+        <w:t>)</w:t>
       </w:r>
     </w:p>
     <w:p>
@@ -5579,6 +7269,8 @@
         </w:rPr>
         <w:tab/>
       </w:r>
+      <w:proofErr w:type="spellStart"/>
+      <w:proofErr w:type="gramStart"/>
       <w:r>
         <w:rPr>
           <w:rFonts w:ascii="Consolas" w:hAnsi="Consolas" w:cs="Consolas"/>
@@ -5597,7 +7289,18 @@
           <w:sz w:val="18"/>
           <w:lang w:val="en-US"/>
         </w:rPr>
-        <w:t>.onResume();</w:t>
+        <w:t>.onResume</w:t>
+      </w:r>
+      <w:proofErr w:type="spellEnd"/>
+      <w:proofErr w:type="gramEnd"/>
+      <w:r>
+        <w:rPr>
+          <w:rFonts w:ascii="Consolas" w:hAnsi="Consolas" w:cs="Consolas"/>
+          <w:color w:val="auto"/>
+          <w:sz w:val="18"/>
+          <w:lang w:val="en-US"/>
+        </w:rPr>
+        <w:t>();</w:t>
       </w:r>
     </w:p>
     <w:p>
@@ -5666,19 +7369,57 @@
         <w:rPr>
           <w:lang w:val="en-US"/>
         </w:rPr>
-        <w:t>The next file we need to populate is “NativeLibrary.java”. This is another Android/Java file but will act as our interface with the native side of the application</w:t>
-      </w:r>
-      <w:r>
-        <w:rPr>
-          <w:lang w:val="en-US"/>
-        </w:rPr>
-        <w:t>;</w:t>
-      </w:r>
-      <w:r>
-        <w:rPr>
-          <w:lang w:val="en-US"/>
-        </w:rPr>
-        <w:t xml:space="preserve"> therefore</w:t>
+        <w:t xml:space="preserve">The next file we need to populate is “NativeLibrary.java”. This is another Android/Java </w:t>
+      </w:r>
+      <w:proofErr w:type="gramStart"/>
+      <w:r>
+        <w:rPr>
+          <w:lang w:val="en-US"/>
+        </w:rPr>
+        <w:t>file</w:t>
+      </w:r>
+      <w:proofErr w:type="gramEnd"/>
+      <w:r>
+        <w:rPr>
+          <w:lang w:val="en-US"/>
+        </w:rPr>
+        <w:t xml:space="preserve"> but</w:t>
+      </w:r>
+      <w:r>
+        <w:rPr>
+          <w:lang w:val="en-US"/>
+        </w:rPr>
+        <w:t xml:space="preserve"> it</w:t>
+      </w:r>
+      <w:r>
+        <w:rPr>
+          <w:lang w:val="en-US"/>
+        </w:rPr>
+        <w:t xml:space="preserve"> will act as our interface with the native side of the application</w:t>
+      </w:r>
+      <w:r>
+        <w:rPr>
+          <w:lang w:val="en-US"/>
+        </w:rPr>
+        <w:t>.</w:t>
+      </w:r>
+      <w:r>
+        <w:rPr>
+          <w:lang w:val="en-US"/>
+        </w:rPr>
+        <w:t xml:space="preserve"> </w:t>
+      </w:r>
+      <w:r>
+        <w:rPr>
+          <w:lang w:val="en-US"/>
+        </w:rPr>
+        <w:t>T</w:t>
+      </w:r>
+      <w:r>
+        <w:rPr>
+          <w:lang w:val="en-US"/>
+        </w:rPr>
+        <w:t>herefore</w:t>
       </w:r>
       <w:r>
         <w:rPr>
@@ -5690,7 +7431,19 @@
         <w:rPr>
           <w:lang w:val="en-US"/>
         </w:rPr>
-        <w:t xml:space="preserve"> it is crucial that this is working and able to mediate between the Android and native parts. Again, we first want to clear the existing class and produce our own</w:t>
+        <w:t xml:space="preserve"> it is crucial that this is working and able to mediate between the Android and native parts. Again, we first want to clear the existing class and </w:t>
+      </w:r>
+      <w:r>
+        <w:rPr>
+          <w:lang w:val="en-US"/>
+        </w:rPr>
+        <w:t>create</w:t>
+      </w:r>
+      <w:r>
+        <w:rPr>
+          <w:lang w:val="en-US"/>
+        </w:rPr>
+        <w:t xml:space="preserve"> our own</w:t>
       </w:r>
       <w:r>
         <w:rPr>
@@ -5732,7 +7485,28 @@
           <w:sz w:val="18"/>
           <w:lang w:val="en-US"/>
         </w:rPr>
-        <w:t xml:space="preserve"> com.arm.malideveloper.</w:t>
+        <w:t xml:space="preserve"> </w:t>
+      </w:r>
+      <w:proofErr w:type="spellStart"/>
+      <w:proofErr w:type="gramStart"/>
+      <w:r>
+        <w:rPr>
+          <w:rFonts w:ascii="Consolas" w:hAnsi="Consolas" w:cs="Consolas"/>
+          <w:color w:val="auto"/>
+          <w:sz w:val="18"/>
+          <w:lang w:val="en-US"/>
+        </w:rPr>
+        <w:t>com.arm.malideveloper</w:t>
+      </w:r>
+      <w:proofErr w:type="gramEnd"/>
+      <w:r>
+        <w:rPr>
+          <w:rFonts w:ascii="Consolas" w:hAnsi="Consolas" w:cs="Consolas"/>
+          <w:color w:val="auto"/>
+          <w:sz w:val="18"/>
+          <w:lang w:val="en-US"/>
+        </w:rPr>
+        <w:t>.</w:t>
       </w:r>
       <w:bookmarkStart w:id="13" w:name="_Hlk484441849"/>
       <w:r>
@@ -5754,6 +7528,7 @@
         </w:rPr>
         <w:t>e</w:t>
       </w:r>
+      <w:proofErr w:type="spellEnd"/>
       <w:r>
         <w:rPr>
           <w:rFonts w:ascii="Consolas" w:hAnsi="Consolas" w:cs="Consolas"/>
@@ -5833,8 +7608,19 @@
           <w:sz w:val="18"/>
           <w:lang w:val="en-US"/>
         </w:rPr>
-        <w:t xml:space="preserve"> NativeLibrary</w:t>
-      </w:r>
+        <w:t xml:space="preserve"> </w:t>
+      </w:r>
+      <w:proofErr w:type="spellStart"/>
+      <w:r>
+        <w:rPr>
+          <w:rFonts w:ascii="Consolas" w:hAnsi="Consolas" w:cs="Consolas"/>
+          <w:color w:val="auto"/>
+          <w:sz w:val="18"/>
+          <w:lang w:val="en-US"/>
+        </w:rPr>
+        <w:t>NativeLibrary</w:t>
+      </w:r>
+      <w:proofErr w:type="spellEnd"/>
     </w:p>
     <w:p>
       <w:pPr>
@@ -5946,6 +7732,15 @@
           <w:lang w:val="en-US"/>
         </w:rPr>
         <w:tab/>
+      </w:r>
+      <w:proofErr w:type="spellStart"/>
+      <w:r>
+        <w:rPr>
+          <w:rFonts w:ascii="Consolas" w:hAnsi="Consolas" w:cs="Consolas"/>
+          <w:color w:val="auto"/>
+          <w:sz w:val="18"/>
+          <w:lang w:val="en-US"/>
+        </w:rPr>
         <w:t>System.</w:t>
       </w:r>
       <w:r>
@@ -5959,6 +7754,7 @@
         </w:rPr>
         <w:t>loadLibrary</w:t>
       </w:r>
+      <w:proofErr w:type="spellEnd"/>
       <w:r>
         <w:rPr>
           <w:rFonts w:ascii="Consolas" w:hAnsi="Consolas" w:cs="Consolas"/>
@@ -5968,6 +7764,7 @@
         </w:rPr>
         <w:t>("</w:t>
       </w:r>
+      <w:proofErr w:type="gramStart"/>
       <w:r>
         <w:rPr>
           <w:rFonts w:ascii="Consolas" w:hAnsi="Consolas" w:cs="Consolas"/>
@@ -5977,6 +7774,7 @@
         </w:rPr>
         <w:t>native-lib</w:t>
       </w:r>
+      <w:proofErr w:type="gramEnd"/>
       <w:r>
         <w:rPr>
           <w:rFonts w:ascii="Consolas" w:hAnsi="Consolas" w:cs="Consolas"/>
@@ -6033,7 +7831,6 @@
           <w:sz w:val="18"/>
           <w:lang w:val="en-US"/>
         </w:rPr>
-        <w:lastRenderedPageBreak/>
         <w:tab/>
       </w:r>
     </w:p>
@@ -6138,7 +7935,38 @@
           <w:sz w:val="18"/>
           <w:lang w:val="en-US"/>
         </w:rPr>
-        <w:t xml:space="preserve"> init();</w:t>
+        <w:t xml:space="preserve"> </w:t>
+      </w:r>
+      <w:proofErr w:type="spellStart"/>
+      <w:proofErr w:type="gramStart"/>
+      <w:r>
+        <w:rPr>
+          <w:rFonts w:ascii="Consolas" w:hAnsi="Consolas" w:cs="Consolas"/>
+          <w:color w:val="auto"/>
+          <w:sz w:val="18"/>
+          <w:lang w:val="en-US"/>
+        </w:rPr>
+        <w:t>init</w:t>
+      </w:r>
+      <w:proofErr w:type="spellEnd"/>
+      <w:r>
+        <w:rPr>
+          <w:rFonts w:ascii="Consolas" w:hAnsi="Consolas" w:cs="Consolas"/>
+          <w:color w:val="auto"/>
+          <w:sz w:val="18"/>
+          <w:lang w:val="en-US"/>
+        </w:rPr>
+        <w:t>(</w:t>
+      </w:r>
+      <w:proofErr w:type="gramEnd"/>
+      <w:r>
+        <w:rPr>
+          <w:rFonts w:ascii="Consolas" w:hAnsi="Consolas" w:cs="Consolas"/>
+          <w:color w:val="auto"/>
+          <w:sz w:val="18"/>
+          <w:lang w:val="en-US"/>
+        </w:rPr>
+        <w:t>);</w:t>
       </w:r>
     </w:p>
     <w:p>
@@ -6177,7 +8005,31 @@
         <w:rPr>
           <w:lang w:val="en-US"/>
         </w:rPr>
-        <w:t xml:space="preserve">he first line of this class is the declaration of which package it belongs to. The next line that is noteworthy is </w:t>
+        <w:t>he first line of this class declar</w:t>
+      </w:r>
+      <w:r>
+        <w:rPr>
+          <w:lang w:val="en-US"/>
+        </w:rPr>
+        <w:t>es</w:t>
+      </w:r>
+      <w:r>
+        <w:rPr>
+          <w:lang w:val="en-US"/>
+        </w:rPr>
+        <w:t xml:space="preserve"> which package it belongs to. The next </w:t>
+      </w:r>
+      <w:r>
+        <w:rPr>
+          <w:lang w:val="en-US"/>
+        </w:rPr>
+        <w:t xml:space="preserve">noteworthy </w:t>
+      </w:r>
+      <w:r>
+        <w:rPr>
+          <w:lang w:val="en-US"/>
+        </w:rPr>
+        <w:t xml:space="preserve">line is </w:t>
       </w:r>
       <w:r>
         <w:rPr>
@@ -6185,21 +8037,73 @@
           <w:iCs/>
           <w:lang w:val="en-US"/>
         </w:rPr>
-        <w:t>“System.loadLibrary(“Native”);”</w:t>
-      </w:r>
-      <w:r>
-        <w:rPr>
-          <w:lang w:val="en-US"/>
-        </w:rPr>
-        <w:t xml:space="preserve">. This will load our native library from the system. Finally, we declare a function shell called </w:t>
-      </w:r>
+        <w:t>“</w:t>
+      </w:r>
+      <w:proofErr w:type="spellStart"/>
       <w:r>
         <w:rPr>
           <w:i/>
           <w:iCs/>
           <w:lang w:val="en-US"/>
         </w:rPr>
-        <w:t>“init()”</w:t>
+        <w:t>System.loadLibrary</w:t>
+      </w:r>
+      <w:proofErr w:type="spellEnd"/>
+      <w:r>
+        <w:rPr>
+          <w:i/>
+          <w:iCs/>
+          <w:lang w:val="en-US"/>
+        </w:rPr>
+        <w:t>(“Native”);”</w:t>
+      </w:r>
+      <w:r>
+        <w:rPr>
+          <w:lang w:val="en-US"/>
+        </w:rPr>
+        <w:t xml:space="preserve">. This will load our native library from the system. Finally, we declare a function shell called </w:t>
+      </w:r>
+      <w:r>
+        <w:rPr>
+          <w:i/>
+          <w:iCs/>
+          <w:lang w:val="en-US"/>
+        </w:rPr>
+        <w:t>“</w:t>
+      </w:r>
+      <w:proofErr w:type="spellStart"/>
+      <w:proofErr w:type="gramStart"/>
+      <w:r>
+        <w:rPr>
+          <w:i/>
+          <w:iCs/>
+          <w:lang w:val="en-US"/>
+        </w:rPr>
+        <w:t>init</w:t>
+      </w:r>
+      <w:proofErr w:type="spellEnd"/>
+      <w:r>
+        <w:rPr>
+          <w:i/>
+          <w:iCs/>
+          <w:lang w:val="en-US"/>
+        </w:rPr>
+        <w:t>(</w:t>
+      </w:r>
+      <w:proofErr w:type="gramEnd"/>
+      <w:r>
+        <w:rPr>
+          <w:i/>
+          <w:iCs/>
+          <w:lang w:val="en-US"/>
+        </w:rPr>
+        <w:t>)”</w:t>
+      </w:r>
+      <w:r>
+        <w:rPr>
+          <w:lang w:val="en-US"/>
+        </w:rPr>
+        <w:t>,</w:t>
       </w:r>
       <w:r>
         <w:rPr>
@@ -6240,24 +8144,42 @@
         <w:rPr>
           <w:lang w:val="en-US"/>
         </w:rPr>
-        <w:t>;</w:t>
-      </w:r>
-      <w:r>
-        <w:rPr>
-          <w:lang w:val="en-US"/>
-        </w:rPr>
-        <w:t xml:space="preserve"> it is time to write the code for our native side. As mentioned earlier</w:t>
-      </w:r>
-      <w:r>
-        <w:rPr>
-          <w:lang w:val="en-US"/>
-        </w:rPr>
         <w:t>,</w:t>
       </w:r>
       <w:r>
         <w:rPr>
           <w:lang w:val="en-US"/>
         </w:rPr>
+        <w:t xml:space="preserve"> it is time to write the code for </w:t>
+      </w:r>
+      <w:r>
+        <w:rPr>
+          <w:lang w:val="en-US"/>
+        </w:rPr>
+        <w:t>the</w:t>
+      </w:r>
+      <w:r>
+        <w:rPr>
+          <w:lang w:val="en-US"/>
+        </w:rPr>
+        <w:t xml:space="preserve"> </w:t>
+      </w:r>
+      <w:r>
+        <w:rPr>
+          <w:lang w:val="en-US"/>
+        </w:rPr>
+        <w:t>native side. As mentioned earlier</w:t>
+      </w:r>
+      <w:r>
+        <w:rPr>
+          <w:lang w:val="en-US"/>
+        </w:rPr>
+        <w:t>,</w:t>
+      </w:r>
+      <w:r>
+        <w:rPr>
+          <w:lang w:val="en-US"/>
+        </w:rPr>
         <w:t xml:space="preserve"> the native side will handle rendering the scene</w:t>
       </w:r>
       <w:r>
@@ -6270,7 +8192,19 @@
         <w:rPr>
           <w:lang w:val="en-US"/>
         </w:rPr>
-        <w:t xml:space="preserve"> etc.</w:t>
+        <w:t xml:space="preserve"> but for </w:t>
+      </w:r>
+      <w:r>
+        <w:rPr>
+          <w:lang w:val="en-US"/>
+        </w:rPr>
+        <w:t>now,</w:t>
+      </w:r>
+      <w:r>
+        <w:rPr>
+          <w:lang w:val="en-US"/>
+        </w:rPr>
+        <w:t xml:space="preserve"> we wish to keep it simple. Once more</w:t>
       </w:r>
       <w:r>
         <w:rPr>
@@ -6282,19 +8216,7 @@
         <w:rPr>
           <w:lang w:val="en-US"/>
         </w:rPr>
-        <w:t xml:space="preserve"> but for </w:t>
-      </w:r>
-      <w:r>
-        <w:rPr>
-          <w:lang w:val="en-US"/>
-        </w:rPr>
-        <w:t>now,</w:t>
-      </w:r>
-      <w:r>
-        <w:rPr>
-          <w:lang w:val="en-US"/>
-        </w:rPr>
-        <w:t xml:space="preserve"> we wish to keep it simple. Once more we want to clear the existing content from the Native-lib class.</w:t>
+        <w:t xml:space="preserve"> we want to clear the existing content from the Native-lib class.</w:t>
       </w:r>
     </w:p>
     <w:p>
@@ -6312,6 +8234,7 @@
           <w:lang w:val="en-US"/>
         </w:rPr>
       </w:pPr>
+      <w:proofErr w:type="gramStart"/>
       <w:r>
         <w:rPr>
           <w:rFonts w:ascii="Consolas" w:hAnsi="Consolas" w:cs="Consolas"/>
@@ -6323,14 +8246,35 @@
         </w:rPr>
         <w:t>#include</w:t>
       </w:r>
-      <w:r>
-        <w:rPr>
-          <w:rFonts w:ascii="Consolas" w:hAnsi="Consolas" w:cs="Consolas"/>
-          <w:color w:val="auto"/>
-          <w:sz w:val="18"/>
-          <w:lang w:val="en-US"/>
-        </w:rPr>
-        <w:t xml:space="preserve"> &lt;jni.h&gt;</w:t>
+      <w:proofErr w:type="gramEnd"/>
+      <w:r>
+        <w:rPr>
+          <w:rFonts w:ascii="Consolas" w:hAnsi="Consolas" w:cs="Consolas"/>
+          <w:color w:val="auto"/>
+          <w:sz w:val="18"/>
+          <w:lang w:val="en-US"/>
+        </w:rPr>
+        <w:t xml:space="preserve"> &lt;</w:t>
+      </w:r>
+      <w:proofErr w:type="spellStart"/>
+      <w:r>
+        <w:rPr>
+          <w:rFonts w:ascii="Consolas" w:hAnsi="Consolas" w:cs="Consolas"/>
+          <w:color w:val="auto"/>
+          <w:sz w:val="18"/>
+          <w:lang w:val="en-US"/>
+        </w:rPr>
+        <w:t>jni.h</w:t>
+      </w:r>
+      <w:proofErr w:type="spellEnd"/>
+      <w:r>
+        <w:rPr>
+          <w:rFonts w:ascii="Consolas" w:hAnsi="Consolas" w:cs="Consolas"/>
+          <w:color w:val="auto"/>
+          <w:sz w:val="18"/>
+          <w:lang w:val="en-US"/>
+        </w:rPr>
+        <w:t>&gt;</w:t>
       </w:r>
     </w:p>
     <w:p>
@@ -6362,7 +8306,27 @@
           <w:sz w:val="18"/>
           <w:lang w:val="en-US"/>
         </w:rPr>
-        <w:t xml:space="preserve"> &lt;android/log.h&gt;</w:t>
+        <w:t xml:space="preserve"> &lt;android/</w:t>
+      </w:r>
+      <w:proofErr w:type="spellStart"/>
+      <w:r>
+        <w:rPr>
+          <w:rFonts w:ascii="Consolas" w:hAnsi="Consolas" w:cs="Consolas"/>
+          <w:color w:val="auto"/>
+          <w:sz w:val="18"/>
+          <w:lang w:val="en-US"/>
+        </w:rPr>
+        <w:t>log.h</w:t>
+      </w:r>
+      <w:proofErr w:type="spellEnd"/>
+      <w:r>
+        <w:rPr>
+          <w:rFonts w:ascii="Consolas" w:hAnsi="Consolas" w:cs="Consolas"/>
+          <w:color w:val="auto"/>
+          <w:sz w:val="18"/>
+          <w:lang w:val="en-US"/>
+        </w:rPr>
+        <w:t>&gt;</w:t>
       </w:r>
     </w:p>
     <w:p>
@@ -6372,11 +8336,67 @@
           <w:lang w:val="en-US"/>
         </w:rPr>
       </w:pPr>
-      <w:r>
-        <w:rPr>
-          <w:lang w:val="en-US"/>
-        </w:rPr>
-        <w:t xml:space="preserve">As opposed to Java where we import files/libraries we need, we are now in C where we need to </w:t>
+      <w:proofErr w:type="gramStart"/>
+      <w:r>
+        <w:rPr>
+          <w:lang w:val="en-US"/>
+        </w:rPr>
+        <w:t>As opposed to</w:t>
+      </w:r>
+      <w:proofErr w:type="gramEnd"/>
+      <w:r>
+        <w:rPr>
+          <w:lang w:val="en-US"/>
+        </w:rPr>
+        <w:t xml:space="preserve"> Java</w:t>
+      </w:r>
+      <w:r>
+        <w:rPr>
+          <w:lang w:val="en-US"/>
+        </w:rPr>
+        <w:t>,</w:t>
+      </w:r>
+      <w:r>
+        <w:rPr>
+          <w:lang w:val="en-US"/>
+        </w:rPr>
+        <w:t xml:space="preserve"> where we import</w:t>
+      </w:r>
+      <w:r>
+        <w:rPr>
+          <w:lang w:val="en-US"/>
+        </w:rPr>
+        <w:t xml:space="preserve"> the</w:t>
+      </w:r>
+      <w:r>
+        <w:rPr>
+          <w:lang w:val="en-US"/>
+        </w:rPr>
+        <w:t xml:space="preserve"> files</w:t>
+      </w:r>
+      <w:r>
+        <w:rPr>
+          <w:lang w:val="en-US"/>
+        </w:rPr>
+        <w:t xml:space="preserve"> and </w:t>
+      </w:r>
+      <w:r>
+        <w:rPr>
+          <w:lang w:val="en-US"/>
+        </w:rPr>
+        <w:t>libraries we need, we are now in C</w:t>
+      </w:r>
+      <w:r>
+        <w:rPr>
+          <w:lang w:val="en-US"/>
+        </w:rPr>
+        <w:t>,</w:t>
+      </w:r>
+      <w:r>
+        <w:rPr>
+          <w:lang w:val="en-US"/>
+        </w:rPr>
+        <w:t xml:space="preserve"> where we need to </w:t>
       </w:r>
       <w:r>
         <w:rPr>
@@ -6414,7 +8434,7 @@
         <w:rPr>
           <w:lang w:val="en-US"/>
         </w:rPr>
-        <w:t>” which is a header file for the Java Native Interface. This will allow us to interact with the Java code. The second line includes a similar file to the log library added in the Android side</w:t>
+        <w:t>”</w:t>
       </w:r>
       <w:r>
         <w:rPr>
@@ -6426,7 +8446,47 @@
         <w:rPr>
           <w:lang w:val="en-US"/>
         </w:rPr>
-        <w:t xml:space="preserve"> which allows logging for debugging</w:t>
+        <w:t xml:space="preserve"> which is a header file for the Java Native Interface. This will allow us to interact with </w:t>
+      </w:r>
+      <w:proofErr w:type="gramStart"/>
+      <w:r>
+        <w:rPr>
+          <w:lang w:val="en-US"/>
+        </w:rPr>
+        <w:t>the Java</w:t>
+      </w:r>
+      <w:proofErr w:type="gramEnd"/>
+      <w:r>
+        <w:rPr>
+          <w:lang w:val="en-US"/>
+        </w:rPr>
+        <w:t xml:space="preserve"> code. The second line includes a</w:t>
+      </w:r>
+      <w:r>
+        <w:rPr>
+          <w:lang w:val="en-US"/>
+        </w:rPr>
+        <w:t xml:space="preserve"> library </w:t>
+      </w:r>
+      <w:proofErr w:type="gramStart"/>
+      <w:r>
+        <w:rPr>
+          <w:lang w:val="en-US"/>
+        </w:rPr>
+        <w:t>similar to</w:t>
+      </w:r>
+      <w:proofErr w:type="gramEnd"/>
+      <w:r>
+        <w:rPr>
+          <w:lang w:val="en-US"/>
+        </w:rPr>
+        <w:t xml:space="preserve"> the logging library used on </w:t>
+      </w:r>
+      <w:r>
+        <w:rPr>
+          <w:lang w:val="en-US"/>
+        </w:rPr>
+        <w:t>the Android side</w:t>
       </w:r>
       <w:r>
         <w:rPr>
@@ -6438,7 +8498,7 @@
         <w:rPr>
           <w:lang w:val="en-US"/>
         </w:rPr>
-        <w:t xml:space="preserve"> etc.</w:t>
+        <w:t xml:space="preserve"> which allows logging for debugging.</w:t>
       </w:r>
     </w:p>
     <w:p>
@@ -6455,6 +8515,7 @@
           <w:lang w:val="en-US"/>
         </w:rPr>
       </w:pPr>
+      <w:proofErr w:type="gramStart"/>
       <w:r>
         <w:rPr>
           <w:rFonts w:ascii="Consolas" w:hAnsi="Consolas" w:cs="Consolas"/>
@@ -6466,14 +8527,35 @@
         </w:rPr>
         <w:t>#define</w:t>
       </w:r>
-      <w:r>
-        <w:rPr>
-          <w:rFonts w:ascii="Consolas" w:hAnsi="Consolas" w:cs="Consolas"/>
-          <w:color w:val="auto"/>
-          <w:sz w:val="18"/>
-          <w:lang w:val="en-US"/>
-        </w:rPr>
-        <w:t xml:space="preserve"> LOG_TAG "libNative"</w:t>
+      <w:proofErr w:type="gramEnd"/>
+      <w:r>
+        <w:rPr>
+          <w:rFonts w:ascii="Consolas" w:hAnsi="Consolas" w:cs="Consolas"/>
+          <w:color w:val="auto"/>
+          <w:sz w:val="18"/>
+          <w:lang w:val="en-US"/>
+        </w:rPr>
+        <w:t xml:space="preserve"> LOG_TAG "</w:t>
+      </w:r>
+      <w:proofErr w:type="spellStart"/>
+      <w:r>
+        <w:rPr>
+          <w:rFonts w:ascii="Consolas" w:hAnsi="Consolas" w:cs="Consolas"/>
+          <w:color w:val="auto"/>
+          <w:sz w:val="18"/>
+          <w:lang w:val="en-US"/>
+        </w:rPr>
+        <w:t>libNative</w:t>
+      </w:r>
+      <w:proofErr w:type="spellEnd"/>
+      <w:r>
+        <w:rPr>
+          <w:rFonts w:ascii="Consolas" w:hAnsi="Consolas" w:cs="Consolas"/>
+          <w:color w:val="auto"/>
+          <w:sz w:val="18"/>
+          <w:lang w:val="en-US"/>
+        </w:rPr>
+        <w:t>"</w:t>
       </w:r>
     </w:p>
     <w:p>
@@ -6517,7 +8599,47 @@
           <w:sz w:val="18"/>
           <w:lang w:val="fr-FR"/>
         </w:rPr>
-        <w:t>__android_log_print(ANDROID_LOG_INFO, LOG_TAG, __VA_ARGS__)</w:t>
+        <w:t>__</w:t>
+      </w:r>
+      <w:proofErr w:type="spellStart"/>
+      <w:r>
+        <w:rPr>
+          <w:rFonts w:ascii="Consolas" w:hAnsi="Consolas" w:cs="Consolas"/>
+          <w:color w:val="auto"/>
+          <w:sz w:val="18"/>
+          <w:lang w:val="fr-FR"/>
+        </w:rPr>
+        <w:t>android_log_</w:t>
+      </w:r>
+      <w:proofErr w:type="gramStart"/>
+      <w:r>
+        <w:rPr>
+          <w:rFonts w:ascii="Consolas" w:hAnsi="Consolas" w:cs="Consolas"/>
+          <w:color w:val="auto"/>
+          <w:sz w:val="18"/>
+          <w:lang w:val="fr-FR"/>
+        </w:rPr>
+        <w:t>print</w:t>
+      </w:r>
+      <w:proofErr w:type="spellEnd"/>
+      <w:r>
+        <w:rPr>
+          <w:rFonts w:ascii="Consolas" w:hAnsi="Consolas" w:cs="Consolas"/>
+          <w:color w:val="auto"/>
+          <w:sz w:val="18"/>
+          <w:lang w:val="fr-FR"/>
+        </w:rPr>
+        <w:t>(</w:t>
+      </w:r>
+      <w:proofErr w:type="gramEnd"/>
+      <w:r>
+        <w:rPr>
+          <w:rFonts w:ascii="Consolas" w:hAnsi="Consolas" w:cs="Consolas"/>
+          <w:color w:val="auto"/>
+          <w:sz w:val="18"/>
+          <w:lang w:val="fr-FR"/>
+        </w:rPr>
+        <w:t>ANDROID_LOG_INFO, LOG_TAG, __VA_ARGS__)</w:t>
       </w:r>
     </w:p>
     <w:p>
@@ -6548,7 +8670,47 @@
           <w:sz w:val="18"/>
           <w:lang w:val="en-US"/>
         </w:rPr>
-        <w:t xml:space="preserve"> LOGE(...) __android_log_print(ANDROID_LOG_ERROR, LOG_TAG, __VA_ARGS__)</w:t>
+        <w:t xml:space="preserve"> LOGE(...) __</w:t>
+      </w:r>
+      <w:proofErr w:type="spellStart"/>
+      <w:r>
+        <w:rPr>
+          <w:rFonts w:ascii="Consolas" w:hAnsi="Consolas" w:cs="Consolas"/>
+          <w:color w:val="auto"/>
+          <w:sz w:val="18"/>
+          <w:lang w:val="en-US"/>
+        </w:rPr>
+        <w:t>android_log_</w:t>
+      </w:r>
+      <w:proofErr w:type="gramStart"/>
+      <w:r>
+        <w:rPr>
+          <w:rFonts w:ascii="Consolas" w:hAnsi="Consolas" w:cs="Consolas"/>
+          <w:color w:val="auto"/>
+          <w:sz w:val="18"/>
+          <w:lang w:val="en-US"/>
+        </w:rPr>
+        <w:t>print</w:t>
+      </w:r>
+      <w:proofErr w:type="spellEnd"/>
+      <w:r>
+        <w:rPr>
+          <w:rFonts w:ascii="Consolas" w:hAnsi="Consolas" w:cs="Consolas"/>
+          <w:color w:val="auto"/>
+          <w:sz w:val="18"/>
+          <w:lang w:val="en-US"/>
+        </w:rPr>
+        <w:t>(</w:t>
+      </w:r>
+      <w:proofErr w:type="gramEnd"/>
+      <w:r>
+        <w:rPr>
+          <w:rFonts w:ascii="Consolas" w:hAnsi="Consolas" w:cs="Consolas"/>
+          <w:color w:val="auto"/>
+          <w:sz w:val="18"/>
+          <w:lang w:val="en-US"/>
+        </w:rPr>
+        <w:t>ANDROID_LOG_ERROR, LOG_TAG, __VA_ARGS__)</w:t>
       </w:r>
     </w:p>
     <w:p>
@@ -6563,6 +8725,7 @@
           <w:lang w:val="en-US"/>
         </w:rPr>
       </w:pPr>
+      <w:proofErr w:type="gramStart"/>
       <w:r>
         <w:rPr>
           <w:b/>
@@ -6574,6 +8737,7 @@
         </w:rPr>
         <w:t>extern</w:t>
       </w:r>
+      <w:proofErr w:type="gramEnd"/>
       <w:r>
         <w:rPr>
           <w:color w:val="auto"/>
@@ -6627,6 +8791,7 @@
           <w:lang w:val="en-US"/>
         </w:rPr>
       </w:pPr>
+      <w:proofErr w:type="spellStart"/>
       <w:r>
         <w:rPr>
           <w:color w:val="auto"/>
@@ -6634,8 +8799,80 @@
           <w:szCs w:val="18"/>
           <w:lang w:val="en-US"/>
         </w:rPr>
-        <w:t>Java_com_arm_malideveloper_firstnative_NativeLibrary_init(JNIEnv *env, jclass type) {</w:t>
-      </w:r>
+        <w:t>Java_com_arm_malideveloper_firstnative_NativeLibrary_</w:t>
+      </w:r>
+      <w:proofErr w:type="gramStart"/>
+      <w:r>
+        <w:rPr>
+          <w:color w:val="auto"/>
+          <w:sz w:val="18"/>
+          <w:szCs w:val="18"/>
+          <w:lang w:val="en-US"/>
+        </w:rPr>
+        <w:t>init</w:t>
+      </w:r>
+      <w:proofErr w:type="spellEnd"/>
+      <w:r>
+        <w:rPr>
+          <w:color w:val="auto"/>
+          <w:sz w:val="18"/>
+          <w:szCs w:val="18"/>
+          <w:lang w:val="en-US"/>
+        </w:rPr>
+        <w:t>(</w:t>
+      </w:r>
+      <w:proofErr w:type="spellStart"/>
+      <w:proofErr w:type="gramEnd"/>
+      <w:r>
+        <w:rPr>
+          <w:color w:val="auto"/>
+          <w:sz w:val="18"/>
+          <w:szCs w:val="18"/>
+          <w:lang w:val="en-US"/>
+        </w:rPr>
+        <w:t>JNIEnv</w:t>
+      </w:r>
+      <w:proofErr w:type="spellEnd"/>
+      <w:r>
+        <w:rPr>
+          <w:color w:val="auto"/>
+          <w:sz w:val="18"/>
+          <w:szCs w:val="18"/>
+          <w:lang w:val="en-US"/>
+        </w:rPr>
+        <w:t xml:space="preserve"> *env, </w:t>
+      </w:r>
+      <w:proofErr w:type="spellStart"/>
+      <w:r>
+        <w:rPr>
+          <w:color w:val="auto"/>
+          <w:sz w:val="18"/>
+          <w:szCs w:val="18"/>
+          <w:lang w:val="en-US"/>
+        </w:rPr>
+        <w:t>jclass</w:t>
+      </w:r>
+      <w:proofErr w:type="spellEnd"/>
+      <w:r>
+        <w:rPr>
+          <w:color w:val="auto"/>
+          <w:sz w:val="18"/>
+          <w:szCs w:val="18"/>
+          <w:lang w:val="en-US"/>
+        </w:rPr>
+        <w:t xml:space="preserve"> </w:t>
+      </w:r>
+      <w:proofErr w:type="gramStart"/>
+      <w:r>
+        <w:rPr>
+          <w:color w:val="auto"/>
+          <w:sz w:val="18"/>
+          <w:szCs w:val="18"/>
+          <w:lang w:val="en-US"/>
+        </w:rPr>
+        <w:t>type) {</w:t>
+      </w:r>
+      <w:proofErr w:type="gramEnd"/>
     </w:p>
     <w:p>
       <w:pPr>
@@ -6656,7 +8893,28 @@
           <w:szCs w:val="18"/>
           <w:lang w:val="en-US"/>
         </w:rPr>
-        <w:t xml:space="preserve">    LOGI("Hello </w:t>
+        <w:lastRenderedPageBreak/>
+        <w:t xml:space="preserve">    </w:t>
+      </w:r>
+      <w:proofErr w:type="gramStart"/>
+      <w:r>
+        <w:rPr>
+          <w:color w:val="auto"/>
+          <w:sz w:val="18"/>
+          <w:szCs w:val="18"/>
+          <w:lang w:val="en-US"/>
+        </w:rPr>
+        <w:t>LOGI(</w:t>
+      </w:r>
+      <w:proofErr w:type="gramEnd"/>
+      <w:r>
+        <w:rPr>
+          <w:color w:val="auto"/>
+          <w:sz w:val="18"/>
+          <w:szCs w:val="18"/>
+          <w:lang w:val="en-US"/>
+        </w:rPr>
+        <w:t xml:space="preserve">"Hello </w:t>
       </w:r>
       <w:r>
         <w:rPr>
@@ -6722,31 +8980,85 @@
         <w:rPr>
           <w:lang w:val="en-US"/>
         </w:rPr>
-        <w:t xml:space="preserve"> we have added some #defines. We then write the code for the function referenced in “NativeLibrary.java”. We initially label it as external C so that Java reali</w:t>
-      </w:r>
-      <w:r>
-        <w:rPr>
-          <w:lang w:val="en-US"/>
-        </w:rPr>
-        <w:t>z</w:t>
-      </w:r>
-      <w:r>
-        <w:rPr>
-          <w:lang w:val="en-US"/>
-        </w:rPr>
-        <w:t xml:space="preserve">es it must handle it differently. We then put a simple command, </w:t>
-      </w:r>
-      <w:r>
-        <w:rPr>
-          <w:lang w:val="en-US"/>
-        </w:rPr>
-        <w:t>print hello world</w:t>
-      </w:r>
-      <w:r>
-        <w:rPr>
-          <w:lang w:val="en-US"/>
-        </w:rPr>
-        <w:t>, in the function definition so that we can test it works.</w:t>
+        <w:t xml:space="preserve"> we have added some #define</w:t>
+      </w:r>
+      <w:r>
+        <w:rPr>
+          <w:lang w:val="en-US"/>
+        </w:rPr>
+        <w:t xml:space="preserve"> directives</w:t>
+      </w:r>
+      <w:r>
+        <w:rPr>
+          <w:lang w:val="en-US"/>
+        </w:rPr>
+        <w:t>. We then write the code for the function referenced in “NativeLibrary.java”. We initially label it as external C so that Java re</w:t>
+      </w:r>
+      <w:r>
+        <w:rPr>
+          <w:lang w:val="en-US"/>
+        </w:rPr>
+        <w:t>cognizes</w:t>
+      </w:r>
+      <w:r>
+        <w:rPr>
+          <w:lang w:val="en-US"/>
+        </w:rPr>
+        <w:t xml:space="preserve"> that</w:t>
+      </w:r>
+      <w:r>
+        <w:rPr>
+          <w:lang w:val="en-US"/>
+        </w:rPr>
+        <w:t xml:space="preserve"> it must handle it differently. We then p</w:t>
+      </w:r>
+      <w:r>
+        <w:rPr>
+          <w:lang w:val="en-US"/>
+        </w:rPr>
+        <w:t>lace</w:t>
+      </w:r>
+      <w:r>
+        <w:rPr>
+          <w:lang w:val="en-US"/>
+        </w:rPr>
+        <w:t xml:space="preserve"> a simple</w:t>
+      </w:r>
+      <w:r>
+        <w:rPr>
+          <w:lang w:val="en-US"/>
+        </w:rPr>
+        <w:t xml:space="preserve"> “Hello World”</w:t>
+      </w:r>
+      <w:r>
+        <w:rPr>
+          <w:lang w:val="en-US"/>
+        </w:rPr>
+        <w:t xml:space="preserve"> </w:t>
+      </w:r>
+      <w:r>
+        <w:rPr>
+          <w:lang w:val="en-US"/>
+        </w:rPr>
+        <w:t xml:space="preserve">print </w:t>
+      </w:r>
+      <w:r>
+        <w:rPr>
+          <w:lang w:val="en-US"/>
+        </w:rPr>
+        <w:t>command in the function definition so that we can test</w:t>
+      </w:r>
+      <w:r>
+        <w:rPr>
+          <w:lang w:val="en-US"/>
+        </w:rPr>
+        <w:t xml:space="preserve"> that</w:t>
+      </w:r>
+      <w:r>
+        <w:rPr>
+          <w:lang w:val="en-US"/>
+        </w:rPr>
+        <w:t xml:space="preserve"> it works.</w:t>
       </w:r>
     </w:p>
     <w:p>
@@ -6775,19 +9087,33 @@
         <w:rPr>
           <w:lang w:val="en-US"/>
         </w:rPr>
-        <w:t xml:space="preserve">Android Studio uses CMake to compile C and C++ code into a native library. This currently does not require any editing for this lab, but we will need to look at this in more detail in later </w:t>
-      </w:r>
-      <w:r>
-        <w:rPr>
-          <w:lang w:val="en-US"/>
-        </w:rPr>
-        <w:t>labs,</w:t>
-      </w:r>
-      <w:r>
-        <w:rPr>
-          <w:lang w:val="en-US"/>
-        </w:rPr>
-        <w:t xml:space="preserve"> so it is good to look at this code now.</w:t>
+        <w:t xml:space="preserve">Android Studio uses </w:t>
+      </w:r>
+      <w:proofErr w:type="spellStart"/>
+      <w:r>
+        <w:rPr>
+          <w:lang w:val="en-US"/>
+        </w:rPr>
+        <w:t>CMake</w:t>
+      </w:r>
+      <w:proofErr w:type="spellEnd"/>
+      <w:r>
+        <w:rPr>
+          <w:lang w:val="en-US"/>
+        </w:rPr>
+        <w:t xml:space="preserve"> to compile C and C++ code into a native library. This currently does not require any editing for this lab, but it is </w:t>
+      </w:r>
+      <w:r>
+        <w:rPr>
+          <w:lang w:val="en-US"/>
+        </w:rPr>
+        <w:t>useful</w:t>
+      </w:r>
+      <w:r>
+        <w:rPr>
+          <w:lang w:val="en-US"/>
+        </w:rPr>
+        <w:t xml:space="preserve"> to look at this code now.</w:t>
       </w:r>
     </w:p>
     <w:p>
@@ -6804,6 +9130,7 @@
           <w:lang w:val="en-US"/>
         </w:rPr>
       </w:pPr>
+      <w:proofErr w:type="spellStart"/>
       <w:r>
         <w:rPr>
           <w:b/>
@@ -6812,16 +9139,38 @@
           <w:szCs w:val="18"/>
           <w:lang w:val="en-US"/>
         </w:rPr>
-        <w:t>add_library</w:t>
-      </w:r>
-      <w:r>
-        <w:rPr>
+        <w:t>add_</w:t>
+      </w:r>
+      <w:proofErr w:type="gramStart"/>
+      <w:r>
+        <w:rPr>
+          <w:b/>
           <w:color w:val="000000"/>
           <w:sz w:val="18"/>
           <w:szCs w:val="18"/>
           <w:lang w:val="en-US"/>
         </w:rPr>
-        <w:t>( # Sets the name of the library.</w:t>
+        <w:t>library</w:t>
+      </w:r>
+      <w:proofErr w:type="spellEnd"/>
+      <w:r>
+        <w:rPr>
+          <w:color w:val="000000"/>
+          <w:sz w:val="18"/>
+          <w:szCs w:val="18"/>
+          <w:lang w:val="en-US"/>
+        </w:rPr>
+        <w:t>( #</w:t>
+      </w:r>
+      <w:proofErr w:type="gramEnd"/>
+      <w:r>
+        <w:rPr>
+          <w:color w:val="000000"/>
+          <w:sz w:val="18"/>
+          <w:szCs w:val="18"/>
+          <w:lang w:val="en-US"/>
+        </w:rPr>
+        <w:t xml:space="preserve"> Sets the name of the library.</w:t>
       </w:r>
       <w:r>
         <w:rPr>
@@ -6911,6 +9260,8 @@
         <w:br/>
         <w:t xml:space="preserve">             </w:t>
       </w:r>
+      <w:proofErr w:type="spellStart"/>
+      <w:proofErr w:type="gramStart"/>
       <w:r>
         <w:rPr>
           <w:b/>
@@ -6919,17 +9270,51 @@
           <w:szCs w:val="18"/>
           <w:lang w:val="en-US"/>
         </w:rPr>
-        <w:t>src/main/cpp/native-lib.cpp</w:t>
-      </w:r>
-      <w:r>
-        <w:rPr>
+        <w:t>src</w:t>
+      </w:r>
+      <w:proofErr w:type="spellEnd"/>
+      <w:r>
+        <w:rPr>
+          <w:b/>
           <w:color w:val="000000"/>
           <w:sz w:val="18"/>
           <w:szCs w:val="18"/>
           <w:lang w:val="en-US"/>
         </w:rPr>
+        <w:t>/main/</w:t>
+      </w:r>
+      <w:proofErr w:type="spellStart"/>
+      <w:r>
+        <w:rPr>
+          <w:b/>
+          <w:color w:val="000000"/>
+          <w:sz w:val="18"/>
+          <w:szCs w:val="18"/>
+          <w:lang w:val="en-US"/>
+        </w:rPr>
+        <w:t>cpp</w:t>
+      </w:r>
+      <w:proofErr w:type="spellEnd"/>
+      <w:r>
+        <w:rPr>
+          <w:b/>
+          <w:color w:val="000000"/>
+          <w:sz w:val="18"/>
+          <w:szCs w:val="18"/>
+          <w:lang w:val="en-US"/>
+        </w:rPr>
+        <w:t>/native-lib.cpp</w:t>
+      </w:r>
+      <w:r>
+        <w:rPr>
+          <w:color w:val="000000"/>
+          <w:sz w:val="18"/>
+          <w:szCs w:val="18"/>
+          <w:lang w:val="en-US"/>
+        </w:rPr>
         <w:t xml:space="preserve"> )</w:t>
       </w:r>
+      <w:proofErr w:type="gramEnd"/>
     </w:p>
     <w:p>
       <w:pPr>
@@ -6942,19 +9327,69 @@
         <w:rPr>
           <w:lang w:val="en-US"/>
         </w:rPr>
-        <w:t>This sets our native-lib location</w:t>
-      </w:r>
-      <w:r>
-        <w:rPr>
-          <w:lang w:val="en-US"/>
-        </w:rPr>
-        <w:t xml:space="preserve">, </w:t>
-      </w:r>
-      <w:r>
-        <w:rPr>
-          <w:lang w:val="en-US"/>
-        </w:rPr>
-        <w:t>name and sets the library as a shared library so that it can be used across the entire application. You may set the library to be either Shared or Static depend</w:t>
+        <w:t xml:space="preserve">This sets </w:t>
+      </w:r>
+      <w:r>
+        <w:rPr>
+          <w:lang w:val="en-US"/>
+        </w:rPr>
+        <w:t xml:space="preserve">the location and name of </w:t>
+      </w:r>
+      <w:r>
+        <w:rPr>
+          <w:lang w:val="en-US"/>
+        </w:rPr>
+        <w:t xml:space="preserve">our </w:t>
+      </w:r>
+      <w:proofErr w:type="gramStart"/>
+      <w:r>
+        <w:rPr>
+          <w:lang w:val="en-US"/>
+        </w:rPr>
+        <w:t>native-lib</w:t>
+      </w:r>
+      <w:proofErr w:type="gramEnd"/>
+      <w:r>
+        <w:rPr>
+          <w:lang w:val="en-US"/>
+        </w:rPr>
+        <w:t xml:space="preserve"> library</w:t>
+      </w:r>
+      <w:r>
+        <w:rPr>
+          <w:lang w:val="en-US"/>
+        </w:rPr>
+        <w:t xml:space="preserve"> and configures it</w:t>
+      </w:r>
+      <w:r>
+        <w:rPr>
+          <w:lang w:val="en-US"/>
+        </w:rPr>
+        <w:t xml:space="preserve"> as a shared library so that it can be used across the entire application. You may set the library to be either </w:t>
+      </w:r>
+      <w:r>
+        <w:rPr>
+          <w:lang w:val="en-US"/>
+        </w:rPr>
+        <w:t>s</w:t>
+      </w:r>
+      <w:r>
+        <w:rPr>
+          <w:lang w:val="en-US"/>
+        </w:rPr>
+        <w:t xml:space="preserve">hared or </w:t>
+      </w:r>
+      <w:r>
+        <w:rPr>
+          <w:lang w:val="en-US"/>
+        </w:rPr>
+        <w:t>s</w:t>
+      </w:r>
+      <w:r>
+        <w:rPr>
+          <w:lang w:val="en-US"/>
+        </w:rPr>
+        <w:t>tatic depend</w:t>
       </w:r>
       <w:r>
         <w:rPr>
@@ -6966,7 +9401,39 @@
         <w:rPr>
           <w:lang w:val="en-US"/>
         </w:rPr>
-        <w:t xml:space="preserve"> on your need. You may also define multiple libraries here, which we will look at in more detail in later labs.</w:t>
+        <w:t xml:space="preserve"> on your need</w:t>
+      </w:r>
+      <w:r>
+        <w:rPr>
+          <w:lang w:val="en-US"/>
+        </w:rPr>
+        <w:t>s</w:t>
+      </w:r>
+      <w:r>
+        <w:rPr>
+          <w:lang w:val="en-US"/>
+        </w:rPr>
+        <w:t xml:space="preserve">. You may also define multiple libraries here, which we will </w:t>
+      </w:r>
+      <w:proofErr w:type="gramStart"/>
+      <w:r>
+        <w:rPr>
+          <w:lang w:val="en-US"/>
+        </w:rPr>
+        <w:t>examine</w:t>
+      </w:r>
+      <w:r>
+        <w:rPr>
+          <w:lang w:val="en-US"/>
+        </w:rPr>
+        <w:t xml:space="preserve"> at</w:t>
+      </w:r>
+      <w:proofErr w:type="gramEnd"/>
+      <w:r>
+        <w:rPr>
+          <w:lang w:val="en-US"/>
+        </w:rPr>
+        <w:t xml:space="preserve"> in more detail in later labs.</w:t>
       </w:r>
     </w:p>
     <w:p>
@@ -6999,6 +9466,7 @@
           <w:lang w:val="en-US"/>
         </w:rPr>
       </w:pPr>
+      <w:proofErr w:type="spellStart"/>
       <w:r>
         <w:rPr>
           <w:rFonts w:ascii="Courier New" w:eastAsia="Times New Roman" w:hAnsi="Courier New" w:cs="Courier New"/>
@@ -7008,30 +9476,9 @@
           <w:szCs w:val="18"/>
           <w:lang w:val="en-US"/>
         </w:rPr>
-        <w:lastRenderedPageBreak/>
-        <w:t>find_library</w:t>
-      </w:r>
-      <w:r>
-        <w:rPr>
-          <w:rFonts w:ascii="Courier New" w:eastAsia="Times New Roman" w:hAnsi="Courier New" w:cs="Courier New"/>
-          <w:color w:val="000000"/>
-          <w:sz w:val="18"/>
-          <w:szCs w:val="18"/>
-          <w:lang w:val="en-US"/>
-        </w:rPr>
-        <w:t>( # Sets the name of the path variable.</w:t>
-      </w:r>
-      <w:r>
-        <w:rPr>
-          <w:rFonts w:ascii="Courier New" w:eastAsia="Times New Roman" w:hAnsi="Courier New" w:cs="Courier New"/>
-          <w:color w:val="000000"/>
-          <w:sz w:val="18"/>
-          <w:szCs w:val="18"/>
-          <w:lang w:val="en-US"/>
-        </w:rPr>
-        <w:br/>
-        <w:t xml:space="preserve">              </w:t>
-      </w:r>
+        <w:t>find_</w:t>
+      </w:r>
+      <w:proofErr w:type="gramStart"/>
       <w:r>
         <w:rPr>
           <w:rFonts w:ascii="Courier New" w:eastAsia="Times New Roman" w:hAnsi="Courier New" w:cs="Courier New"/>
@@ -7041,8 +9488,9 @@
           <w:szCs w:val="18"/>
           <w:lang w:val="en-US"/>
         </w:rPr>
-        <w:t>log-lib</w:t>
-      </w:r>
+        <w:t>library</w:t>
+      </w:r>
+      <w:proofErr w:type="spellEnd"/>
       <w:r>
         <w:rPr>
           <w:rFonts w:ascii="Courier New" w:eastAsia="Times New Roman" w:hAnsi="Courier New" w:cs="Courier New"/>
@@ -7051,8 +9499,9 @@
           <w:szCs w:val="18"/>
           <w:lang w:val="en-US"/>
         </w:rPr>
-        <w:br/>
-      </w:r>
+        <w:t>( #</w:t>
+      </w:r>
+      <w:proofErr w:type="gramEnd"/>
       <w:r>
         <w:rPr>
           <w:rFonts w:ascii="Courier New" w:eastAsia="Times New Roman" w:hAnsi="Courier New" w:cs="Courier New"/>
@@ -7061,19 +9510,7 @@
           <w:szCs w:val="18"/>
           <w:lang w:val="en-US"/>
         </w:rPr>
-        <w:br/>
-        <w:t xml:space="preserve">              # Specifies the name of the NDK library that</w:t>
-      </w:r>
-      <w:r>
-        <w:rPr>
-          <w:rFonts w:ascii="Courier New" w:eastAsia="Times New Roman" w:hAnsi="Courier New" w:cs="Courier New"/>
-          <w:color w:val="000000"/>
-          <w:sz w:val="18"/>
-          <w:szCs w:val="18"/>
-          <w:lang w:val="en-US"/>
-        </w:rPr>
-        <w:br/>
-        <w:t xml:space="preserve">              # you want CMake to locate.</w:t>
+        <w:t xml:space="preserve"> Sets the name of the path variable.</w:t>
       </w:r>
       <w:r>
         <w:rPr>
@@ -7095,7 +9532,7 @@
           <w:szCs w:val="18"/>
           <w:lang w:val="en-US"/>
         </w:rPr>
-        <w:t>log</w:t>
+        <w:t>log-lib</w:t>
       </w:r>
       <w:r>
         <w:rPr>
@@ -7105,8 +9542,86 @@
           <w:szCs w:val="18"/>
           <w:lang w:val="en-US"/>
         </w:rPr>
+        <w:br/>
+      </w:r>
+      <w:r>
+        <w:rPr>
+          <w:rFonts w:ascii="Courier New" w:eastAsia="Times New Roman" w:hAnsi="Courier New" w:cs="Courier New"/>
+          <w:color w:val="000000"/>
+          <w:sz w:val="18"/>
+          <w:szCs w:val="18"/>
+          <w:lang w:val="en-US"/>
+        </w:rPr>
+        <w:br/>
+        <w:t xml:space="preserve">              # Specifies the name of the NDK library that</w:t>
+      </w:r>
+      <w:r>
+        <w:rPr>
+          <w:rFonts w:ascii="Courier New" w:eastAsia="Times New Roman" w:hAnsi="Courier New" w:cs="Courier New"/>
+          <w:color w:val="000000"/>
+          <w:sz w:val="18"/>
+          <w:szCs w:val="18"/>
+          <w:lang w:val="en-US"/>
+        </w:rPr>
+        <w:br/>
+        <w:t xml:space="preserve">              # you want </w:t>
+      </w:r>
+      <w:proofErr w:type="spellStart"/>
+      <w:r>
+        <w:rPr>
+          <w:rFonts w:ascii="Courier New" w:eastAsia="Times New Roman" w:hAnsi="Courier New" w:cs="Courier New"/>
+          <w:color w:val="000000"/>
+          <w:sz w:val="18"/>
+          <w:szCs w:val="18"/>
+          <w:lang w:val="en-US"/>
+        </w:rPr>
+        <w:t>CMake</w:t>
+      </w:r>
+      <w:proofErr w:type="spellEnd"/>
+      <w:r>
+        <w:rPr>
+          <w:rFonts w:ascii="Courier New" w:eastAsia="Times New Roman" w:hAnsi="Courier New" w:cs="Courier New"/>
+          <w:color w:val="000000"/>
+          <w:sz w:val="18"/>
+          <w:szCs w:val="18"/>
+          <w:lang w:val="en-US"/>
+        </w:rPr>
+        <w:t xml:space="preserve"> to locate.</w:t>
+      </w:r>
+      <w:r>
+        <w:rPr>
+          <w:rFonts w:ascii="Courier New" w:eastAsia="Times New Roman" w:hAnsi="Courier New" w:cs="Courier New"/>
+          <w:color w:val="000000"/>
+          <w:sz w:val="18"/>
+          <w:szCs w:val="18"/>
+          <w:lang w:val="en-US"/>
+        </w:rPr>
+        <w:br/>
+        <w:t xml:space="preserve">              </w:t>
+      </w:r>
+      <w:proofErr w:type="gramStart"/>
+      <w:r>
+        <w:rPr>
+          <w:rFonts w:ascii="Courier New" w:eastAsia="Times New Roman" w:hAnsi="Courier New" w:cs="Courier New"/>
+          <w:b/>
+          <w:color w:val="000000"/>
+          <w:sz w:val="18"/>
+          <w:szCs w:val="18"/>
+          <w:lang w:val="en-US"/>
+        </w:rPr>
+        <w:t>log</w:t>
+      </w:r>
+      <w:r>
+        <w:rPr>
+          <w:rFonts w:ascii="Courier New" w:eastAsia="Times New Roman" w:hAnsi="Courier New" w:cs="Courier New"/>
+          <w:color w:val="000000"/>
+          <w:sz w:val="18"/>
+          <w:szCs w:val="18"/>
+          <w:lang w:val="en-US"/>
+        </w:rPr>
         <w:t xml:space="preserve"> )</w:t>
       </w:r>
+      <w:proofErr w:type="gramEnd"/>
     </w:p>
     <w:p>
       <w:pPr>
@@ -7119,7 +9634,33 @@
         <w:rPr>
           <w:lang w:val="en-US"/>
         </w:rPr>
-        <w:t>This simply specifies the name of the public NDK library that you want to add. CMake already includes all system libraries in the search path as default, so no other prebuilt librar</w:t>
+        <w:t xml:space="preserve">This simply specifies the name of the public NDK library that you want to add. </w:t>
+      </w:r>
+      <w:proofErr w:type="spellStart"/>
+      <w:r>
+        <w:rPr>
+          <w:lang w:val="en-US"/>
+        </w:rPr>
+        <w:t>CMake</w:t>
+      </w:r>
+      <w:proofErr w:type="spellEnd"/>
+      <w:r>
+        <w:rPr>
+          <w:lang w:val="en-US"/>
+        </w:rPr>
+        <w:t xml:space="preserve"> already includes all system libraries in the search path </w:t>
+      </w:r>
+      <w:r>
+        <w:rPr>
+          <w:lang w:val="en-US"/>
+        </w:rPr>
+        <w:t>by</w:t>
+      </w:r>
+      <w:r>
+        <w:rPr>
+          <w:lang w:val="en-US"/>
+        </w:rPr>
+        <w:t xml:space="preserve"> default, so no other prebuilt librar</w:t>
       </w:r>
       <w:r>
         <w:rPr>
@@ -7176,6 +9717,7 @@
           <w:lang w:val="en-US"/>
         </w:rPr>
       </w:pPr>
+      <w:proofErr w:type="spellStart"/>
       <w:r>
         <w:rPr>
           <w:rFonts w:ascii="Courier New" w:eastAsia="Times New Roman" w:hAnsi="Courier New" w:cs="Courier New"/>
@@ -7185,8 +9727,21 @@
           <w:szCs w:val="18"/>
           <w:lang w:val="en-US"/>
         </w:rPr>
-        <w:t>target_link_libraries</w:t>
-      </w:r>
+        <w:t>target_link_</w:t>
+      </w:r>
+      <w:proofErr w:type="gramStart"/>
+      <w:r>
+        <w:rPr>
+          <w:rFonts w:ascii="Courier New" w:eastAsia="Times New Roman" w:hAnsi="Courier New" w:cs="Courier New"/>
+          <w:b/>
+          <w:color w:val="000000"/>
+          <w:sz w:val="18"/>
+          <w:szCs w:val="18"/>
+          <w:lang w:val="en-US"/>
+        </w:rPr>
+        <w:t>libraries</w:t>
+      </w:r>
+      <w:proofErr w:type="spellEnd"/>
       <w:r>
         <w:rPr>
           <w:rFonts w:ascii="Courier New" w:eastAsia="Times New Roman" w:hAnsi="Courier New" w:cs="Courier New"/>
@@ -7195,8 +9750,9 @@
           <w:szCs w:val="18"/>
           <w:lang w:val="en-US"/>
         </w:rPr>
-        <w:t>( # Specifies the target library.</w:t>
-      </w:r>
+        <w:t>( #</w:t>
+      </w:r>
+      <w:proofErr w:type="gramEnd"/>
       <w:r>
         <w:rPr>
           <w:rFonts w:ascii="Courier New" w:eastAsia="Times New Roman" w:hAnsi="Courier New" w:cs="Courier New"/>
@@ -7205,6 +9761,16 @@
           <w:szCs w:val="18"/>
           <w:lang w:val="en-US"/>
         </w:rPr>
+        <w:t xml:space="preserve"> Specifies the target library.</w:t>
+      </w:r>
+      <w:r>
+        <w:rPr>
+          <w:rFonts w:ascii="Courier New" w:eastAsia="Times New Roman" w:hAnsi="Courier New" w:cs="Courier New"/>
+          <w:color w:val="000000"/>
+          <w:sz w:val="18"/>
+          <w:szCs w:val="18"/>
+          <w:lang w:val="en-US"/>
+        </w:rPr>
         <w:br/>
         <w:t xml:space="preserve">                       native-lib</w:t>
       </w:r>
@@ -7249,8 +9815,20 @@
           <w:lang w:val="en-US"/>
         </w:rPr>
         <w:br/>
-        <w:t xml:space="preserve">                       ${log-lib} )</w:t>
-      </w:r>
+        <w:t xml:space="preserve">                       ${log-lib</w:t>
+      </w:r>
+      <w:proofErr w:type="gramStart"/>
+      <w:r>
+        <w:rPr>
+          <w:rFonts w:ascii="Courier New" w:eastAsia="Times New Roman" w:hAnsi="Courier New" w:cs="Courier New"/>
+          <w:color w:val="000000"/>
+          <w:sz w:val="18"/>
+          <w:szCs w:val="18"/>
+          <w:lang w:val="en-US"/>
+        </w:rPr>
+        <w:t>} )</w:t>
+      </w:r>
+      <w:proofErr w:type="gramEnd"/>
     </w:p>
     <w:p>
       <w:pPr>
@@ -7263,7 +9841,69 @@
         <w:rPr>
           <w:lang w:val="en-US"/>
         </w:rPr>
-        <w:t>Finally, CMake specifies the libraries that should link to the target libraries. In this instance, and most other instances, this will link multiple libraries to the log library included in the NDK.</w:t>
+        <w:t xml:space="preserve">Finally, </w:t>
+      </w:r>
+      <w:proofErr w:type="spellStart"/>
+      <w:r>
+        <w:rPr>
+          <w:lang w:val="en-US"/>
+        </w:rPr>
+        <w:t>CMake</w:t>
+      </w:r>
+      <w:proofErr w:type="spellEnd"/>
+      <w:r>
+        <w:rPr>
+          <w:lang w:val="en-US"/>
+        </w:rPr>
+        <w:t xml:space="preserve"> specifies the libraries that should </w:t>
+      </w:r>
+      <w:r>
+        <w:rPr>
+          <w:lang w:val="en-US"/>
+        </w:rPr>
+        <w:t xml:space="preserve">be </w:t>
+      </w:r>
+      <w:r>
+        <w:rPr>
+          <w:lang w:val="en-US"/>
+        </w:rPr>
+        <w:t>link</w:t>
+      </w:r>
+      <w:r>
+        <w:rPr>
+          <w:lang w:val="en-US"/>
+        </w:rPr>
+        <w:t>ed</w:t>
+      </w:r>
+      <w:r>
+        <w:rPr>
+          <w:lang w:val="en-US"/>
+        </w:rPr>
+        <w:t xml:space="preserve"> to the target libraries. In this instance, and</w:t>
+      </w:r>
+      <w:r>
+        <w:rPr>
+          <w:lang w:val="en-US"/>
+        </w:rPr>
+        <w:t xml:space="preserve"> in</w:t>
+      </w:r>
+      <w:r>
+        <w:rPr>
+          <w:lang w:val="en-US"/>
+        </w:rPr>
+        <w:t xml:space="preserve"> most other instances, this will link multiple libraries to the log</w:t>
+      </w:r>
+      <w:r>
+        <w:rPr>
+          <w:lang w:val="en-US"/>
+        </w:rPr>
+        <w:t>ging</w:t>
+      </w:r>
+      <w:r>
+        <w:rPr>
+          <w:lang w:val="en-US"/>
+        </w:rPr>
+        <w:t xml:space="preserve"> library included in the NDK.</w:t>
       </w:r>
     </w:p>
     <w:p>
@@ -7316,7 +9956,37 @@
         <w:rPr>
           <w:lang w:val="en-US"/>
         </w:rPr>
-        <w:t xml:space="preserve">, please ensure that your phone is in developer mode and that Debugging is enabled. Connect the phone to your PC via cable and then simply click the </w:t>
+        <w:t>ly</w:t>
+      </w:r>
+      <w:r>
+        <w:rPr>
+          <w:lang w:val="en-US"/>
+        </w:rPr>
+        <w:t xml:space="preserve">, ensure that your phone is in developer mode and that </w:t>
+      </w:r>
+      <w:r>
+        <w:rPr>
+          <w:lang w:val="en-US"/>
+        </w:rPr>
+        <w:t>d</w:t>
+      </w:r>
+      <w:r>
+        <w:rPr>
+          <w:lang w:val="en-US"/>
+        </w:rPr>
+        <w:t>ebugging is enabled. Connect the phone to your PC via</w:t>
+      </w:r>
+      <w:r>
+        <w:rPr>
+          <w:lang w:val="en-US"/>
+        </w:rPr>
+        <w:t xml:space="preserve"> a</w:t>
+      </w:r>
+      <w:r>
+        <w:rPr>
+          <w:lang w:val="en-US"/>
+        </w:rPr>
+        <w:t xml:space="preserve"> cable and then click the </w:t>
       </w:r>
       <w:r>
         <w:rPr>
@@ -7342,7 +10012,26 @@
         <w:rPr>
           <w:lang w:val="en-US"/>
         </w:rPr>
-        <w:t xml:space="preserve">bring up a list of currently connected devices. Just pick the one you want to use and press </w:t>
+        <w:t xml:space="preserve">bring up a list of currently connected devices. </w:t>
+      </w:r>
+      <w:r>
+        <w:rPr>
+          <w:lang w:val="en-US"/>
+        </w:rPr>
+        <w:t>Select</w:t>
+      </w:r>
+      <w:r>
+        <w:rPr>
+          <w:lang w:val="en-US"/>
+        </w:rPr>
+        <w:t xml:space="preserve"> </w:t>
+      </w:r>
+      <w:r>
+        <w:rPr>
+          <w:lang w:val="en-US"/>
+        </w:rPr>
+        <w:lastRenderedPageBreak/>
+        <w:t xml:space="preserve">the one you want to use and press </w:t>
       </w:r>
       <w:r>
         <w:rPr>
@@ -7369,19 +10058,65 @@
         <w:rPr>
           <w:lang w:val="en-US"/>
         </w:rPr>
-        <w:t>Please check the Log to see if the message is displayed</w:t>
-      </w:r>
-      <w:r>
-        <w:rPr>
-          <w:lang w:val="en-US"/>
-        </w:rPr>
-        <w:t>,</w:t>
-      </w:r>
-      <w:r>
-        <w:rPr>
-          <w:lang w:val="en-US"/>
-        </w:rPr>
-        <w:t xml:space="preserve"> and therefore check if the app runs correctly.</w:t>
+        <w:t>C</w:t>
+      </w:r>
+      <w:r>
+        <w:rPr>
+          <w:lang w:val="en-US"/>
+        </w:rPr>
+        <w:t xml:space="preserve">heck the </w:t>
+      </w:r>
+      <w:proofErr w:type="spellStart"/>
+      <w:r>
+        <w:rPr>
+          <w:lang w:val="en-US"/>
+        </w:rPr>
+        <w:t>Log</w:t>
+      </w:r>
+      <w:r>
+        <w:rPr>
+          <w:lang w:val="en-US"/>
+        </w:rPr>
+        <w:t>Cat</w:t>
+      </w:r>
+      <w:proofErr w:type="spellEnd"/>
+      <w:r>
+        <w:rPr>
+          <w:lang w:val="en-US"/>
+        </w:rPr>
+        <w:t xml:space="preserve"> terminal and enter “</w:t>
+      </w:r>
+      <w:proofErr w:type="spellStart"/>
+      <w:r>
+        <w:rPr>
+          <w:lang w:val="en-US"/>
+        </w:rPr>
+        <w:t>LibN</w:t>
+      </w:r>
+      <w:proofErr w:type="spellEnd"/>
+      <w:r>
+        <w:rPr>
+          <w:lang w:val="en-US"/>
+        </w:rPr>
+        <w:t>” into the search</w:t>
+      </w:r>
+      <w:r>
+        <w:rPr>
+          <w:lang w:val="en-US"/>
+        </w:rPr>
+        <w:t xml:space="preserve"> </w:t>
+      </w:r>
+      <w:r>
+        <w:rPr>
+          <w:lang w:val="en-US"/>
+        </w:rPr>
+        <w:t>bar</w:t>
+      </w:r>
+      <w:r>
+        <w:rPr>
+          <w:lang w:val="en-US"/>
+        </w:rPr>
+        <w:t xml:space="preserve"> to see if the message is displayed and therefore check if the app runs correctly.</w:t>
       </w:r>
     </w:p>
     <w:p>
@@ -7390,10 +10125,80 @@
           <w:lang w:val="en-US"/>
         </w:rPr>
       </w:pPr>
+      <w:r>
+        <w:rPr>
+          <w:noProof/>
+          <w:lang w:val="en-US"/>
+        </w:rPr>
+        <w:drawing>
+          <wp:inline distT="0" distB="0" distL="0" distR="0" wp14:anchorId="24DEBA04" wp14:editId="3AD7D41D">
+            <wp:extent cx="5731510" cy="1322070"/>
+            <wp:effectExtent l="0" t="0" r="2540" b="0"/>
+            <wp:docPr id="1213502794" name="Picture 1"/>
+            <wp:cNvGraphicFramePr>
+              <a:graphicFrameLocks xmlns:a="http://schemas.openxmlformats.org/drawingml/2006/main" noChangeAspect="1"/>
+            </wp:cNvGraphicFramePr>
+            <a:graphic xmlns:a="http://schemas.openxmlformats.org/drawingml/2006/main">
+              <a:graphicData uri="http://schemas.openxmlformats.org/drawingml/2006/picture">
+                <pic:pic xmlns:pic="http://schemas.openxmlformats.org/drawingml/2006/picture">
+                  <pic:nvPicPr>
+                    <pic:cNvPr id="1213502794" name=""/>
+                    <pic:cNvPicPr/>
+                  </pic:nvPicPr>
+                  <pic:blipFill>
+                    <a:blip r:embed="rId20"/>
+                    <a:stretch>
+                      <a:fillRect/>
+                    </a:stretch>
+                  </pic:blipFill>
+                  <pic:spPr>
+                    <a:xfrm>
+                      <a:off x="0" y="0"/>
+                      <a:ext cx="5731510" cy="1322070"/>
+                    </a:xfrm>
+                    <a:prstGeom prst="rect">
+                      <a:avLst/>
+                    </a:prstGeom>
+                  </pic:spPr>
+                </pic:pic>
+              </a:graphicData>
+            </a:graphic>
+          </wp:inline>
+        </w:drawing>
+      </w:r>
+    </w:p>
+    <w:p>
+      <w:pPr>
+        <w:pStyle w:val="Caption"/>
+        <w:jc w:val="center"/>
+        <w:rPr>
+          <w:lang w:val="en-US"/>
+        </w:rPr>
+      </w:pPr>
+      <w:r>
+        <w:rPr>
+          <w:lang w:val="en-US"/>
+        </w:rPr>
+        <w:t xml:space="preserve">Fig 7. </w:t>
+      </w:r>
+      <w:proofErr w:type="spellStart"/>
+      <w:r>
+        <w:rPr>
+          <w:lang w:val="en-US"/>
+        </w:rPr>
+        <w:t>LogCat</w:t>
+      </w:r>
+      <w:proofErr w:type="spellEnd"/>
+      <w:r>
+        <w:rPr>
+          <w:lang w:val="en-US"/>
+        </w:rPr>
+        <w:t xml:space="preserve"> Terminal</w:t>
+      </w:r>
     </w:p>
     <w:sectPr>
-      <w:footerReference w:type="default" r:id="rId22"/>
-      <w:headerReference w:type="first" r:id="rId23"/>
+      <w:footerReference w:type="default" r:id="rId21"/>
+      <w:headerReference w:type="first" r:id="rId22"/>
       <w:pgSz w:w="11906" w:h="16838"/>
       <w:pgMar w:top="1560" w:right="1440" w:bottom="1560" w:left="1440" w:header="142" w:footer="454" w:gutter="0"/>
       <w:pgNumType w:start="1"/>
@@ -7405,7 +10210,7 @@
 </file>
 
 <file path=word/endnotes.xml><?xml version="1.0" encoding="utf-8"?>
-<w:endnotes xmlns:wpc="http://schemas.microsoft.com/office/word/2010/wordprocessingCanvas" xmlns:cx="http://schemas.microsoft.com/office/drawing/2014/chartex" xmlns:cx1="http://schemas.microsoft.com/office/drawing/2015/9/8/chartex" xmlns:cx2="http://schemas.microsoft.com/office/drawing/2015/10/21/chartex" xmlns:cx3="http://schemas.microsoft.com/office/drawing/2016/5/9/chartex" xmlns:cx4="http://schemas.microsoft.com/office/drawing/2016/5/10/chartex" xmlns:cx5="http://schemas.microsoft.com/office/drawing/2016/5/11/chartex" xmlns:cx6="http://schemas.microsoft.com/office/drawing/2016/5/12/chartex" xmlns:cx7="http://schemas.microsoft.com/office/drawing/2016/5/13/chartex" xmlns:cx8="http://schemas.microsoft.com/office/drawing/2016/5/14/chartex" xmlns:mc="http://schemas.openxmlformats.org/markup-compatibility/2006" xmlns:aink="http://schemas.microsoft.com/office/drawing/2016/ink" xmlns:am3d="http://schemas.microsoft.com/office/drawing/2017/model3d" xmlns:o="urn:schemas-microsoft-com:office:office" xmlns:r="http://schemas.openxmlformats.org/officeDocument/2006/relationships" xmlns:m="http://schemas.openxmlformats.org/officeDocument/2006/math" xmlns:v="urn:schemas-microsoft-com:vml" xmlns:wp14="http://schemas.microsoft.com/office/word/2010/wordprocessingDrawing" xmlns:wp="http://schemas.openxmlformats.org/drawingml/2006/wordprocessingDrawing" xmlns:w10="urn:schemas-microsoft-com:office:word" xmlns:w="http://schemas.openxmlformats.org/wordprocessingml/2006/main" xmlns:w14="http://schemas.microsoft.com/office/word/2010/wordml" xmlns:w15="http://schemas.microsoft.com/office/word/2012/wordml" xmlns:w16cex="http://schemas.microsoft.com/office/word/2018/wordml/cex" xmlns:w16cid="http://schemas.microsoft.com/office/word/2016/wordml/cid" xmlns:w16="http://schemas.microsoft.com/office/word/2018/wordml" xmlns:w16se="http://schemas.microsoft.com/office/word/2015/wordml/symex" xmlns:wpg="http://schemas.microsoft.com/office/word/2010/wordprocessingGroup" xmlns:wpi="http://schemas.microsoft.com/office/word/2010/wordprocessingInk" xmlns:wne="http://schemas.microsoft.com/office/word/2006/wordml" xmlns:wps="http://schemas.microsoft.com/office/word/2010/wordprocessingShape" mc:Ignorable="w14 w15 w16se w16cid w16 w16cex wp14">
+<w:endnotes xmlns:wpc="http://schemas.microsoft.com/office/word/2010/wordprocessingCanvas" xmlns:cx="http://schemas.microsoft.com/office/drawing/2014/chartex" xmlns:cx1="http://schemas.microsoft.com/office/drawing/2015/9/8/chartex" xmlns:cx2="http://schemas.microsoft.com/office/drawing/2015/10/21/chartex" xmlns:cx3="http://schemas.microsoft.com/office/drawing/2016/5/9/chartex" xmlns:cx4="http://schemas.microsoft.com/office/drawing/2016/5/10/chartex" xmlns:cx5="http://schemas.microsoft.com/office/drawing/2016/5/11/chartex" xmlns:cx6="http://schemas.microsoft.com/office/drawing/2016/5/12/chartex" xmlns:cx7="http://schemas.microsoft.com/office/drawing/2016/5/13/chartex" xmlns:cx8="http://schemas.microsoft.com/office/drawing/2016/5/14/chartex" xmlns:mc="http://schemas.openxmlformats.org/markup-compatibility/2006" xmlns:aink="http://schemas.microsoft.com/office/drawing/2016/ink" xmlns:am3d="http://schemas.microsoft.com/office/drawing/2017/model3d" xmlns:o="urn:schemas-microsoft-com:office:office" xmlns:oel="http://schemas.microsoft.com/office/2019/extlst" xmlns:r="http://schemas.openxmlformats.org/officeDocument/2006/relationships" xmlns:m="http://schemas.openxmlformats.org/officeDocument/2006/math" xmlns:v="urn:schemas-microsoft-com:vml" xmlns:wp14="http://schemas.microsoft.com/office/word/2010/wordprocessingDrawing" xmlns:wp="http://schemas.openxmlformats.org/drawingml/2006/wordprocessingDrawing" xmlns:w10="urn:schemas-microsoft-com:office:word" xmlns:w="http://schemas.openxmlformats.org/wordprocessingml/2006/main" xmlns:w14="http://schemas.microsoft.com/office/word/2010/wordml" xmlns:w15="http://schemas.microsoft.com/office/word/2012/wordml" xmlns:w16cex="http://schemas.microsoft.com/office/word/2018/wordml/cex" xmlns:w16cid="http://schemas.microsoft.com/office/word/2016/wordml/cid" xmlns:w16="http://schemas.microsoft.com/office/word/2018/wordml" xmlns:w16du="http://schemas.microsoft.com/office/word/2023/wordml/word16du" xmlns:w16sdtdh="http://schemas.microsoft.com/office/word/2020/wordml/sdtdatahash" xmlns:w16sdtfl="http://schemas.microsoft.com/office/word/2024/wordml/sdtformatlock" xmlns:w16se="http://schemas.microsoft.com/office/word/2015/wordml/symex" xmlns:wpg="http://schemas.microsoft.com/office/word/2010/wordprocessingGroup" xmlns:wpi="http://schemas.microsoft.com/office/word/2010/wordprocessingInk" xmlns:wne="http://schemas.microsoft.com/office/word/2006/wordml" xmlns:wps="http://schemas.microsoft.com/office/word/2010/wordprocessingShape" mc:Ignorable="w14 w15 w16se w16cid w16 w16cex w16sdtdh w16sdtfl w16du wp14">
   <w:endnote w:type="separator" w:id="-1">
     <w:p>
       <w:pPr>
@@ -7430,7 +10235,7 @@
 </file>
 
 <file path=word/footer1.xml><?xml version="1.0" encoding="utf-8"?>
-<w:ftr xmlns:wpc="http://schemas.microsoft.com/office/word/2010/wordprocessingCanvas" xmlns:cx="http://schemas.microsoft.com/office/drawing/2014/chartex" xmlns:cx1="http://schemas.microsoft.com/office/drawing/2015/9/8/chartex" xmlns:cx2="http://schemas.microsoft.com/office/drawing/2015/10/21/chartex" xmlns:cx3="http://schemas.microsoft.com/office/drawing/2016/5/9/chartex" xmlns:cx4="http://schemas.microsoft.com/office/drawing/2016/5/10/chartex" xmlns:cx5="http://schemas.microsoft.com/office/drawing/2016/5/11/chartex" xmlns:cx6="http://schemas.microsoft.com/office/drawing/2016/5/12/chartex" xmlns:cx7="http://schemas.microsoft.com/office/drawing/2016/5/13/chartex" xmlns:cx8="http://schemas.microsoft.com/office/drawing/2016/5/14/chartex" xmlns:mc="http://schemas.openxmlformats.org/markup-compatibility/2006" xmlns:aink="http://schemas.microsoft.com/office/drawing/2016/ink" xmlns:am3d="http://schemas.microsoft.com/office/drawing/2017/model3d" xmlns:o="urn:schemas-microsoft-com:office:office" xmlns:r="http://schemas.openxmlformats.org/officeDocument/2006/relationships" xmlns:m="http://schemas.openxmlformats.org/officeDocument/2006/math" xmlns:v="urn:schemas-microsoft-com:vml" xmlns:wp14="http://schemas.microsoft.com/office/word/2010/wordprocessingDrawing" xmlns:wp="http://schemas.openxmlformats.org/drawingml/2006/wordprocessingDrawing" xmlns:w10="urn:schemas-microsoft-com:office:word" xmlns:w="http://schemas.openxmlformats.org/wordprocessingml/2006/main" xmlns:w14="http://schemas.microsoft.com/office/word/2010/wordml" xmlns:w15="http://schemas.microsoft.com/office/word/2012/wordml" xmlns:w16cex="http://schemas.microsoft.com/office/word/2018/wordml/cex" xmlns:w16cid="http://schemas.microsoft.com/office/word/2016/wordml/cid" xmlns:w16="http://schemas.microsoft.com/office/word/2018/wordml" xmlns:w16se="http://schemas.microsoft.com/office/word/2015/wordml/symex" xmlns:wpg="http://schemas.microsoft.com/office/word/2010/wordprocessingGroup" xmlns:wpi="http://schemas.microsoft.com/office/word/2010/wordprocessingInk" xmlns:wne="http://schemas.microsoft.com/office/word/2006/wordml" xmlns:wps="http://schemas.microsoft.com/office/word/2010/wordprocessingShape" mc:Ignorable="w14 w15 w16se w16cid w16 w16cex wp14">
+<w:ftr xmlns:wpc="http://schemas.microsoft.com/office/word/2010/wordprocessingCanvas" xmlns:cx="http://schemas.microsoft.com/office/drawing/2014/chartex" xmlns:cx1="http://schemas.microsoft.com/office/drawing/2015/9/8/chartex" xmlns:cx2="http://schemas.microsoft.com/office/drawing/2015/10/21/chartex" xmlns:cx3="http://schemas.microsoft.com/office/drawing/2016/5/9/chartex" xmlns:cx4="http://schemas.microsoft.com/office/drawing/2016/5/10/chartex" xmlns:cx5="http://schemas.microsoft.com/office/drawing/2016/5/11/chartex" xmlns:cx6="http://schemas.microsoft.com/office/drawing/2016/5/12/chartex" xmlns:cx7="http://schemas.microsoft.com/office/drawing/2016/5/13/chartex" xmlns:cx8="http://schemas.microsoft.com/office/drawing/2016/5/14/chartex" xmlns:mc="http://schemas.openxmlformats.org/markup-compatibility/2006" xmlns:aink="http://schemas.microsoft.com/office/drawing/2016/ink" xmlns:am3d="http://schemas.microsoft.com/office/drawing/2017/model3d" xmlns:o="urn:schemas-microsoft-com:office:office" xmlns:oel="http://schemas.microsoft.com/office/2019/extlst" xmlns:r="http://schemas.openxmlformats.org/officeDocument/2006/relationships" xmlns:m="http://schemas.openxmlformats.org/officeDocument/2006/math" xmlns:v="urn:schemas-microsoft-com:vml" xmlns:wp14="http://schemas.microsoft.com/office/word/2010/wordprocessingDrawing" xmlns:wp="http://schemas.openxmlformats.org/drawingml/2006/wordprocessingDrawing" xmlns:w10="urn:schemas-microsoft-com:office:word" xmlns:w="http://schemas.openxmlformats.org/wordprocessingml/2006/main" xmlns:w14="http://schemas.microsoft.com/office/word/2010/wordml" xmlns:w15="http://schemas.microsoft.com/office/word/2012/wordml" xmlns:w16cex="http://schemas.microsoft.com/office/word/2018/wordml/cex" xmlns:w16cid="http://schemas.microsoft.com/office/word/2016/wordml/cid" xmlns:w16="http://schemas.microsoft.com/office/word/2018/wordml" xmlns:w16du="http://schemas.microsoft.com/office/word/2023/wordml/word16du" xmlns:w16sdtdh="http://schemas.microsoft.com/office/word/2020/wordml/sdtdatahash" xmlns:w16sdtfl="http://schemas.microsoft.com/office/word/2024/wordml/sdtformatlock" xmlns:w16se="http://schemas.microsoft.com/office/word/2015/wordml/symex" xmlns:wpg="http://schemas.microsoft.com/office/word/2010/wordprocessingGroup" xmlns:wpi="http://schemas.microsoft.com/office/word/2010/wordprocessingInk" xmlns:wne="http://schemas.microsoft.com/office/word/2006/wordml" xmlns:wps="http://schemas.microsoft.com/office/word/2010/wordprocessingShape" mc:Ignorable="w14 w15 w16se w16cid w16 w16cex w16sdtdh w16sdtfl w16du wp14">
   <w:p>
     <w:pPr>
       <w:pStyle w:val="Footer"/>
@@ -7452,7 +10257,7 @@
 </file>
 
 <file path=word/footer2.xml><?xml version="1.0" encoding="utf-8"?>
-<w:ftr xmlns:wpc="http://schemas.microsoft.com/office/word/2010/wordprocessingCanvas" xmlns:cx="http://schemas.microsoft.com/office/drawing/2014/chartex" xmlns:cx1="http://schemas.microsoft.com/office/drawing/2015/9/8/chartex" xmlns:cx2="http://schemas.microsoft.com/office/drawing/2015/10/21/chartex" xmlns:cx3="http://schemas.microsoft.com/office/drawing/2016/5/9/chartex" xmlns:cx4="http://schemas.microsoft.com/office/drawing/2016/5/10/chartex" xmlns:cx5="http://schemas.microsoft.com/office/drawing/2016/5/11/chartex" xmlns:cx6="http://schemas.microsoft.com/office/drawing/2016/5/12/chartex" xmlns:cx7="http://schemas.microsoft.com/office/drawing/2016/5/13/chartex" xmlns:cx8="http://schemas.microsoft.com/office/drawing/2016/5/14/chartex" xmlns:mc="http://schemas.openxmlformats.org/markup-compatibility/2006" xmlns:aink="http://schemas.microsoft.com/office/drawing/2016/ink" xmlns:am3d="http://schemas.microsoft.com/office/drawing/2017/model3d" xmlns:o="urn:schemas-microsoft-com:office:office" xmlns:r="http://schemas.openxmlformats.org/officeDocument/2006/relationships" xmlns:m="http://schemas.openxmlformats.org/officeDocument/2006/math" xmlns:v="urn:schemas-microsoft-com:vml" xmlns:wp14="http://schemas.microsoft.com/office/word/2010/wordprocessingDrawing" xmlns:wp="http://schemas.openxmlformats.org/drawingml/2006/wordprocessingDrawing" xmlns:w10="urn:schemas-microsoft-com:office:word" xmlns:w="http://schemas.openxmlformats.org/wordprocessingml/2006/main" xmlns:w14="http://schemas.microsoft.com/office/word/2010/wordml" xmlns:w15="http://schemas.microsoft.com/office/word/2012/wordml" xmlns:w16cex="http://schemas.microsoft.com/office/word/2018/wordml/cex" xmlns:w16cid="http://schemas.microsoft.com/office/word/2016/wordml/cid" xmlns:w16="http://schemas.microsoft.com/office/word/2018/wordml" xmlns:w16se="http://schemas.microsoft.com/office/word/2015/wordml/symex" xmlns:wpg="http://schemas.microsoft.com/office/word/2010/wordprocessingGroup" xmlns:wpi="http://schemas.microsoft.com/office/word/2010/wordprocessingInk" xmlns:wne="http://schemas.microsoft.com/office/word/2006/wordml" xmlns:wps="http://schemas.microsoft.com/office/word/2010/wordprocessingShape" mc:Ignorable="w14 w15 w16se w16cid w16 w16cex wp14">
+<w:ftr xmlns:wpc="http://schemas.microsoft.com/office/word/2010/wordprocessingCanvas" xmlns:cx="http://schemas.microsoft.com/office/drawing/2014/chartex" xmlns:cx1="http://schemas.microsoft.com/office/drawing/2015/9/8/chartex" xmlns:cx2="http://schemas.microsoft.com/office/drawing/2015/10/21/chartex" xmlns:cx3="http://schemas.microsoft.com/office/drawing/2016/5/9/chartex" xmlns:cx4="http://schemas.microsoft.com/office/drawing/2016/5/10/chartex" xmlns:cx5="http://schemas.microsoft.com/office/drawing/2016/5/11/chartex" xmlns:cx6="http://schemas.microsoft.com/office/drawing/2016/5/12/chartex" xmlns:cx7="http://schemas.microsoft.com/office/drawing/2016/5/13/chartex" xmlns:cx8="http://schemas.microsoft.com/office/drawing/2016/5/14/chartex" xmlns:mc="http://schemas.openxmlformats.org/markup-compatibility/2006" xmlns:aink="http://schemas.microsoft.com/office/drawing/2016/ink" xmlns:am3d="http://schemas.microsoft.com/office/drawing/2017/model3d" xmlns:o="urn:schemas-microsoft-com:office:office" xmlns:oel="http://schemas.microsoft.com/office/2019/extlst" xmlns:r="http://schemas.openxmlformats.org/officeDocument/2006/relationships" xmlns:m="http://schemas.openxmlformats.org/officeDocument/2006/math" xmlns:v="urn:schemas-microsoft-com:vml" xmlns:wp14="http://schemas.microsoft.com/office/word/2010/wordprocessingDrawing" xmlns:wp="http://schemas.openxmlformats.org/drawingml/2006/wordprocessingDrawing" xmlns:w10="urn:schemas-microsoft-com:office:word" xmlns:w="http://schemas.openxmlformats.org/wordprocessingml/2006/main" xmlns:w14="http://schemas.microsoft.com/office/word/2010/wordml" xmlns:w15="http://schemas.microsoft.com/office/word/2012/wordml" xmlns:w16cex="http://schemas.microsoft.com/office/word/2018/wordml/cex" xmlns:w16cid="http://schemas.microsoft.com/office/word/2016/wordml/cid" xmlns:w16="http://schemas.microsoft.com/office/word/2018/wordml" xmlns:w16du="http://schemas.microsoft.com/office/word/2023/wordml/word16du" xmlns:w16sdtdh="http://schemas.microsoft.com/office/word/2020/wordml/sdtdatahash" xmlns:w16sdtfl="http://schemas.microsoft.com/office/word/2024/wordml/sdtformatlock" xmlns:w16se="http://schemas.microsoft.com/office/word/2015/wordml/symex" xmlns:wpg="http://schemas.microsoft.com/office/word/2010/wordprocessingGroup" xmlns:wpi="http://schemas.microsoft.com/office/word/2010/wordprocessingInk" xmlns:wne="http://schemas.microsoft.com/office/word/2006/wordml" xmlns:wps="http://schemas.microsoft.com/office/word/2010/wordprocessingShape" mc:Ignorable="w14 w15 w16se w16cid w16 w16cex w16sdtdh w16sdtfl w16du wp14">
   <w:sdt>
     <w:sdtPr>
       <w:id w:val="-552073365"/>
@@ -7484,7 +10289,7 @@
 </file>
 
 <file path=word/footer3.xml><?xml version="1.0" encoding="utf-8"?>
-<w:ftr xmlns:wpc="http://schemas.microsoft.com/office/word/2010/wordprocessingCanvas" xmlns:cx="http://schemas.microsoft.com/office/drawing/2014/chartex" xmlns:cx1="http://schemas.microsoft.com/office/drawing/2015/9/8/chartex" xmlns:cx2="http://schemas.microsoft.com/office/drawing/2015/10/21/chartex" xmlns:cx3="http://schemas.microsoft.com/office/drawing/2016/5/9/chartex" xmlns:cx4="http://schemas.microsoft.com/office/drawing/2016/5/10/chartex" xmlns:cx5="http://schemas.microsoft.com/office/drawing/2016/5/11/chartex" xmlns:cx6="http://schemas.microsoft.com/office/drawing/2016/5/12/chartex" xmlns:cx7="http://schemas.microsoft.com/office/drawing/2016/5/13/chartex" xmlns:cx8="http://schemas.microsoft.com/office/drawing/2016/5/14/chartex" xmlns:mc="http://schemas.openxmlformats.org/markup-compatibility/2006" xmlns:aink="http://schemas.microsoft.com/office/drawing/2016/ink" xmlns:am3d="http://schemas.microsoft.com/office/drawing/2017/model3d" xmlns:o="urn:schemas-microsoft-com:office:office" xmlns:r="http://schemas.openxmlformats.org/officeDocument/2006/relationships" xmlns:m="http://schemas.openxmlformats.org/officeDocument/2006/math" xmlns:v="urn:schemas-microsoft-com:vml" xmlns:wp14="http://schemas.microsoft.com/office/word/2010/wordprocessingDrawing" xmlns:wp="http://schemas.openxmlformats.org/drawingml/2006/wordprocessingDrawing" xmlns:w10="urn:schemas-microsoft-com:office:word" xmlns:w="http://schemas.openxmlformats.org/wordprocessingml/2006/main" xmlns:w14="http://schemas.microsoft.com/office/word/2010/wordml" xmlns:w15="http://schemas.microsoft.com/office/word/2012/wordml" xmlns:w16cex="http://schemas.microsoft.com/office/word/2018/wordml/cex" xmlns:w16cid="http://schemas.microsoft.com/office/word/2016/wordml/cid" xmlns:w16="http://schemas.microsoft.com/office/word/2018/wordml" xmlns:w16se="http://schemas.microsoft.com/office/word/2015/wordml/symex" xmlns:wpg="http://schemas.microsoft.com/office/word/2010/wordprocessingGroup" xmlns:wpi="http://schemas.microsoft.com/office/word/2010/wordprocessingInk" xmlns:wne="http://schemas.microsoft.com/office/word/2006/wordml" xmlns:wps="http://schemas.microsoft.com/office/word/2010/wordprocessingShape" mc:Ignorable="w14 w15 w16se w16cid w16 w16cex wp14">
+<w:ftr xmlns:wpc="http://schemas.microsoft.com/office/word/2010/wordprocessingCanvas" xmlns:cx="http://schemas.microsoft.com/office/drawing/2014/chartex" xmlns:cx1="http://schemas.microsoft.com/office/drawing/2015/9/8/chartex" xmlns:cx2="http://schemas.microsoft.com/office/drawing/2015/10/21/chartex" xmlns:cx3="http://schemas.microsoft.com/office/drawing/2016/5/9/chartex" xmlns:cx4="http://schemas.microsoft.com/office/drawing/2016/5/10/chartex" xmlns:cx5="http://schemas.microsoft.com/office/drawing/2016/5/11/chartex" xmlns:cx6="http://schemas.microsoft.com/office/drawing/2016/5/12/chartex" xmlns:cx7="http://schemas.microsoft.com/office/drawing/2016/5/13/chartex" xmlns:cx8="http://schemas.microsoft.com/office/drawing/2016/5/14/chartex" xmlns:mc="http://schemas.openxmlformats.org/markup-compatibility/2006" xmlns:aink="http://schemas.microsoft.com/office/drawing/2016/ink" xmlns:am3d="http://schemas.microsoft.com/office/drawing/2017/model3d" xmlns:o="urn:schemas-microsoft-com:office:office" xmlns:oel="http://schemas.microsoft.com/office/2019/extlst" xmlns:r="http://schemas.openxmlformats.org/officeDocument/2006/relationships" xmlns:m="http://schemas.openxmlformats.org/officeDocument/2006/math" xmlns:v="urn:schemas-microsoft-com:vml" xmlns:wp14="http://schemas.microsoft.com/office/word/2010/wordprocessingDrawing" xmlns:wp="http://schemas.openxmlformats.org/drawingml/2006/wordprocessingDrawing" xmlns:w10="urn:schemas-microsoft-com:office:word" xmlns:w="http://schemas.openxmlformats.org/wordprocessingml/2006/main" xmlns:w14="http://schemas.microsoft.com/office/word/2010/wordml" xmlns:w15="http://schemas.microsoft.com/office/word/2012/wordml" xmlns:w16cex="http://schemas.microsoft.com/office/word/2018/wordml/cex" xmlns:w16cid="http://schemas.microsoft.com/office/word/2016/wordml/cid" xmlns:w16="http://schemas.microsoft.com/office/word/2018/wordml" xmlns:w16du="http://schemas.microsoft.com/office/word/2023/wordml/word16du" xmlns:w16sdtdh="http://schemas.microsoft.com/office/word/2020/wordml/sdtdatahash" xmlns:w16sdtfl="http://schemas.microsoft.com/office/word/2024/wordml/sdtformatlock" xmlns:w16se="http://schemas.microsoft.com/office/word/2015/wordml/symex" xmlns:wpg="http://schemas.microsoft.com/office/word/2010/wordprocessingGroup" xmlns:wpi="http://schemas.microsoft.com/office/word/2010/wordprocessingInk" xmlns:wne="http://schemas.microsoft.com/office/word/2006/wordml" xmlns:wps="http://schemas.microsoft.com/office/word/2010/wordprocessingShape" mc:Ignorable="w14 w15 w16se w16cid w16 w16cex w16sdtdh w16sdtfl w16du wp14">
   <w:sdt>
     <w:sdtPr>
       <w:id w:val="4715308"/>
@@ -7526,7 +10331,7 @@
               <w:rPr>
                 <w:noProof/>
               </w:rPr>
-              <w:t>2020</w:t>
+              <w:t>2026</w:t>
             </w:r>
             <w:r>
               <w:fldChar w:fldCharType="end"/>
@@ -7606,7 +10411,7 @@
 </file>
 
 <file path=word/footnotes.xml><?xml version="1.0" encoding="utf-8"?>
-<w:footnotes xmlns:wpc="http://schemas.microsoft.com/office/word/2010/wordprocessingCanvas" xmlns:cx="http://schemas.microsoft.com/office/drawing/2014/chartex" xmlns:cx1="http://schemas.microsoft.com/office/drawing/2015/9/8/chartex" xmlns:cx2="http://schemas.microsoft.com/office/drawing/2015/10/21/chartex" xmlns:cx3="http://schemas.microsoft.com/office/drawing/2016/5/9/chartex" xmlns:cx4="http://schemas.microsoft.com/office/drawing/2016/5/10/chartex" xmlns:cx5="http://schemas.microsoft.com/office/drawing/2016/5/11/chartex" xmlns:cx6="http://schemas.microsoft.com/office/drawing/2016/5/12/chartex" xmlns:cx7="http://schemas.microsoft.com/office/drawing/2016/5/13/chartex" xmlns:cx8="http://schemas.microsoft.com/office/drawing/2016/5/14/chartex" xmlns:mc="http://schemas.openxmlformats.org/markup-compatibility/2006" xmlns:aink="http://schemas.microsoft.com/office/drawing/2016/ink" xmlns:am3d="http://schemas.microsoft.com/office/drawing/2017/model3d" xmlns:o="urn:schemas-microsoft-com:office:office" xmlns:r="http://schemas.openxmlformats.org/officeDocument/2006/relationships" xmlns:m="http://schemas.openxmlformats.org/officeDocument/2006/math" xmlns:v="urn:schemas-microsoft-com:vml" xmlns:wp14="http://schemas.microsoft.com/office/word/2010/wordprocessingDrawing" xmlns:wp="http://schemas.openxmlformats.org/drawingml/2006/wordprocessingDrawing" xmlns:w10="urn:schemas-microsoft-com:office:word" xmlns:w="http://schemas.openxmlformats.org/wordprocessingml/2006/main" xmlns:w14="http://schemas.microsoft.com/office/word/2010/wordml" xmlns:w15="http://schemas.microsoft.com/office/word/2012/wordml" xmlns:w16cex="http://schemas.microsoft.com/office/word/2018/wordml/cex" xmlns:w16cid="http://schemas.microsoft.com/office/word/2016/wordml/cid" xmlns:w16="http://schemas.microsoft.com/office/word/2018/wordml" xmlns:w16se="http://schemas.microsoft.com/office/word/2015/wordml/symex" xmlns:wpg="http://schemas.microsoft.com/office/word/2010/wordprocessingGroup" xmlns:wpi="http://schemas.microsoft.com/office/word/2010/wordprocessingInk" xmlns:wne="http://schemas.microsoft.com/office/word/2006/wordml" xmlns:wps="http://schemas.microsoft.com/office/word/2010/wordprocessingShape" mc:Ignorable="w14 w15 w16se w16cid w16 w16cex wp14">
+<w:footnotes xmlns:wpc="http://schemas.microsoft.com/office/word/2010/wordprocessingCanvas" xmlns:cx="http://schemas.microsoft.com/office/drawing/2014/chartex" xmlns:cx1="http://schemas.microsoft.com/office/drawing/2015/9/8/chartex" xmlns:cx2="http://schemas.microsoft.com/office/drawing/2015/10/21/chartex" xmlns:cx3="http://schemas.microsoft.com/office/drawing/2016/5/9/chartex" xmlns:cx4="http://schemas.microsoft.com/office/drawing/2016/5/10/chartex" xmlns:cx5="http://schemas.microsoft.com/office/drawing/2016/5/11/chartex" xmlns:cx6="http://schemas.microsoft.com/office/drawing/2016/5/12/chartex" xmlns:cx7="http://schemas.microsoft.com/office/drawing/2016/5/13/chartex" xmlns:cx8="http://schemas.microsoft.com/office/drawing/2016/5/14/chartex" xmlns:mc="http://schemas.openxmlformats.org/markup-compatibility/2006" xmlns:aink="http://schemas.microsoft.com/office/drawing/2016/ink" xmlns:am3d="http://schemas.microsoft.com/office/drawing/2017/model3d" xmlns:o="urn:schemas-microsoft-com:office:office" xmlns:oel="http://schemas.microsoft.com/office/2019/extlst" xmlns:r="http://schemas.openxmlformats.org/officeDocument/2006/relationships" xmlns:m="http://schemas.openxmlformats.org/officeDocument/2006/math" xmlns:v="urn:schemas-microsoft-com:vml" xmlns:wp14="http://schemas.microsoft.com/office/word/2010/wordprocessingDrawing" xmlns:wp="http://schemas.openxmlformats.org/drawingml/2006/wordprocessingDrawing" xmlns:w10="urn:schemas-microsoft-com:office:word" xmlns:w="http://schemas.openxmlformats.org/wordprocessingml/2006/main" xmlns:w14="http://schemas.microsoft.com/office/word/2010/wordml" xmlns:w15="http://schemas.microsoft.com/office/word/2012/wordml" xmlns:w16cex="http://schemas.microsoft.com/office/word/2018/wordml/cex" xmlns:w16cid="http://schemas.microsoft.com/office/word/2016/wordml/cid" xmlns:w16="http://schemas.microsoft.com/office/word/2018/wordml" xmlns:w16du="http://schemas.microsoft.com/office/word/2023/wordml/word16du" xmlns:w16sdtdh="http://schemas.microsoft.com/office/word/2020/wordml/sdtdatahash" xmlns:w16sdtfl="http://schemas.microsoft.com/office/word/2024/wordml/sdtformatlock" xmlns:w16se="http://schemas.microsoft.com/office/word/2015/wordml/symex" xmlns:wpg="http://schemas.microsoft.com/office/word/2010/wordprocessingGroup" xmlns:wpi="http://schemas.microsoft.com/office/word/2010/wordprocessingInk" xmlns:wne="http://schemas.microsoft.com/office/word/2006/wordml" xmlns:wps="http://schemas.microsoft.com/office/word/2010/wordprocessingShape" mc:Ignorable="w14 w15 w16se w16cid w16 w16cex w16sdtdh w16sdtfl w16du wp14">
   <w:footnote w:type="separator" w:id="-1">
     <w:p>
       <w:pPr>
@@ -7633,7 +10438,7 @@
 </file>
 
 <file path=word/header1.xml><?xml version="1.0" encoding="utf-8"?>
-<w:hdr xmlns:wpc="http://schemas.microsoft.com/office/word/2010/wordprocessingCanvas" xmlns:cx="http://schemas.microsoft.com/office/drawing/2014/chartex" xmlns:cx1="http://schemas.microsoft.com/office/drawing/2015/9/8/chartex" xmlns:cx2="http://schemas.microsoft.com/office/drawing/2015/10/21/chartex" xmlns:cx3="http://schemas.microsoft.com/office/drawing/2016/5/9/chartex" xmlns:cx4="http://schemas.microsoft.com/office/drawing/2016/5/10/chartex" xmlns:cx5="http://schemas.microsoft.com/office/drawing/2016/5/11/chartex" xmlns:cx6="http://schemas.microsoft.com/office/drawing/2016/5/12/chartex" xmlns:cx7="http://schemas.microsoft.com/office/drawing/2016/5/13/chartex" xmlns:cx8="http://schemas.microsoft.com/office/drawing/2016/5/14/chartex" xmlns:mc="http://schemas.openxmlformats.org/markup-compatibility/2006" xmlns:aink="http://schemas.microsoft.com/office/drawing/2016/ink" xmlns:am3d="http://schemas.microsoft.com/office/drawing/2017/model3d" xmlns:o="urn:schemas-microsoft-com:office:office" xmlns:r="http://schemas.openxmlformats.org/officeDocument/2006/relationships" xmlns:m="http://schemas.openxmlformats.org/officeDocument/2006/math" xmlns:v="urn:schemas-microsoft-com:vml" xmlns:wp14="http://schemas.microsoft.com/office/word/2010/wordprocessingDrawing" xmlns:wp="http://schemas.openxmlformats.org/drawingml/2006/wordprocessingDrawing" xmlns:w10="urn:schemas-microsoft-com:office:word" xmlns:w="http://schemas.openxmlformats.org/wordprocessingml/2006/main" xmlns:w14="http://schemas.microsoft.com/office/word/2010/wordml" xmlns:w15="http://schemas.microsoft.com/office/word/2012/wordml" xmlns:w16cex="http://schemas.microsoft.com/office/word/2018/wordml/cex" xmlns:w16cid="http://schemas.microsoft.com/office/word/2016/wordml/cid" xmlns:w16="http://schemas.microsoft.com/office/word/2018/wordml" xmlns:w16se="http://schemas.microsoft.com/office/word/2015/wordml/symex" xmlns:wpg="http://schemas.microsoft.com/office/word/2010/wordprocessingGroup" xmlns:wpi="http://schemas.microsoft.com/office/word/2010/wordprocessingInk" xmlns:wne="http://schemas.microsoft.com/office/word/2006/wordml" xmlns:wps="http://schemas.microsoft.com/office/word/2010/wordprocessingShape" mc:Ignorable="w14 w15 w16se w16cid w16 w16cex wp14">
+<w:hdr xmlns:wpc="http://schemas.microsoft.com/office/word/2010/wordprocessingCanvas" xmlns:cx="http://schemas.microsoft.com/office/drawing/2014/chartex" xmlns:cx1="http://schemas.microsoft.com/office/drawing/2015/9/8/chartex" xmlns:cx2="http://schemas.microsoft.com/office/drawing/2015/10/21/chartex" xmlns:cx3="http://schemas.microsoft.com/office/drawing/2016/5/9/chartex" xmlns:cx4="http://schemas.microsoft.com/office/drawing/2016/5/10/chartex" xmlns:cx5="http://schemas.microsoft.com/office/drawing/2016/5/11/chartex" xmlns:cx6="http://schemas.microsoft.com/office/drawing/2016/5/12/chartex" xmlns:cx7="http://schemas.microsoft.com/office/drawing/2016/5/13/chartex" xmlns:cx8="http://schemas.microsoft.com/office/drawing/2016/5/14/chartex" xmlns:mc="http://schemas.openxmlformats.org/markup-compatibility/2006" xmlns:aink="http://schemas.microsoft.com/office/drawing/2016/ink" xmlns:am3d="http://schemas.microsoft.com/office/drawing/2017/model3d" xmlns:o="urn:schemas-microsoft-com:office:office" xmlns:oel="http://schemas.microsoft.com/office/2019/extlst" xmlns:r="http://schemas.openxmlformats.org/officeDocument/2006/relationships" xmlns:m="http://schemas.openxmlformats.org/officeDocument/2006/math" xmlns:v="urn:schemas-microsoft-com:vml" xmlns:wp14="http://schemas.microsoft.com/office/word/2010/wordprocessingDrawing" xmlns:wp="http://schemas.openxmlformats.org/drawingml/2006/wordprocessingDrawing" xmlns:w10="urn:schemas-microsoft-com:office:word" xmlns:w="http://schemas.openxmlformats.org/wordprocessingml/2006/main" xmlns:w14="http://schemas.microsoft.com/office/word/2010/wordml" xmlns:w15="http://schemas.microsoft.com/office/word/2012/wordml" xmlns:w16cex="http://schemas.microsoft.com/office/word/2018/wordml/cex" xmlns:w16cid="http://schemas.microsoft.com/office/word/2016/wordml/cid" xmlns:w16="http://schemas.microsoft.com/office/word/2018/wordml" xmlns:w16du="http://schemas.microsoft.com/office/word/2023/wordml/word16du" xmlns:w16sdtdh="http://schemas.microsoft.com/office/word/2020/wordml/sdtdatahash" xmlns:w16sdtfl="http://schemas.microsoft.com/office/word/2024/wordml/sdtformatlock" xmlns:w16se="http://schemas.microsoft.com/office/word/2015/wordml/symex" xmlns:wpg="http://schemas.microsoft.com/office/word/2010/wordprocessingGroup" xmlns:wpi="http://schemas.microsoft.com/office/word/2010/wordprocessingInk" xmlns:wne="http://schemas.microsoft.com/office/word/2006/wordml" xmlns:wps="http://schemas.microsoft.com/office/word/2010/wordprocessingShape" mc:Ignorable="w14 w15 w16se w16cid w16 w16cex w16sdtdh w16sdtfl w16du wp14">
   <w:p>
     <w:pPr>
       <w:pStyle w:val="Header"/>
@@ -7738,7 +10543,7 @@
 </file>
 
 <file path=word/header2.xml><?xml version="1.0" encoding="utf-8"?>
-<w:hdr xmlns:wpc="http://schemas.microsoft.com/office/word/2010/wordprocessingCanvas" xmlns:cx="http://schemas.microsoft.com/office/drawing/2014/chartex" xmlns:cx1="http://schemas.microsoft.com/office/drawing/2015/9/8/chartex" xmlns:cx2="http://schemas.microsoft.com/office/drawing/2015/10/21/chartex" xmlns:cx3="http://schemas.microsoft.com/office/drawing/2016/5/9/chartex" xmlns:cx4="http://schemas.microsoft.com/office/drawing/2016/5/10/chartex" xmlns:cx5="http://schemas.microsoft.com/office/drawing/2016/5/11/chartex" xmlns:cx6="http://schemas.microsoft.com/office/drawing/2016/5/12/chartex" xmlns:cx7="http://schemas.microsoft.com/office/drawing/2016/5/13/chartex" xmlns:cx8="http://schemas.microsoft.com/office/drawing/2016/5/14/chartex" xmlns:mc="http://schemas.openxmlformats.org/markup-compatibility/2006" xmlns:aink="http://schemas.microsoft.com/office/drawing/2016/ink" xmlns:am3d="http://schemas.microsoft.com/office/drawing/2017/model3d" xmlns:o="urn:schemas-microsoft-com:office:office" xmlns:r="http://schemas.openxmlformats.org/officeDocument/2006/relationships" xmlns:m="http://schemas.openxmlformats.org/officeDocument/2006/math" xmlns:v="urn:schemas-microsoft-com:vml" xmlns:wp14="http://schemas.microsoft.com/office/word/2010/wordprocessingDrawing" xmlns:wp="http://schemas.openxmlformats.org/drawingml/2006/wordprocessingDrawing" xmlns:w10="urn:schemas-microsoft-com:office:word" xmlns:w="http://schemas.openxmlformats.org/wordprocessingml/2006/main" xmlns:w14="http://schemas.microsoft.com/office/word/2010/wordml" xmlns:w15="http://schemas.microsoft.com/office/word/2012/wordml" xmlns:w16cex="http://schemas.microsoft.com/office/word/2018/wordml/cex" xmlns:w16cid="http://schemas.microsoft.com/office/word/2016/wordml/cid" xmlns:w16="http://schemas.microsoft.com/office/word/2018/wordml" xmlns:w16se="http://schemas.microsoft.com/office/word/2015/wordml/symex" xmlns:wpg="http://schemas.microsoft.com/office/word/2010/wordprocessingGroup" xmlns:wpi="http://schemas.microsoft.com/office/word/2010/wordprocessingInk" xmlns:wne="http://schemas.microsoft.com/office/word/2006/wordml" xmlns:wps="http://schemas.microsoft.com/office/word/2010/wordprocessingShape" mc:Ignorable="w14 w15 w16se w16cid w16 w16cex wp14">
+<w:hdr xmlns:wpc="http://schemas.microsoft.com/office/word/2010/wordprocessingCanvas" xmlns:cx="http://schemas.microsoft.com/office/drawing/2014/chartex" xmlns:cx1="http://schemas.microsoft.com/office/drawing/2015/9/8/chartex" xmlns:cx2="http://schemas.microsoft.com/office/drawing/2015/10/21/chartex" xmlns:cx3="http://schemas.microsoft.com/office/drawing/2016/5/9/chartex" xmlns:cx4="http://schemas.microsoft.com/office/drawing/2016/5/10/chartex" xmlns:cx5="http://schemas.microsoft.com/office/drawing/2016/5/11/chartex" xmlns:cx6="http://schemas.microsoft.com/office/drawing/2016/5/12/chartex" xmlns:cx7="http://schemas.microsoft.com/office/drawing/2016/5/13/chartex" xmlns:cx8="http://schemas.microsoft.com/office/drawing/2016/5/14/chartex" xmlns:mc="http://schemas.openxmlformats.org/markup-compatibility/2006" xmlns:aink="http://schemas.microsoft.com/office/drawing/2016/ink" xmlns:am3d="http://schemas.microsoft.com/office/drawing/2017/model3d" xmlns:o="urn:schemas-microsoft-com:office:office" xmlns:oel="http://schemas.microsoft.com/office/2019/extlst" xmlns:r="http://schemas.openxmlformats.org/officeDocument/2006/relationships" xmlns:m="http://schemas.openxmlformats.org/officeDocument/2006/math" xmlns:v="urn:schemas-microsoft-com:vml" xmlns:wp14="http://schemas.microsoft.com/office/word/2010/wordprocessingDrawing" xmlns:wp="http://schemas.openxmlformats.org/drawingml/2006/wordprocessingDrawing" xmlns:w10="urn:schemas-microsoft-com:office:word" xmlns:w="http://schemas.openxmlformats.org/wordprocessingml/2006/main" xmlns:w14="http://schemas.microsoft.com/office/word/2010/wordml" xmlns:w15="http://schemas.microsoft.com/office/word/2012/wordml" xmlns:w16cex="http://schemas.microsoft.com/office/word/2018/wordml/cex" xmlns:w16cid="http://schemas.microsoft.com/office/word/2016/wordml/cid" xmlns:w16="http://schemas.microsoft.com/office/word/2018/wordml" xmlns:w16du="http://schemas.microsoft.com/office/word/2023/wordml/word16du" xmlns:w16sdtdh="http://schemas.microsoft.com/office/word/2020/wordml/sdtdatahash" xmlns:w16sdtfl="http://schemas.microsoft.com/office/word/2024/wordml/sdtformatlock" xmlns:w16se="http://schemas.microsoft.com/office/word/2015/wordml/symex" xmlns:wpg="http://schemas.microsoft.com/office/word/2010/wordprocessingGroup" xmlns:wpi="http://schemas.microsoft.com/office/word/2010/wordprocessingInk" xmlns:wne="http://schemas.microsoft.com/office/word/2006/wordml" xmlns:wps="http://schemas.microsoft.com/office/word/2010/wordprocessingShape" mc:Ignorable="w14 w15 w16se w16cid w16 w16cex w16sdtdh w16sdtfl w16du wp14">
   <w:p>
     <w:pPr>
       <w:pStyle w:val="Header"/>
@@ -7819,7 +10624,7 @@
 </file>
 
 <file path=word/header3.xml><?xml version="1.0" encoding="utf-8"?>
-<w:hdr xmlns:wpc="http://schemas.microsoft.com/office/word/2010/wordprocessingCanvas" xmlns:cx="http://schemas.microsoft.com/office/drawing/2014/chartex" xmlns:cx1="http://schemas.microsoft.com/office/drawing/2015/9/8/chartex" xmlns:cx2="http://schemas.microsoft.com/office/drawing/2015/10/21/chartex" xmlns:cx3="http://schemas.microsoft.com/office/drawing/2016/5/9/chartex" xmlns:cx4="http://schemas.microsoft.com/office/drawing/2016/5/10/chartex" xmlns:cx5="http://schemas.microsoft.com/office/drawing/2016/5/11/chartex" xmlns:cx6="http://schemas.microsoft.com/office/drawing/2016/5/12/chartex" xmlns:cx7="http://schemas.microsoft.com/office/drawing/2016/5/13/chartex" xmlns:cx8="http://schemas.microsoft.com/office/drawing/2016/5/14/chartex" xmlns:mc="http://schemas.openxmlformats.org/markup-compatibility/2006" xmlns:aink="http://schemas.microsoft.com/office/drawing/2016/ink" xmlns:am3d="http://schemas.microsoft.com/office/drawing/2017/model3d" xmlns:o="urn:schemas-microsoft-com:office:office" xmlns:r="http://schemas.openxmlformats.org/officeDocument/2006/relationships" xmlns:m="http://schemas.openxmlformats.org/officeDocument/2006/math" xmlns:v="urn:schemas-microsoft-com:vml" xmlns:wp14="http://schemas.microsoft.com/office/word/2010/wordprocessingDrawing" xmlns:wp="http://schemas.openxmlformats.org/drawingml/2006/wordprocessingDrawing" xmlns:w10="urn:schemas-microsoft-com:office:word" xmlns:w="http://schemas.openxmlformats.org/wordprocessingml/2006/main" xmlns:w14="http://schemas.microsoft.com/office/word/2010/wordml" xmlns:w15="http://schemas.microsoft.com/office/word/2012/wordml" xmlns:w16cex="http://schemas.microsoft.com/office/word/2018/wordml/cex" xmlns:w16cid="http://schemas.microsoft.com/office/word/2016/wordml/cid" xmlns:w16="http://schemas.microsoft.com/office/word/2018/wordml" xmlns:w16se="http://schemas.microsoft.com/office/word/2015/wordml/symex" xmlns:wpg="http://schemas.microsoft.com/office/word/2010/wordprocessingGroup" xmlns:wpi="http://schemas.microsoft.com/office/word/2010/wordprocessingInk" xmlns:wne="http://schemas.microsoft.com/office/word/2006/wordml" xmlns:wps="http://schemas.microsoft.com/office/word/2010/wordprocessingShape" mc:Ignorable="w14 w15 w16se w16cid w16 w16cex wp14">
+<w:hdr xmlns:wpc="http://schemas.microsoft.com/office/word/2010/wordprocessingCanvas" xmlns:cx="http://schemas.microsoft.com/office/drawing/2014/chartex" xmlns:cx1="http://schemas.microsoft.com/office/drawing/2015/9/8/chartex" xmlns:cx2="http://schemas.microsoft.com/office/drawing/2015/10/21/chartex" xmlns:cx3="http://schemas.microsoft.com/office/drawing/2016/5/9/chartex" xmlns:cx4="http://schemas.microsoft.com/office/drawing/2016/5/10/chartex" xmlns:cx5="http://schemas.microsoft.com/office/drawing/2016/5/11/chartex" xmlns:cx6="http://schemas.microsoft.com/office/drawing/2016/5/12/chartex" xmlns:cx7="http://schemas.microsoft.com/office/drawing/2016/5/13/chartex" xmlns:cx8="http://schemas.microsoft.com/office/drawing/2016/5/14/chartex" xmlns:mc="http://schemas.openxmlformats.org/markup-compatibility/2006" xmlns:aink="http://schemas.microsoft.com/office/drawing/2016/ink" xmlns:am3d="http://schemas.microsoft.com/office/drawing/2017/model3d" xmlns:o="urn:schemas-microsoft-com:office:office" xmlns:oel="http://schemas.microsoft.com/office/2019/extlst" xmlns:r="http://schemas.openxmlformats.org/officeDocument/2006/relationships" xmlns:m="http://schemas.openxmlformats.org/officeDocument/2006/math" xmlns:v="urn:schemas-microsoft-com:vml" xmlns:wp14="http://schemas.microsoft.com/office/word/2010/wordprocessingDrawing" xmlns:wp="http://schemas.openxmlformats.org/drawingml/2006/wordprocessingDrawing" xmlns:w10="urn:schemas-microsoft-com:office:word" xmlns:w="http://schemas.openxmlformats.org/wordprocessingml/2006/main" xmlns:w14="http://schemas.microsoft.com/office/word/2010/wordml" xmlns:w15="http://schemas.microsoft.com/office/word/2012/wordml" xmlns:w16cex="http://schemas.microsoft.com/office/word/2018/wordml/cex" xmlns:w16cid="http://schemas.microsoft.com/office/word/2016/wordml/cid" xmlns:w16="http://schemas.microsoft.com/office/word/2018/wordml" xmlns:w16du="http://schemas.microsoft.com/office/word/2023/wordml/word16du" xmlns:w16sdtdh="http://schemas.microsoft.com/office/word/2020/wordml/sdtdatahash" xmlns:w16sdtfl="http://schemas.microsoft.com/office/word/2024/wordml/sdtformatlock" xmlns:w16se="http://schemas.microsoft.com/office/word/2015/wordml/symex" xmlns:wpg="http://schemas.microsoft.com/office/word/2010/wordprocessingGroup" xmlns:wpi="http://schemas.microsoft.com/office/word/2010/wordprocessingInk" xmlns:wne="http://schemas.microsoft.com/office/word/2006/wordml" xmlns:wps="http://schemas.microsoft.com/office/word/2010/wordprocessingShape" mc:Ignorable="w14 w15 w16se w16cid w16 w16cex w16sdtdh w16sdtfl w16du wp14">
   <w:p>
     <w:pPr>
       <w:pStyle w:val="Header"/>
@@ -7829,7 +10634,7 @@
 </file>
 
 <file path=word/numbering.xml><?xml version="1.0" encoding="utf-8"?>
-<w:numbering xmlns:wpc="http://schemas.microsoft.com/office/word/2010/wordprocessingCanvas" xmlns:cx="http://schemas.microsoft.com/office/drawing/2014/chartex" xmlns:cx1="http://schemas.microsoft.com/office/drawing/2015/9/8/chartex" xmlns:cx2="http://schemas.microsoft.com/office/drawing/2015/10/21/chartex" xmlns:cx3="http://schemas.microsoft.com/office/drawing/2016/5/9/chartex" xmlns:cx4="http://schemas.microsoft.com/office/drawing/2016/5/10/chartex" xmlns:cx5="http://schemas.microsoft.com/office/drawing/2016/5/11/chartex" xmlns:cx6="http://schemas.microsoft.com/office/drawing/2016/5/12/chartex" xmlns:cx7="http://schemas.microsoft.com/office/drawing/2016/5/13/chartex" xmlns:cx8="http://schemas.microsoft.com/office/drawing/2016/5/14/chartex" xmlns:mc="http://schemas.openxmlformats.org/markup-compatibility/2006" xmlns:aink="http://schemas.microsoft.com/office/drawing/2016/ink" xmlns:am3d="http://schemas.microsoft.com/office/drawing/2017/model3d" xmlns:o="urn:schemas-microsoft-com:office:office" xmlns:r="http://schemas.openxmlformats.org/officeDocument/2006/relationships" xmlns:m="http://schemas.openxmlformats.org/officeDocument/2006/math" xmlns:v="urn:schemas-microsoft-com:vml" xmlns:wp14="http://schemas.microsoft.com/office/word/2010/wordprocessingDrawing" xmlns:wp="http://schemas.openxmlformats.org/drawingml/2006/wordprocessingDrawing" xmlns:w10="urn:schemas-microsoft-com:office:word" xmlns:w="http://schemas.openxmlformats.org/wordprocessingml/2006/main" xmlns:w14="http://schemas.microsoft.com/office/word/2010/wordml" xmlns:w15="http://schemas.microsoft.com/office/word/2012/wordml" xmlns:w16cex="http://schemas.microsoft.com/office/word/2018/wordml/cex" xmlns:w16cid="http://schemas.microsoft.com/office/word/2016/wordml/cid" xmlns:w16="http://schemas.microsoft.com/office/word/2018/wordml" xmlns:w16se="http://schemas.microsoft.com/office/word/2015/wordml/symex" xmlns:wpg="http://schemas.microsoft.com/office/word/2010/wordprocessingGroup" xmlns:wpi="http://schemas.microsoft.com/office/word/2010/wordprocessingInk" xmlns:wne="http://schemas.microsoft.com/office/word/2006/wordml" xmlns:wps="http://schemas.microsoft.com/office/word/2010/wordprocessingShape" mc:Ignorable="w14 w15 w16se w16cid w16 w16cex wp14">
+<w:numbering xmlns:wpc="http://schemas.microsoft.com/office/word/2010/wordprocessingCanvas" xmlns:cx="http://schemas.microsoft.com/office/drawing/2014/chartex" xmlns:cx1="http://schemas.microsoft.com/office/drawing/2015/9/8/chartex" xmlns:cx2="http://schemas.microsoft.com/office/drawing/2015/10/21/chartex" xmlns:cx3="http://schemas.microsoft.com/office/drawing/2016/5/9/chartex" xmlns:cx4="http://schemas.microsoft.com/office/drawing/2016/5/10/chartex" xmlns:cx5="http://schemas.microsoft.com/office/drawing/2016/5/11/chartex" xmlns:cx6="http://schemas.microsoft.com/office/drawing/2016/5/12/chartex" xmlns:cx7="http://schemas.microsoft.com/office/drawing/2016/5/13/chartex" xmlns:cx8="http://schemas.microsoft.com/office/drawing/2016/5/14/chartex" xmlns:mc="http://schemas.openxmlformats.org/markup-compatibility/2006" xmlns:aink="http://schemas.microsoft.com/office/drawing/2016/ink" xmlns:am3d="http://schemas.microsoft.com/office/drawing/2017/model3d" xmlns:o="urn:schemas-microsoft-com:office:office" xmlns:oel="http://schemas.microsoft.com/office/2019/extlst" xmlns:r="http://schemas.openxmlformats.org/officeDocument/2006/relationships" xmlns:m="http://schemas.openxmlformats.org/officeDocument/2006/math" xmlns:v="urn:schemas-microsoft-com:vml" xmlns:wp14="http://schemas.microsoft.com/office/word/2010/wordprocessingDrawing" xmlns:wp="http://schemas.openxmlformats.org/drawingml/2006/wordprocessingDrawing" xmlns:w10="urn:schemas-microsoft-com:office:word" xmlns:w="http://schemas.openxmlformats.org/wordprocessingml/2006/main" xmlns:w14="http://schemas.microsoft.com/office/word/2010/wordml" xmlns:w15="http://schemas.microsoft.com/office/word/2012/wordml" xmlns:w16cex="http://schemas.microsoft.com/office/word/2018/wordml/cex" xmlns:w16cid="http://schemas.microsoft.com/office/word/2016/wordml/cid" xmlns:w16="http://schemas.microsoft.com/office/word/2018/wordml" xmlns:w16du="http://schemas.microsoft.com/office/word/2023/wordml/word16du" xmlns:w16sdtdh="http://schemas.microsoft.com/office/word/2020/wordml/sdtdatahash" xmlns:w16sdtfl="http://schemas.microsoft.com/office/word/2024/wordml/sdtformatlock" xmlns:w16se="http://schemas.microsoft.com/office/word/2015/wordml/symex" xmlns:wpg="http://schemas.microsoft.com/office/word/2010/wordprocessingGroup" xmlns:wpi="http://schemas.microsoft.com/office/word/2010/wordprocessingInk" xmlns:wne="http://schemas.microsoft.com/office/word/2006/wordml" xmlns:wps="http://schemas.microsoft.com/office/word/2010/wordprocessingShape" mc:Ignorable="w14 w15 w16se w16cid w16 w16cex w16sdtdh w16sdtfl w16du wp14">
   <w:abstractNum w:abstractNumId="0" w15:restartNumberingAfterBreak="0">
     <w:nsid w:val="01A42758"/>
     <w:multiLevelType w:val="hybridMultilevel"/>
@@ -10234,89 +13039,89 @@
       </w:rPr>
     </w:lvl>
   </w:abstractNum>
-  <w:num w:numId="1">
+  <w:num w:numId="1" w16cid:durableId="1974863841">
     <w:abstractNumId w:val="3"/>
   </w:num>
-  <w:num w:numId="2">
+  <w:num w:numId="2" w16cid:durableId="1599168222">
     <w:abstractNumId w:val="14"/>
   </w:num>
-  <w:num w:numId="3">
+  <w:num w:numId="3" w16cid:durableId="1326127986">
     <w:abstractNumId w:val="22"/>
   </w:num>
-  <w:num w:numId="4">
+  <w:num w:numId="4" w16cid:durableId="1249927306">
     <w:abstractNumId w:val="22"/>
     <w:lvlOverride w:ilvl="0">
       <w:startOverride w:val="1"/>
     </w:lvlOverride>
   </w:num>
-  <w:num w:numId="5">
+  <w:num w:numId="5" w16cid:durableId="1410730420">
     <w:abstractNumId w:val="11"/>
   </w:num>
-  <w:num w:numId="6">
+  <w:num w:numId="6" w16cid:durableId="1711298376">
     <w:abstractNumId w:val="2"/>
   </w:num>
-  <w:num w:numId="7">
+  <w:num w:numId="7" w16cid:durableId="1129712950">
     <w:abstractNumId w:val="16"/>
   </w:num>
-  <w:num w:numId="8">
+  <w:num w:numId="8" w16cid:durableId="1731070651">
     <w:abstractNumId w:val="1"/>
   </w:num>
-  <w:num w:numId="9">
+  <w:num w:numId="9" w16cid:durableId="925111646">
     <w:abstractNumId w:val="10"/>
   </w:num>
-  <w:num w:numId="10">
+  <w:num w:numId="10" w16cid:durableId="1639721754">
     <w:abstractNumId w:val="20"/>
   </w:num>
-  <w:num w:numId="11">
+  <w:num w:numId="11" w16cid:durableId="2130514781">
     <w:abstractNumId w:val="12"/>
   </w:num>
-  <w:num w:numId="12">
+  <w:num w:numId="12" w16cid:durableId="2034990074">
     <w:abstractNumId w:val="21"/>
   </w:num>
-  <w:num w:numId="13">
+  <w:num w:numId="13" w16cid:durableId="975374284">
     <w:abstractNumId w:val="13"/>
   </w:num>
-  <w:num w:numId="14">
+  <w:num w:numId="14" w16cid:durableId="138037671">
     <w:abstractNumId w:val="19"/>
   </w:num>
-  <w:num w:numId="15">
+  <w:num w:numId="15" w16cid:durableId="1522088080">
     <w:abstractNumId w:val="18"/>
   </w:num>
-  <w:num w:numId="16">
+  <w:num w:numId="16" w16cid:durableId="1491485394">
     <w:abstractNumId w:val="8"/>
   </w:num>
-  <w:num w:numId="17">
+  <w:num w:numId="17" w16cid:durableId="589629510">
     <w:abstractNumId w:val="4"/>
   </w:num>
-  <w:num w:numId="18">
+  <w:num w:numId="18" w16cid:durableId="1081218593">
     <w:abstractNumId w:val="7"/>
   </w:num>
-  <w:num w:numId="19">
+  <w:num w:numId="19" w16cid:durableId="436798379">
     <w:abstractNumId w:val="0"/>
   </w:num>
-  <w:num w:numId="20">
+  <w:num w:numId="20" w16cid:durableId="1655912206">
     <w:abstractNumId w:val="6"/>
   </w:num>
-  <w:num w:numId="21">
+  <w:num w:numId="21" w16cid:durableId="668604099">
     <w:abstractNumId w:val="5"/>
   </w:num>
-  <w:num w:numId="22">
+  <w:num w:numId="22" w16cid:durableId="184363841">
     <w:abstractNumId w:val="9"/>
   </w:num>
-  <w:num w:numId="23">
+  <w:num w:numId="23" w16cid:durableId="2131505393">
     <w:abstractNumId w:val="15"/>
   </w:num>
-  <w:num w:numId="24">
+  <w:num w:numId="24" w16cid:durableId="1895123016">
     <w:abstractNumId w:val="17"/>
   </w:num>
-  <w:num w:numId="25">
+  <w:num w:numId="25" w16cid:durableId="1642926755">
     <w:abstractNumId w:val="23"/>
   </w:num>
 </w:numbering>
 </file>
 
 <file path=word/styles.xml><?xml version="1.0" encoding="utf-8"?>
-<w:styles xmlns:mc="http://schemas.openxmlformats.org/markup-compatibility/2006" xmlns:r="http://schemas.openxmlformats.org/officeDocument/2006/relationships" xmlns:w="http://schemas.openxmlformats.org/wordprocessingml/2006/main" xmlns:w14="http://schemas.microsoft.com/office/word/2010/wordml" xmlns:w15="http://schemas.microsoft.com/office/word/2012/wordml" xmlns:w16cex="http://schemas.microsoft.com/office/word/2018/wordml/cex" xmlns:w16cid="http://schemas.microsoft.com/office/word/2016/wordml/cid" xmlns:w16="http://schemas.microsoft.com/office/word/2018/wordml" xmlns:w16se="http://schemas.microsoft.com/office/word/2015/wordml/symex" mc:Ignorable="w14 w15 w16se w16cid w16 w16cex">
+<w:styles xmlns:mc="http://schemas.openxmlformats.org/markup-compatibility/2006" xmlns:r="http://schemas.openxmlformats.org/officeDocument/2006/relationships" xmlns:w="http://schemas.openxmlformats.org/wordprocessingml/2006/main" xmlns:w14="http://schemas.microsoft.com/office/word/2010/wordml" xmlns:w15="http://schemas.microsoft.com/office/word/2012/wordml" xmlns:w16cex="http://schemas.microsoft.com/office/word/2018/wordml/cex" xmlns:w16cid="http://schemas.microsoft.com/office/word/2016/wordml/cid" xmlns:w16="http://schemas.microsoft.com/office/word/2018/wordml" xmlns:w16du="http://schemas.microsoft.com/office/word/2023/wordml/word16du" xmlns:w16sdtdh="http://schemas.microsoft.com/office/word/2020/wordml/sdtdatahash" xmlns:w16sdtfl="http://schemas.microsoft.com/office/word/2024/wordml/sdtformatlock" xmlns:w16se="http://schemas.microsoft.com/office/word/2015/wordml/symex" mc:Ignorable="w14 w15 w16se w16cid w16 w16cex w16sdtdh w16sdtfl w16du">
   <w:docDefaults>
     <w:rPrDefault>
       <w:rPr>
@@ -11209,7 +14014,6 @@
     <w:basedOn w:val="Normal"/>
     <w:link w:val="CommentTextChar"/>
     <w:uiPriority w:val="99"/>
-    <w:semiHidden/>
     <w:unhideWhenUsed/>
     <w:rsid w:val="00621CC3"/>
     <w:pPr>
@@ -11225,7 +14029,6 @@
     <w:basedOn w:val="DefaultParagraphFont"/>
     <w:link w:val="CommentText"/>
     <w:uiPriority w:val="99"/>
-    <w:semiHidden/>
     <w:rsid w:val="00621CC3"/>
     <w:rPr>
       <w:rFonts w:ascii="Arial" w:hAnsi="Arial"/>
@@ -11578,6 +14381,20 @@
       <w:szCs w:val="20"/>
     </w:rPr>
   </w:style>
+  <w:style w:type="paragraph" w:styleId="Revision">
+    <w:name w:val="Revision"/>
+    <w:hidden/>
+    <w:uiPriority w:val="99"/>
+    <w:semiHidden/>
+    <w:rsid w:val="006479BC"/>
+    <w:pPr>
+      <w:spacing w:after="0" w:line="240" w:lineRule="auto"/>
+    </w:pPr>
+    <w:rPr>
+      <w:rFonts w:ascii="Calibri" w:hAnsi="Calibri"/>
+      <w:color w:val="333E48"/>
+    </w:rPr>
+  </w:style>
 </w:styles>
 </file>
 
